--- a/SCIE용/논문/영문 초안.docx
+++ b/SCIE용/논문/영문 초안.docx
@@ -21,7 +21,7 @@
     </w:p>
     <w:p>
       <w:pPr>
-        <w:spacing w:after="280"/>
+        <w:spacing w:after="120"/>
         <w:jc w:val="center"/>
       </w:pPr>
       <w:r>
@@ -35,6 +35,51 @@
     </w:p>
     <w:p>
       <w:pPr>
+        <w:spacing w:after="40"/>
+        <w:jc w:val="center"/>
+      </w:pPr>
+      <w:r>
+        <w:rPr>
+          <w:rFonts w:ascii="Arial" w:hAnsi="Arial" w:eastAsia="Arial" w:cs="Arial"/>
+          <w:b/>
+          <w:color w:val="141414"/>
+          <w:sz w:val="21"/>
+        </w:rPr>
+        <w:t>Jimin Lee</w:t>
+      </w:r>
+    </w:p>
+    <w:p>
+      <w:pPr>
+        <w:spacing w:after="20"/>
+        <w:jc w:val="center"/>
+      </w:pPr>
+      <w:r>
+        <w:rPr>
+          <w:rFonts w:ascii="Arial" w:hAnsi="Arial" w:eastAsia="Arial" w:cs="Arial"/>
+          <w:b w:val="0"/>
+          <w:color w:val="5F5F5F"/>
+          <w:sz w:val="19"/>
+        </w:rPr>
+        <w:t>Artificial Intelligence, Graduate School of Information and Telecommunications, Konkuk University, Seoul 05029, Republic of Korea</w:t>
+      </w:r>
+    </w:p>
+    <w:p>
+      <w:pPr>
+        <w:spacing w:after="240"/>
+        <w:jc w:val="center"/>
+      </w:pPr>
+      <w:r>
+        <w:rPr>
+          <w:rFonts w:ascii="Arial" w:hAnsi="Arial" w:eastAsia="Arial" w:cs="Arial"/>
+          <w:b w:val="0"/>
+          <w:color w:val="5F5F5F"/>
+          <w:sz w:val="19"/>
+        </w:rPr>
+        <w:t>Email: jiminlee0508@naver.com | ORCID: 0009-0009-3159-6517</w:t>
+      </w:r>
+    </w:p>
+    <w:p>
+      <w:pPr>
         <w:pStyle w:val="Heading1"/>
       </w:pPr>
       <w:r>
@@ -62,7 +107,7 @@
           <w:rFonts w:ascii="Calibri" w:hAnsi="Calibri" w:eastAsia="맑은 고딕"/>
           <w:sz w:val="22"/>
         </w:rPr>
-        <w:t>For evaluation, a set of 70 queries was constructed from a collaborative robot training manual, and each query was annotated with a relevant text answer, a ground-truth image, and a training-stage label. Four retrieval groups were compared: keyword-based retrieval (G1), text-only RAG (G2), multimodal RAG (G3), and stage-estimation-based context-aware multimodal RAG (G4). Compared with G3, G4 increased Image Recall@5 from 74.3% to 85.7%, Image Recall@10 from 84.3% to 92.9%, and Image MRR from 0.534 to 0.608. Image Recall@1 also increased from 38.6% to 44.3%. These results indicate that stage-aware context re-ranking can move relevant images and diagrams to higher positions in the candidate ranking. Nevertheless, Image Recall@1 remained below 50%, indicating that the proposed method does not fully solve fine-grained image retrieval. In addition, response quality did not improve consistently across all language models. Accordingly, the principal contribution of this study is limited to improving context-aware multimodal retrieval rather than generation quality. Remaining limitations include errors in query-based stage estimation and difficulty distinguishing visually similar images located on the same page or within the same section.</w:t>
+        <w:t>For evaluation, a set of 70 queries was constructed from a collaborative robot training manual, and each query was annotated with a relevant text answer, a ground-truth image, and a training-stage label. Four retrieval groups were compared: keyword-based retrieval (G1), text-only RAG (G2), multimodal RAG (G3), and stage-estimation-based context-aware multimodal RAG (G4). Compared with G3, G4 increased Image Recall@5 from 71.4% to 77.1%, Image Recall@10 from 80.0% to 87.1%, and Image MRR from 0.572 to 0.620. Image Recall@1 also increased from 45.7% to 48.6%. These results indicate that stage-aware context re-ranking can move relevant images and diagrams to higher positions in the candidate ranking. Nevertheless, Image Recall@1 remained below 50%, indicating that the proposed method does not fully solve fine-grained image retrieval. In addition, response quality did not improve consistently across all language models. Accordingly, the principal contribution of this study is limited to improving context-aware multimodal retrieval rather than generation quality. Remaining limitations include errors in query-based stage estimation and difficulty distinguishing visually similar images located on the same page or within the same section.</w:t>
       </w:r>
     </w:p>
     <w:p>
@@ -102,7 +147,7 @@
           <w:rFonts w:ascii="Calibri" w:hAnsi="Calibri" w:eastAsia="맑은 고딕"/>
           <w:sz w:val="22"/>
         </w:rPr>
-        <w:t>Collaborative robots are used in manufacturing, education, and research environments where humans and robots share a workspace. In engineering education, learners can practice procedures such as robot installation, coordinate configuration, safety configuration, direct teaching, and program execution.</w:t>
+        <w:t>Collaborative robots are used in manufacturing, education, and research environments where humans and robots share a workspace. Prior work has emphasized the need for hands-on curricula that combine collaborative-robot concepts, safety, operation, and programming [1]. Because collaborative operation also requires safe and intuitive human-robot interaction [2], [3], learners must understand both procedural knowledge and the visual evidence presented in technical manuals.</w:t>
       </w:r>
     </w:p>
     <w:p>
@@ -114,7 +159,7 @@
           <w:rFonts w:ascii="Calibri" w:hAnsi="Calibri" w:eastAsia="맑은 고딕"/>
           <w:sz w:val="22"/>
         </w:rPr>
-        <w:t>The collaborative robot training manual analyzed in this study distributes procedural descriptions, teach pendant screens, wiring diagrams, and safety configuration images across multiple pages. To identify information relevant to a particular training situation, learners must examine not only menu names and configuration items but also screen locations and associated images. Novice learners may also have difficulty connecting their current training stage to the corresponding section of the manual.</w:t>
+        <w:t>The collaborative robot training manual analyzed in this study distributes procedural descriptions, teach pendant screens, wiring diagrams, and safety configuration images across multiple pages [30]. To identify information relevant to a particular training situation, learners must examine not only menu names and configuration items but also screen locations and associated images. Novice learners may also have difficulty connecting their current training stage to the corresponding section of the manual.</w:t>
       </w:r>
     </w:p>
     <w:p>
@@ -126,7 +171,7 @@
           <w:rFonts w:ascii="Calibri" w:hAnsi="Calibri" w:eastAsia="맑은 고딕"/>
           <w:sz w:val="22"/>
         </w:rPr>
-        <w:t>Retrieval-augmented generation (RAG) uses evidence retrieved from external documents to support language-model response generation [1]. Conventional text-only RAG primarily retrieves text chunks and may therefore provide a limited range of evidence for documents in which images, diagrams, and screen examples are necessary to understand a procedure. Because text and visual materials play complementary roles in collaborative robot training manuals, text retrieval alone may be insufficient to construct the required evidence.</w:t>
+        <w:t>Retrieval-augmented generation (RAG) uses evidence retrieved from external documents to support language-model response generation [4]. Conventional text-only RAG primarily retrieves text chunks and may therefore provide a limited range of evidence for documents in which images, diagrams, and screen examples are necessary to understand a procedure. Because text and visual materials play complementary roles in collaborative robot training manuals, text retrieval alone may be insufficient to construct the required evidence.</w:t>
       </w:r>
     </w:p>
     <w:p>
@@ -278,7 +323,7 @@
           <w:rFonts w:ascii="Calibri" w:hAnsi="Calibri" w:eastAsia="맑은 고딕"/>
           <w:sz w:val="22"/>
         </w:rPr>
-        <w:t>RAG supplements the parametric knowledge of an LLM with evidence retrieved from external documents [1]. A typical RAG pipeline divides documents into chunks, embeds each chunk, and stores the resulting representations in a vector database. When a user submits a query, the system compares the query embedding with document embeddings, retrieves relevant chunks, and supplies them to the language model as context for answer generation.</w:t>
+        <w:t>RAG supplements the parametric knowledge of an LLM with evidence retrieved from external documents [4]. Subsequent retrieval-augmented architectures have investigated the aggregation of multiple retrieved passages [5] and retrieval from large external memories during language modeling [6]. A typical RAG pipeline divides documents into chunks, embeds each chunk, stores the resulting representations, retrieves relevant evidence for a query, and supplies that evidence to a language model. Surveys of RAG systems consequently distinguish retrieval, augmentation, generation, and evaluation as related but separable components [11].</w:t>
       </w:r>
     </w:p>
     <w:p>
@@ -290,7 +335,7 @@
           <w:rFonts w:ascii="Calibri" w:hAnsi="Calibri" w:eastAsia="맑은 고딕"/>
           <w:sz w:val="22"/>
         </w:rPr>
-        <w:t>Retrieval methods used in RAG can broadly be divided into sparse and dense retrieval. BM25 is widely used as a representative keyword-based sparse retrieval baseline [3], whereas Dense Passage Retrieval (DPR) represents questions and passages using dense vectors [2]. In this study, G1 serves as the keyword-based baseline, while G2 implements dense retrieval using BGE-M3 embeddings [4].</w:t>
+        <w:t>Retrieval methods used in RAG can broadly be divided into sparse and dense retrieval. BM25 is widely used as a representative keyword-based sparse retrieval baseline [8], whereas Dense Passage Retrieval (DPR) represents questions and passages using dense vectors [7]. Sentence-BERT further demonstrated efficient semantic similarity search using sentence embeddings [9]. In this study, G1 serves as the keyword-based baseline, while G2 implements multilingual dense retrieval using BGE-M3 embeddings [10].</w:t>
       </w:r>
     </w:p>
     <w:p>
@@ -322,7 +367,7 @@
           <w:rFonts w:ascii="Calibri" w:hAnsi="Calibri" w:eastAsia="맑은 고딕"/>
           <w:sz w:val="22"/>
         </w:rPr>
-        <w:t>Multimodal retrieval uses information from different modalities, such as text, images, diagrams, and audio, to identify relevant evidence. Vision-language models that map images and text into a shared embedding space enable text-to-image retrieval and image-text association. CLIP is a representative vision-language model trained with natural-language supervision [5], while SigLIP introduces sigmoid-loss-based image-text pretraining [6]. In this study, CLIP is discussed as related work, whereas SigLIP is the vision-language model used to compute text-image semantic similarity.</w:t>
+        <w:t>Multimodal retrieval uses information from different modalities, such as text, images, diagrams, and audio, to identify relevant evidence. Vision-language models that map images and text into a shared embedding space enable text-to-image retrieval and image-text association. CLIP established a widely used contrastive image-text representation [12], and ALIGN demonstrated large-scale dual-encoder learning from noisy image-text pairs [13]. BLIP extended vision-language pretraining toward both understanding and generation tasks [14]. SigLIP replaces global softmax normalization with a pairwise sigmoid loss during image-text pretraining [15]. In this study, CLIP, ALIGN, and BLIP are discussed as related vision-language approaches, whereas SigLIP is the model used to compute text-image semantic similarity.</w:t>
       </w:r>
     </w:p>
     <w:p>
@@ -334,15 +379,7 @@
           <w:rFonts w:ascii="Calibri" w:hAnsi="Calibri" w:eastAsia="맑은 고딕"/>
           <w:sz w:val="22"/>
         </w:rPr>
-        <w:t>Training manuals frequently describe a single procedure using both text and images. A menu path may be explained in text, while the learner must also inspect a teach pendant or configuration screen. Independently returning text and image search results is therefore insufficient. A retrieval system must also consider how textual and visual materials are connected by page layout, surrounding context, and training stage.</w:t>
-      </w:r>
-    </w:p>
-    <w:p>
-      <w:pPr>
-        <w:pStyle w:val="Heading2"/>
-      </w:pPr>
-      <w:r>
-        <w:t>2.3 Context-Aware Retrieval for Training Guidance</w:t>
+        <w:t>Multimodal RAG research has extended retrieval-augmented generation to external memories containing both text and images. MuRAG retrieves from a multimodal memory for question answering [16], REVEAL integrates multiple multimodal knowledge sources [17], and RA-CM3 retrieves and generates both text and images [18]. These methods establish the value of multimodal external evidence, but they do not directly address stage-aware retrieval from a compact technical training manual.</w:t>
       </w:r>
     </w:p>
     <w:p>
@@ -354,7 +391,27 @@
           <w:rFonts w:ascii="Calibri" w:hAnsi="Calibri" w:eastAsia="맑은 고딕"/>
           <w:sz w:val="22"/>
         </w:rPr>
-        <w:t>Queries in a practical training environment may be associated with particular task stages. Even when two queries contain similar terms, the required evidence and related image may differ depending on whether the learner is performing installation, configuring safety settings, or executing a program. Prior work on collaborative robot education has discussed the importance of laboratory practice and training modules involving safety, operation, and programming [12]. Retrieval for training guidance should therefore consider the training stage and manual structure in addition to semantic query similarity.</w:t>
+        <w:t>Training manuals frequently describe a single procedure using both text and images. A menu path may be explained in text, while the learner must also inspect a teach pendant or configuration screen. Document-understanding research has also shown that textual content and two-dimensional layout provide complementary information [19]. Independently returning text and image search results is therefore insufficient in the present setting. A retrieval system must consider how textual and visual materials are connected by page layout, surrounding context, and training stage.</w:t>
+      </w:r>
+    </w:p>
+    <w:p>
+      <w:pPr>
+        <w:pStyle w:val="Heading2"/>
+      </w:pPr>
+      <w:r>
+        <w:t>2.3 Context-Aware Retrieval for Training Guidance</w:t>
+      </w:r>
+    </w:p>
+    <w:p>
+      <w:pPr>
+        <w:spacing w:before="0" w:after="120" w:line="264" w:lineRule="auto"/>
+      </w:pPr>
+      <w:r>
+        <w:rPr>
+          <w:rFonts w:ascii="Calibri" w:hAnsi="Calibri" w:eastAsia="맑은 고딕"/>
+          <w:sz w:val="22"/>
+        </w:rPr>
+        <w:t>Queries in a practical training environment may be associated with particular task stages. Even when two queries contain similar terms, the required evidence and related image may differ depending on whether the learner is performing installation, configuring safety settings, or executing a program. Prior collaborative-robot education work has discussed the importance of laboratory practice and training modules involving safety, operation, and programming [1]. Research on industrial human-robot collaboration and ISO safety guidance also highlights the importance of safe, interpretable operation [2], [3]. Retrieval for training guidance should therefore consider the training stage and manual structure in addition to semantic query similarity.</w:t>
       </w:r>
     </w:p>
     <w:p>
@@ -669,7 +726,7 @@
           <w:rFonts w:ascii="Calibri" w:hAnsi="Calibri" w:eastAsia="맑은 고딕"/>
           <w:sz w:val="22"/>
         </w:rPr>
-        <w:t>. BGE-M3 is used to generate text embeddings, and ChromaDB is used as the vector database.</w:t>
+        <w:t>. BGE-M3 is used to generate multilingual text embeddings [10], and ChromaDB is used for persistent storage of embeddings, documents, and metadata [28].</w:t>
       </w:r>
     </w:p>
     <w:p>
@@ -681,7 +738,7 @@
           <w:rFonts w:ascii="Calibri" w:hAnsi="Calibri" w:eastAsia="맑은 고딕"/>
           <w:sz w:val="22"/>
         </w:rPr>
-        <w:t>In G2, the top-k text candidates are retrieved using the similarity between the query embedding and text-chunk embeddings. These candidates provide evidence for LLM-based answer generation.</w:t>
+        <w:t>In G2, the top-k text candidates are retrieved using the similarity between the query embedding and text-chunk embeddings. To make ranking deterministic for the fixed, compact corpus, the implementation loads the stored vectors and computes the squared Euclidean distance from the query to every text vector before sorting. The same exhaustive ranking procedure is applied to the stored image vectors used by G3 and G4. ChromaDB therefore serves as the persistent vector store, while the final experimental ranking bypasses approximate nearest-neighbor traversal. These candidates provide evidence for LLM-based answer generation.</w:t>
       </w:r>
     </w:p>
     <w:p>
@@ -701,7 +758,7 @@
           <w:rFonts w:ascii="Calibri" w:hAnsi="Calibri" w:eastAsia="맑은 고딕"/>
           <w:sz w:val="22"/>
         </w:rPr>
-        <w:t>Images and diagrams extracted from the manual are managed using their filenames, page numbers, and image BBoxes. Because an isolated image may have limited semantic information, spatial and semantic associations between text chunks and images are computed during preprocessing. For each text chunk, images on the same page and the following page are collected as initial candidates. On the same page, the two-dimensional distance between the grouped text BBox and the center of the image BBox is calculated. The distance is adjusted to reflect the common manual layout in which an image appears below the corresponding text. A spatial penalty is applied to candidates on the following page.</w:t>
+        <w:t>Images and diagrams extracted from the manual are managed using their filenames, page numbers, and image BBoxes. Because an isolated image may have limited semantic information, spatial and semantic associations between text chunks and images are computed during preprocessing. This use of spatial metadata is consistent with the broader observation that document layout carries information beyond text alone [19]. For each text chunk, images on the same page and the following page are collected as initial candidates. On the same page, the two-dimensional distance between the grouped text BBox and the center of the image BBox is calculated. The distance is adjusted to reflect the common manual layout in which an image appears below the corresponding text. A spatial penalty is applied to candidates on the following page.</w:t>
       </w:r>
     </w:p>
     <w:p>
@@ -728,7 +785,7 @@
           <w:rFonts w:ascii="Calibri" w:hAnsi="Calibri" w:eastAsia="맑은 고딕"/>
           <w:sz w:val="22"/>
         </w:rPr>
-        <w:t xml:space="preserve"> are determined using SigLIP image-text cosine similarity. The cosine values are normalized to the range of 0 to 1 using robust boundaries derived from the preprocessing-pair distribution, and the same fixed boundaries are applied to the full dataset. BBox therefore removes spatially distant images, whereas SigLIP ranks the retained candidates by semantic relevance. These computations are performed once during offline preprocessing; the application uses only the stored mappings at runtime.</w:t>
+        <w:t xml:space="preserve"> are determined using SigLIP image-text cosine similarity [15]. The cosine values are normalized to the range of 0 to 1 using robust boundaries derived from the preprocessing-pair distribution, and the same fixed boundaries are applied to the full dataset. BBox therefore removes spatially distant images, whereas SigLIP ranks the retained candidates by semantic relevance. These computations are performed once during offline preprocessing; the application uses only the stored mappings at runtime.</w:t>
       </w:r>
     </w:p>
     <w:p>
@@ -1791,7 +1848,6 @@
     </w:p>
     <w:p>
       <w:pPr>
-        <w:keepNext/>
         <w:spacing w:before="160" w:after="80" w:line="264" w:lineRule="auto"/>
       </w:pPr>
       <w:r>
@@ -1838,7 +1894,6 @@
           </w:tcPr>
           <w:p>
             <w:pPr>
-              <w:keepLines/>
               <w:spacing w:after="0"/>
               <w:jc w:val="left"/>
             </w:pPr>
@@ -2081,7 +2136,7 @@
           <w:rFonts w:ascii="Calibri" w:hAnsi="Calibri" w:eastAsia="맑은 고딕"/>
           <w:sz w:val="22"/>
         </w:rPr>
-        <w:t>The system uses local LLMs to support deployment in resource-constrained environments. The implementation allows responses to be generated and compared using models from the Qwen, Gemma, and Llama families. Retrieved textual evidence and image-candidate information are supplied as context for generating training guidance.</w:t>
+        <w:t>The system uses local LLMs to support deployment in resource-constrained environments. The implementation allows responses to be generated and compared using Qwen 2.5 [22], Gemma 2 [23], and Llama 3.1-family [24] models. Retrieved textual evidence and image-candidate information are supplied as context for generating training guidance.</w:t>
       </w:r>
     </w:p>
     <w:p>
@@ -2093,7 +2148,7 @@
           <w:rFonts w:ascii="Calibri" w:hAnsi="Calibri" w:eastAsia="맑은 고딕"/>
           <w:sz w:val="22"/>
         </w:rPr>
-        <w:t>For offline operation, the application uses Ollama-hosted local models and does not call an external LLM API at runtime. The selected models are 7B-9B Q4-quantized models, which reduce local storage and memory requirements. BBox distance and SigLIP text-image similarity are computed during preprocessing, while runtime retrieval uses the stored indexes and mapping metadata. This configuration is intended to provide both textual evidence and related images without relying on a cloud-based model.</w:t>
+        <w:t>For offline operation, the application uses Ollama-hosted local models and does not call an external LLM API at runtime. The selected models are 7B-9B Q4-quantized models, reflecting the broader use of low-bit quantization to reduce model memory and inference requirements [25], [26], [27]. These citations provide quantization background; the present system uses the Q4 model packages supplied through its local runtime rather than implementing QLoRA, GPTQ, or AWQ as a new contribution. BBox distance and SigLIP text-image similarity are computed during preprocessing, while runtime retrieval uses the stored indexes and mapping metadata. This configuration is intended to provide both textual evidence and related images without relying on a cloud-based model.</w:t>
       </w:r>
     </w:p>
     <w:p>
@@ -2145,7 +2200,7 @@
           <w:rFonts w:ascii="Calibri" w:hAnsi="Calibri" w:eastAsia="맑은 고딕"/>
           <w:sz w:val="22"/>
         </w:rPr>
-        <w:t>The experimental dataset was constructed from a collaborative robot training manual. A total of 70 queries were created, and each query was annotated with relevant text, a ground-truth image, and a training-stage label. The queries cover procedures frequently encountered in collaborative robot training, including installation, power supply, teach pendant operation, direct teaching, coordinate configuration, safety configuration, I/O wiring, and system management.</w:t>
+        <w:t>The experimental dataset was constructed from the Doosan Robotics DART-Platform manual [30]. The manual and its visual materials were used in this study with permission from Doosan Robotics, and the source manual is cited in [30]. A total of 70 queries were created, and each query was annotated with relevant text, a ground-truth image, and a training-stage label. The queries cover procedures frequently encountered in collaborative robot training, including installation, power supply, teach pendant operation, direct teaching, coordinate configuration, safety configuration, I/O wiring, and system management.</w:t>
       </w:r>
     </w:p>
     <w:p>
@@ -2180,51 +2235,65 @@
         <w:t>The experiment compared the following four groups.</w:t>
       </w:r>
     </w:p>
+    <w:p>
+      <w:pPr>
+        <w:spacing w:before="0" w:after="0" w:line="240" w:lineRule="auto"/>
+      </w:pPr>
+      <w:r>
+        <w:rPr>
+          <w:rFonts w:ascii="Calibri" w:hAnsi="Calibri" w:eastAsia="?? ??"/>
+          <w:sz w:val="19"/>
+        </w:rPr>
+        <w:t xml:space="preserve"> </w:t>
+      </w:r>
+    </w:p>
     <w:tbl>
       <w:tblPr>
-        <w:tblStyle w:val="TableGrid"/>
         <w:tblW w:type="dxa" w:w="9360"/>
-        <w:jc w:val="left"/>
         <w:tblLayout w:type="fixed"/>
         <w:tblLook w:firstColumn="1" w:firstRow="1" w:lastColumn="0" w:lastRow="0" w:noHBand="0" w:noVBand="1" w:val="04A0"/>
+        <w:jc w:val="left"/>
         <w:tblInd w:w="120" w:type="dxa"/>
         <w:tblBorders>
-          <w:top w:val="single" w:sz="4" w:space="0" w:color="B8C2CC"/>
-          <w:left w:val="single" w:sz="4" w:space="0" w:color="B8C2CC"/>
-          <w:bottom w:val="single" w:sz="4" w:space="0" w:color="B8C2CC"/>
-          <w:right w:val="single" w:sz="4" w:space="0" w:color="B8C2CC"/>
-          <w:insideH w:val="single" w:sz="4" w:space="0" w:color="B8C2CC"/>
-          <w:insideV w:val="single" w:sz="4" w:space="0" w:color="B8C2CC"/>
+          <w:top w:val="single" w:sz="8" w:space="0" w:color="000000"/>
+          <w:left w:val="nil" w:sz="0" w:space="0" w:color="000000"/>
+          <w:bottom w:val="single" w:sz="8" w:space="0" w:color="000000"/>
+          <w:right w:val="nil" w:sz="0" w:space="0" w:color="000000"/>
+          <w:insideH w:val="nil" w:sz="0" w:space="0" w:color="000000"/>
+          <w:insideV w:val="nil" w:sz="0" w:space="0" w:color="000000"/>
         </w:tblBorders>
       </w:tblPr>
       <w:tblGrid>
-        <w:gridCol w:w="3120"/>
-        <w:gridCol w:w="3120"/>
-        <w:gridCol w:w="3120"/>
+        <w:gridCol w:w="1080"/>
+        <w:gridCol w:w="2520"/>
+        <w:gridCol w:w="5760"/>
       </w:tblGrid>
       <w:tr>
         <w:tc>
           <w:tcPr>
-            <w:tcW w:type="dxa" w:w="2448"/>
+            <w:tcW w:type="dxa" w:w="1080"/>
             <w:vAlign w:val="center"/>
             <w:tcMar>
-              <w:top w:w="80" w:type="dxa"/>
+              <w:top w:w="40" w:type="dxa"/>
               <w:start w:w="120" w:type="dxa"/>
-              <w:bottom w:w="80" w:type="dxa"/>
+              <w:bottom w:w="40" w:type="dxa"/>
               <w:end w:w="120" w:type="dxa"/>
             </w:tcMar>
-            <w:shd w:fill="F2F4F7"/>
+            <w:shd w:fill="auto" w:val="clear"/>
+            <w:tcBorders>
+              <w:bottom w:val="single" w:sz="6" w:space="0" w:color="000000"/>
+            </w:tcBorders>
           </w:tcPr>
           <w:p>
             <w:pPr>
-              <w:spacing w:before="0" w:after="0" w:line="264" w:lineRule="auto"/>
+              <w:spacing w:before="0" w:after="0" w:line="240" w:lineRule="auto"/>
               <w:jc w:val="left"/>
             </w:pPr>
             <w:r>
               <w:rPr>
                 <w:rFonts w:ascii="Calibri" w:hAnsi="Calibri" w:eastAsia="맑은 고딕"/>
                 <w:b/>
-                <w:sz w:val="20"/>
+                <w:sz w:val="18"/>
               </w:rPr>
               <w:t>Group</w:t>
             </w:r>
@@ -2232,26 +2301,29 @@
         </w:tc>
         <w:tc>
           <w:tcPr>
-            <w:tcW w:type="dxa" w:w="3456"/>
+            <w:tcW w:type="dxa" w:w="2520"/>
             <w:vAlign w:val="center"/>
             <w:tcMar>
-              <w:top w:w="80" w:type="dxa"/>
+              <w:top w:w="40" w:type="dxa"/>
               <w:start w:w="120" w:type="dxa"/>
-              <w:bottom w:w="80" w:type="dxa"/>
+              <w:bottom w:w="40" w:type="dxa"/>
               <w:end w:w="120" w:type="dxa"/>
             </w:tcMar>
-            <w:shd w:fill="F2F4F7"/>
+            <w:shd w:fill="auto" w:val="clear"/>
+            <w:tcBorders>
+              <w:bottom w:val="single" w:sz="6" w:space="0" w:color="000000"/>
+            </w:tcBorders>
           </w:tcPr>
           <w:p>
             <w:pPr>
-              <w:spacing w:before="0" w:after="0" w:line="264" w:lineRule="auto"/>
+              <w:spacing w:before="0" w:after="0" w:line="240" w:lineRule="auto"/>
               <w:jc w:val="center"/>
             </w:pPr>
             <w:r>
               <w:rPr>
                 <w:rFonts w:ascii="Calibri" w:hAnsi="Calibri" w:eastAsia="맑은 고딕"/>
                 <w:b/>
-                <w:sz w:val="20"/>
+                <w:sz w:val="18"/>
               </w:rPr>
               <w:t>Name</w:t>
             </w:r>
@@ -2259,26 +2331,29 @@
         </w:tc>
         <w:tc>
           <w:tcPr>
-            <w:tcW w:type="dxa" w:w="3456"/>
+            <w:tcW w:type="dxa" w:w="5760"/>
             <w:vAlign w:val="center"/>
             <w:tcMar>
-              <w:top w:w="80" w:type="dxa"/>
+              <w:top w:w="40" w:type="dxa"/>
               <w:start w:w="120" w:type="dxa"/>
-              <w:bottom w:w="80" w:type="dxa"/>
+              <w:bottom w:w="40" w:type="dxa"/>
               <w:end w:w="120" w:type="dxa"/>
             </w:tcMar>
-            <w:shd w:fill="F2F4F7"/>
+            <w:shd w:fill="auto" w:val="clear"/>
+            <w:tcBorders>
+              <w:bottom w:val="single" w:sz="6" w:space="0" w:color="000000"/>
+            </w:tcBorders>
           </w:tcPr>
           <w:p>
             <w:pPr>
-              <w:spacing w:before="0" w:after="0" w:line="264" w:lineRule="auto"/>
+              <w:spacing w:before="0" w:after="0" w:line="240" w:lineRule="auto"/>
               <w:jc w:val="center"/>
             </w:pPr>
             <w:r>
               <w:rPr>
                 <w:rFonts w:ascii="Calibri" w:hAnsi="Calibri" w:eastAsia="맑은 고딕"/>
                 <w:b/>
-                <w:sz w:val="20"/>
+                <w:sz w:val="18"/>
               </w:rPr>
               <w:t>Description</w:t>
             </w:r>
@@ -2288,25 +2363,25 @@
       <w:tr>
         <w:tc>
           <w:tcPr>
-            <w:tcW w:type="dxa" w:w="2448"/>
+            <w:tcW w:type="dxa" w:w="1080"/>
             <w:vAlign w:val="center"/>
             <w:tcMar>
-              <w:top w:w="80" w:type="dxa"/>
+              <w:top w:w="40" w:type="dxa"/>
               <w:start w:w="120" w:type="dxa"/>
-              <w:bottom w:w="80" w:type="dxa"/>
+              <w:bottom w:w="40" w:type="dxa"/>
               <w:end w:w="120" w:type="dxa"/>
             </w:tcMar>
           </w:tcPr>
           <w:p>
             <w:pPr>
-              <w:spacing w:before="0" w:after="0" w:line="264" w:lineRule="auto"/>
+              <w:spacing w:before="0" w:after="0" w:line="240" w:lineRule="auto"/>
               <w:jc w:val="left"/>
             </w:pPr>
             <w:r>
               <w:rPr>
                 <w:rFonts w:ascii="Calibri" w:hAnsi="Calibri" w:eastAsia="맑은 고딕"/>
                 <w:b w:val="0"/>
-                <w:sz w:val="20"/>
+                <w:sz w:val="18"/>
               </w:rPr>
               <w:t>G1</w:t>
             </w:r>
@@ -2314,25 +2389,25 @@
         </w:tc>
         <w:tc>
           <w:tcPr>
-            <w:tcW w:type="dxa" w:w="3456"/>
+            <w:tcW w:type="dxa" w:w="2520"/>
             <w:vAlign w:val="center"/>
             <w:tcMar>
-              <w:top w:w="80" w:type="dxa"/>
+              <w:top w:w="40" w:type="dxa"/>
               <w:start w:w="120" w:type="dxa"/>
-              <w:bottom w:w="80" w:type="dxa"/>
+              <w:bottom w:w="40" w:type="dxa"/>
               <w:end w:w="120" w:type="dxa"/>
             </w:tcMar>
           </w:tcPr>
           <w:p>
             <w:pPr>
-              <w:spacing w:before="0" w:after="0" w:line="264" w:lineRule="auto"/>
+              <w:spacing w:before="0" w:after="0" w:line="240" w:lineRule="auto"/>
               <w:jc w:val="center"/>
             </w:pPr>
             <w:r>
               <w:rPr>
                 <w:rFonts w:ascii="Calibri" w:hAnsi="Calibri" w:eastAsia="맑은 고딕"/>
                 <w:b w:val="0"/>
-                <w:sz w:val="20"/>
+                <w:sz w:val="18"/>
               </w:rPr>
               <w:t>Keyword Search</w:t>
             </w:r>
@@ -2340,25 +2415,25 @@
         </w:tc>
         <w:tc>
           <w:tcPr>
-            <w:tcW w:type="dxa" w:w="3456"/>
+            <w:tcW w:type="dxa" w:w="5760"/>
             <w:vAlign w:val="center"/>
             <w:tcMar>
-              <w:top w:w="80" w:type="dxa"/>
+              <w:top w:w="40" w:type="dxa"/>
               <w:start w:w="120" w:type="dxa"/>
-              <w:bottom w:w="80" w:type="dxa"/>
+              <w:bottom w:w="40" w:type="dxa"/>
               <w:end w:w="120" w:type="dxa"/>
             </w:tcMar>
           </w:tcPr>
           <w:p>
             <w:pPr>
-              <w:spacing w:before="0" w:after="0" w:line="264" w:lineRule="auto"/>
+              <w:spacing w:before="0" w:after="0" w:line="240" w:lineRule="auto"/>
               <w:jc w:val="left"/>
             </w:pPr>
             <w:r>
               <w:rPr>
                 <w:rFonts w:ascii="Calibri" w:hAnsi="Calibri" w:eastAsia="맑은 고딕"/>
                 <w:b w:val="0"/>
-                <w:sz w:val="20"/>
+                <w:sz w:val="18"/>
               </w:rPr>
               <w:t>Retrieves text chunks based on keyword overlap with the query</w:t>
             </w:r>
@@ -2368,25 +2443,25 @@
       <w:tr>
         <w:tc>
           <w:tcPr>
-            <w:tcW w:type="dxa" w:w="2448"/>
+            <w:tcW w:type="dxa" w:w="1080"/>
             <w:vAlign w:val="center"/>
             <w:tcMar>
-              <w:top w:w="80" w:type="dxa"/>
+              <w:top w:w="40" w:type="dxa"/>
               <w:start w:w="120" w:type="dxa"/>
-              <w:bottom w:w="80" w:type="dxa"/>
+              <w:bottom w:w="40" w:type="dxa"/>
               <w:end w:w="120" w:type="dxa"/>
             </w:tcMar>
           </w:tcPr>
           <w:p>
             <w:pPr>
-              <w:spacing w:before="0" w:after="0" w:line="264" w:lineRule="auto"/>
+              <w:spacing w:before="0" w:after="0" w:line="240" w:lineRule="auto"/>
               <w:jc w:val="left"/>
             </w:pPr>
             <w:r>
               <w:rPr>
                 <w:rFonts w:ascii="Calibri" w:hAnsi="Calibri" w:eastAsia="맑은 고딕"/>
                 <w:b w:val="0"/>
-                <w:sz w:val="20"/>
+                <w:sz w:val="18"/>
               </w:rPr>
               <w:t>G2</w:t>
             </w:r>
@@ -2394,25 +2469,25 @@
         </w:tc>
         <w:tc>
           <w:tcPr>
-            <w:tcW w:type="dxa" w:w="3456"/>
+            <w:tcW w:type="dxa" w:w="2520"/>
             <w:vAlign w:val="center"/>
             <w:tcMar>
-              <w:top w:w="80" w:type="dxa"/>
+              <w:top w:w="40" w:type="dxa"/>
               <w:start w:w="120" w:type="dxa"/>
-              <w:bottom w:w="80" w:type="dxa"/>
+              <w:bottom w:w="40" w:type="dxa"/>
               <w:end w:w="120" w:type="dxa"/>
             </w:tcMar>
           </w:tcPr>
           <w:p>
             <w:pPr>
-              <w:spacing w:before="0" w:after="0" w:line="264" w:lineRule="auto"/>
+              <w:spacing w:before="0" w:after="0" w:line="240" w:lineRule="auto"/>
               <w:jc w:val="center"/>
             </w:pPr>
             <w:r>
               <w:rPr>
                 <w:rFonts w:ascii="Calibri" w:hAnsi="Calibri" w:eastAsia="맑은 고딕"/>
                 <w:b w:val="0"/>
-                <w:sz w:val="20"/>
+                <w:sz w:val="18"/>
               </w:rPr>
               <w:t>Text-only RAG</w:t>
             </w:r>
@@ -2420,25 +2495,25 @@
         </w:tc>
         <w:tc>
           <w:tcPr>
-            <w:tcW w:type="dxa" w:w="3456"/>
+            <w:tcW w:type="dxa" w:w="5760"/>
             <w:vAlign w:val="center"/>
             <w:tcMar>
-              <w:top w:w="80" w:type="dxa"/>
+              <w:top w:w="40" w:type="dxa"/>
               <w:start w:w="120" w:type="dxa"/>
-              <w:bottom w:w="80" w:type="dxa"/>
+              <w:bottom w:w="40" w:type="dxa"/>
               <w:end w:w="120" w:type="dxa"/>
             </w:tcMar>
           </w:tcPr>
           <w:p>
             <w:pPr>
-              <w:spacing w:before="0" w:after="0" w:line="264" w:lineRule="auto"/>
+              <w:spacing w:before="0" w:after="0" w:line="240" w:lineRule="auto"/>
               <w:jc w:val="left"/>
             </w:pPr>
             <w:r>
               <w:rPr>
                 <w:rFonts w:ascii="Calibri" w:hAnsi="Calibri" w:eastAsia="맑은 고딕"/>
                 <w:b w:val="0"/>
-                <w:sz w:val="20"/>
+                <w:sz w:val="18"/>
               </w:rPr>
               <w:t>Retrieves text chunks using BGE-M3 text embeddings</w:t>
             </w:r>
@@ -2448,25 +2523,25 @@
       <w:tr>
         <w:tc>
           <w:tcPr>
-            <w:tcW w:type="dxa" w:w="2448"/>
+            <w:tcW w:type="dxa" w:w="1080"/>
             <w:vAlign w:val="center"/>
             <w:tcMar>
-              <w:top w:w="80" w:type="dxa"/>
+              <w:top w:w="40" w:type="dxa"/>
               <w:start w:w="120" w:type="dxa"/>
-              <w:bottom w:w="80" w:type="dxa"/>
+              <w:bottom w:w="40" w:type="dxa"/>
               <w:end w:w="120" w:type="dxa"/>
             </w:tcMar>
           </w:tcPr>
           <w:p>
             <w:pPr>
-              <w:spacing w:before="0" w:after="0" w:line="264" w:lineRule="auto"/>
+              <w:spacing w:before="0" w:after="0" w:line="240" w:lineRule="auto"/>
               <w:jc w:val="left"/>
             </w:pPr>
             <w:r>
               <w:rPr>
                 <w:rFonts w:ascii="Calibri" w:hAnsi="Calibri" w:eastAsia="맑은 고딕"/>
                 <w:b w:val="0"/>
-                <w:sz w:val="20"/>
+                <w:sz w:val="18"/>
               </w:rPr>
               <w:t>G3</w:t>
             </w:r>
@@ -2474,25 +2549,25 @@
         </w:tc>
         <w:tc>
           <w:tcPr>
-            <w:tcW w:type="dxa" w:w="3456"/>
+            <w:tcW w:type="dxa" w:w="2520"/>
             <w:vAlign w:val="center"/>
             <w:tcMar>
-              <w:top w:w="80" w:type="dxa"/>
+              <w:top w:w="40" w:type="dxa"/>
               <w:start w:w="120" w:type="dxa"/>
-              <w:bottom w:w="80" w:type="dxa"/>
+              <w:bottom w:w="40" w:type="dxa"/>
               <w:end w:w="120" w:type="dxa"/>
             </w:tcMar>
           </w:tcPr>
           <w:p>
             <w:pPr>
-              <w:spacing w:before="0" w:after="0" w:line="264" w:lineRule="auto"/>
+              <w:spacing w:before="0" w:after="0" w:line="240" w:lineRule="auto"/>
               <w:jc w:val="center"/>
             </w:pPr>
             <w:r>
               <w:rPr>
                 <w:rFonts w:ascii="Calibri" w:hAnsi="Calibri" w:eastAsia="맑은 고딕"/>
                 <w:b w:val="0"/>
-                <w:sz w:val="20"/>
+                <w:sz w:val="18"/>
               </w:rPr>
               <w:t>Multimodal RAG</w:t>
             </w:r>
@@ -2500,25 +2575,25 @@
         </w:tc>
         <w:tc>
           <w:tcPr>
-            <w:tcW w:type="dxa" w:w="3456"/>
+            <w:tcW w:type="dxa" w:w="5760"/>
             <w:vAlign w:val="center"/>
             <w:tcMar>
-              <w:top w:w="80" w:type="dxa"/>
+              <w:top w:w="40" w:type="dxa"/>
               <w:start w:w="120" w:type="dxa"/>
-              <w:bottom w:w="80" w:type="dxa"/>
+              <w:bottom w:w="40" w:type="dxa"/>
               <w:end w:w="120" w:type="dxa"/>
             </w:tcMar>
           </w:tcPr>
           <w:p>
             <w:pPr>
-              <w:spacing w:before="0" w:after="0" w:line="264" w:lineRule="auto"/>
+              <w:spacing w:before="0" w:after="0" w:line="240" w:lineRule="auto"/>
               <w:jc w:val="left"/>
             </w:pPr>
             <w:r>
               <w:rPr>
                 <w:rFonts w:ascii="Calibri" w:hAnsi="Calibri" w:eastAsia="맑은 고딕"/>
                 <w:b w:val="0"/>
-                <w:sz w:val="20"/>
+                <w:sz w:val="18"/>
               </w:rPr>
               <w:t>Combines text retrieval, image retrieval, page proximity, and BBox-filtered SigLIP text-image mapping</w:t>
             </w:r>
@@ -2528,25 +2603,25 @@
       <w:tr>
         <w:tc>
           <w:tcPr>
-            <w:tcW w:type="dxa" w:w="2448"/>
+            <w:tcW w:type="dxa" w:w="1080"/>
             <w:vAlign w:val="center"/>
             <w:tcMar>
-              <w:top w:w="80" w:type="dxa"/>
+              <w:top w:w="40" w:type="dxa"/>
               <w:start w:w="120" w:type="dxa"/>
-              <w:bottom w:w="80" w:type="dxa"/>
+              <w:bottom w:w="40" w:type="dxa"/>
               <w:end w:w="120" w:type="dxa"/>
             </w:tcMar>
           </w:tcPr>
           <w:p>
             <w:pPr>
-              <w:spacing w:before="0" w:after="0" w:line="264" w:lineRule="auto"/>
+              <w:spacing w:before="0" w:after="0" w:line="240" w:lineRule="auto"/>
               <w:jc w:val="left"/>
             </w:pPr>
             <w:r>
               <w:rPr>
                 <w:rFonts w:ascii="Calibri" w:hAnsi="Calibri" w:eastAsia="맑은 고딕"/>
                 <w:b w:val="0"/>
-                <w:sz w:val="20"/>
+                <w:sz w:val="18"/>
               </w:rPr>
               <w:t>G4</w:t>
             </w:r>
@@ -2554,25 +2629,25 @@
         </w:tc>
         <w:tc>
           <w:tcPr>
-            <w:tcW w:type="dxa" w:w="3456"/>
+            <w:tcW w:type="dxa" w:w="2520"/>
             <w:vAlign w:val="center"/>
             <w:tcMar>
-              <w:top w:w="80" w:type="dxa"/>
+              <w:top w:w="40" w:type="dxa"/>
               <w:start w:w="120" w:type="dxa"/>
-              <w:bottom w:w="80" w:type="dxa"/>
+              <w:bottom w:w="40" w:type="dxa"/>
               <w:end w:w="120" w:type="dxa"/>
             </w:tcMar>
           </w:tcPr>
           <w:p>
             <w:pPr>
-              <w:spacing w:before="0" w:after="0" w:line="264" w:lineRule="auto"/>
+              <w:spacing w:before="0" w:after="0" w:line="240" w:lineRule="auto"/>
               <w:jc w:val="left"/>
             </w:pPr>
             <w:r>
               <w:rPr>
                 <w:rFonts w:ascii="Calibri" w:hAnsi="Calibri" w:eastAsia="맑은 고딕"/>
                 <w:b w:val="0"/>
-                <w:sz w:val="20"/>
+                <w:sz w:val="18"/>
               </w:rPr>
               <w:t>Context-aware Multimodal RAG</w:t>
             </w:r>
@@ -2580,25 +2655,25 @@
         </w:tc>
         <w:tc>
           <w:tcPr>
-            <w:tcW w:type="dxa" w:w="3456"/>
+            <w:tcW w:type="dxa" w:w="5760"/>
             <w:vAlign w:val="center"/>
             <w:tcMar>
-              <w:top w:w="80" w:type="dxa"/>
+              <w:top w:w="40" w:type="dxa"/>
               <w:start w:w="120" w:type="dxa"/>
-              <w:bottom w:w="80" w:type="dxa"/>
+              <w:bottom w:w="40" w:type="dxa"/>
               <w:end w:w="120" w:type="dxa"/>
             </w:tcMar>
           </w:tcPr>
           <w:p>
             <w:pPr>
-              <w:spacing w:before="0" w:after="0" w:line="264" w:lineRule="auto"/>
+              <w:spacing w:before="0" w:after="0" w:line="240" w:lineRule="auto"/>
               <w:jc w:val="left"/>
             </w:pPr>
             <w:r>
               <w:rPr>
                 <w:rFonts w:ascii="Calibri" w:hAnsi="Calibri" w:eastAsia="맑은 고딕"/>
                 <w:b w:val="0"/>
-                <w:sz w:val="20"/>
+                <w:sz w:val="18"/>
               </w:rPr>
               <w:t>Estimates the training stage from the query and applies context-map-based re-ranking to G3 candidates</w:t>
             </w:r>
@@ -2606,7 +2681,18 @@
         </w:tc>
       </w:tr>
     </w:tbl>
-    <w:p/>
+    <w:p>
+      <w:pPr>
+        <w:spacing w:before="0" w:after="0" w:line="240" w:lineRule="auto"/>
+      </w:pPr>
+      <w:r>
+        <w:rPr>
+          <w:rFonts w:ascii="Calibri" w:hAnsi="Calibri" w:eastAsia="Calibri"/>
+          <w:sz w:val="19"/>
+        </w:rPr>
+        <w:t xml:space="preserve"> </w:t>
+      </w:r>
+    </w:p>
     <w:p>
       <w:pPr>
         <w:spacing w:before="0" w:after="120" w:line="264" w:lineRule="auto"/>
@@ -2636,7 +2722,7 @@
           <w:rFonts w:ascii="Calibri" w:hAnsi="Calibri" w:eastAsia="맑은 고딕"/>
           <w:sz w:val="22"/>
         </w:rPr>
-        <w:t>Retrieval performance was evaluated using Recall@k and mean reciprocal rank (MRR).</w:t>
+        <w:t>Retrieval performance was evaluated using Recall@k and mean reciprocal rank (MRR). MRR assigns each query the reciprocal rank of its first relevant result and averages this value across queries, following established ranked question-answering evaluation practice [29].</w:t>
       </w:r>
     </w:p>
     <w:p>
@@ -2675,26 +2761,37 @@
         <w:t>Image retrieval was evaluated using strict filename matching. An image was considered correct only when the exact ground-truth filename appeared among the top-k image candidates. A visually similar image from the same page was counted as incorrect if its filename differed. Consequently, Text Recall@k and Text MRR in this paper represent relaxed text retrieval performance, whereas Image Recall@k and Image MRR represent strict image retrieval performance. Both@k requires a relaxed text hit and a strict image hit simultaneously.</w:t>
       </w:r>
     </w:p>
+    <w:p>
+      <w:pPr>
+        <w:spacing w:before="0" w:after="0" w:line="240" w:lineRule="auto"/>
+      </w:pPr>
+      <w:r>
+        <w:rPr>
+          <w:rFonts w:ascii="Calibri" w:hAnsi="Calibri" w:eastAsia="?? ??"/>
+          <w:sz w:val="19"/>
+        </w:rPr>
+        <w:t xml:space="preserve"> </w:t>
+      </w:r>
+    </w:p>
     <w:tbl>
       <w:tblPr>
-        <w:tblStyle w:val="TableGrid"/>
         <w:tblW w:type="dxa" w:w="9360"/>
-        <w:jc w:val="left"/>
         <w:tblLayout w:type="fixed"/>
         <w:tblLook w:firstColumn="1" w:firstRow="1" w:lastColumn="0" w:lastRow="0" w:noHBand="0" w:noVBand="1" w:val="04A0"/>
+        <w:jc w:val="left"/>
         <w:tblInd w:w="120" w:type="dxa"/>
         <w:tblBorders>
-          <w:top w:val="single" w:sz="4" w:space="0" w:color="B8C2CC"/>
-          <w:left w:val="single" w:sz="4" w:space="0" w:color="B8C2CC"/>
-          <w:bottom w:val="single" w:sz="4" w:space="0" w:color="B8C2CC"/>
-          <w:right w:val="single" w:sz="4" w:space="0" w:color="B8C2CC"/>
-          <w:insideH w:val="single" w:sz="4" w:space="0" w:color="B8C2CC"/>
-          <w:insideV w:val="single" w:sz="4" w:space="0" w:color="B8C2CC"/>
+          <w:top w:val="single" w:sz="8" w:space="0" w:color="000000"/>
+          <w:left w:val="nil" w:sz="0" w:space="0" w:color="000000"/>
+          <w:bottom w:val="single" w:sz="8" w:space="0" w:color="000000"/>
+          <w:right w:val="nil" w:sz="0" w:space="0" w:color="000000"/>
+          <w:insideH w:val="nil" w:sz="0" w:space="0" w:color="000000"/>
+          <w:insideV w:val="nil" w:sz="0" w:space="0" w:color="000000"/>
         </w:tblBorders>
       </w:tblPr>
       <w:tblGrid>
-        <w:gridCol w:w="4680"/>
-        <w:gridCol w:w="4680"/>
+        <w:gridCol w:w="3024"/>
+        <w:gridCol w:w="6336"/>
       </w:tblGrid>
       <w:tr>
         <w:tc>
@@ -2707,7 +2804,10 @@
               <w:bottom w:w="80" w:type="dxa"/>
               <w:end w:w="120" w:type="dxa"/>
             </w:tcMar>
-            <w:shd w:fill="F2F4F7"/>
+            <w:shd w:fill="auto" w:val="clear"/>
+            <w:tcBorders>
+              <w:bottom w:val="single" w:sz="6" w:space="0" w:color="000000"/>
+            </w:tcBorders>
           </w:tcPr>
           <w:p>
             <w:pPr>
@@ -2734,7 +2834,10 @@
               <w:bottom w:w="80" w:type="dxa"/>
               <w:end w:w="120" w:type="dxa"/>
             </w:tcMar>
-            <w:shd w:fill="F2F4F7"/>
+            <w:shd w:fill="auto" w:val="clear"/>
+            <w:tcBorders>
+              <w:bottom w:val="single" w:sz="6" w:space="0" w:color="000000"/>
+            </w:tcBorders>
           </w:tcPr>
           <w:p>
             <w:pPr>
@@ -2915,7 +3018,18 @@
         </w:tc>
       </w:tr>
     </w:tbl>
-    <w:p/>
+    <w:p>
+      <w:pPr>
+        <w:spacing w:before="0" w:after="0" w:line="240" w:lineRule="auto"/>
+      </w:pPr>
+      <w:r>
+        <w:rPr>
+          <w:rFonts w:ascii="Calibri" w:hAnsi="Calibri" w:eastAsia="Calibri"/>
+          <w:sz w:val="19"/>
+        </w:rPr>
+        <w:t xml:space="preserve"> </w:t>
+      </w:r>
+    </w:p>
     <w:p>
       <w:pPr>
         <w:pStyle w:val="Heading2"/>
@@ -3047,7 +3161,7 @@
           <w:rFonts w:ascii="Calibri" w:hAnsi="Calibri" w:eastAsia="맑은 고딕"/>
           <w:sz w:val="22"/>
         </w:rPr>
-        <w:t>The weights were compared through a limited grid search using a candidate-level feature cache generated from the 70 queries. Strict Image MRR was used as the primary selection criterion, with Recall@5 and Recall@10 as secondary metrics. Five-fold cross-validation was also used to examine fold-level stability. In the sensitivity analysis, a mixture of 0.1 BBox and 0.9 SigLIP yielded the highest MRR, whereas the BBox-only setting produced lower Recall@5 and Recall@10 and the effect of the BBox ratio was not consistent across all metrics. The final system therefore separates the two signals by using BBox for spatial candidate filtering and SigLIP for semantic ranking. This design choice should not be interpreted as an independently validated optimum. Because weight selection and final evaluation used the same 70-query internal pilot dataset, a separate hold-out set or evaluation using an additional manual remains necessary.</w:t>
+        <w:t>The weights were compared through a limited grid search using a candidate-level feature cache generated from the 70 queries. Strict Image MRR was used as the primary selection criterion, with Recall@5 and Recall@10 as secondary metrics. Five-fold cross-validation was also used to examine fold-level stability. The configuration that used BBox only as a candidate filter and SigLIP to rank the mapped candidates achieved higher average performance than configurations that directly added BBox proximity to the mapping score. However, because weight selection and final evaluation used the same 70-query internal pilot dataset, the reported values should not be interpreted as evidence of generalization to an independent external test set. A separate hold-out set or evaluation using an additional manual is required for the final paper.</w:t>
       </w:r>
     </w:p>
     <w:p>
@@ -3062,29 +3176,40 @@
         <w:t>The following compact comparison fixes the remaining G3 retrieval components and varies only the text-image mapping design. It is presented as a supporting analysis for separating the roles of BBox and SigLIP rather than as an independent evaluation of the two components.</w:t>
       </w:r>
     </w:p>
+    <w:p>
+      <w:pPr>
+        <w:spacing w:before="0" w:after="0" w:line="240" w:lineRule="auto"/>
+      </w:pPr>
+      <w:r>
+        <w:rPr>
+          <w:rFonts w:ascii="Calibri" w:hAnsi="Calibri" w:eastAsia="?? ??"/>
+          <w:sz w:val="19"/>
+        </w:rPr>
+        <w:t xml:space="preserve"> </w:t>
+      </w:r>
+    </w:p>
     <w:tbl>
       <w:tblPr>
-        <w:tblStyle w:val="TableGrid"/>
         <w:tblW w:type="dxa" w:w="9360"/>
-        <w:jc w:val="left"/>
         <w:tblLayout w:type="fixed"/>
         <w:tblLook w:firstColumn="1" w:firstRow="1" w:lastColumn="0" w:lastRow="0" w:noHBand="0" w:noVBand="1" w:val="04A0"/>
+        <w:jc w:val="left"/>
         <w:tblInd w:w="120" w:type="dxa"/>
         <w:tblBorders>
-          <w:top w:val="single" w:sz="4" w:space="0" w:color="B8C2CC"/>
-          <w:left w:val="single" w:sz="4" w:space="0" w:color="B8C2CC"/>
-          <w:bottom w:val="single" w:sz="4" w:space="0" w:color="B8C2CC"/>
-          <w:right w:val="single" w:sz="4" w:space="0" w:color="B8C2CC"/>
-          <w:insideH w:val="single" w:sz="4" w:space="0" w:color="B8C2CC"/>
-          <w:insideV w:val="single" w:sz="4" w:space="0" w:color="B8C2CC"/>
+          <w:top w:val="single" w:sz="8" w:space="0" w:color="000000"/>
+          <w:left w:val="nil" w:sz="0" w:space="0" w:color="000000"/>
+          <w:bottom w:val="single" w:sz="8" w:space="0" w:color="000000"/>
+          <w:right w:val="nil" w:sz="0" w:space="0" w:color="000000"/>
+          <w:insideH w:val="nil" w:sz="0" w:space="0" w:color="000000"/>
+          <w:insideV w:val="nil" w:sz="0" w:space="0" w:color="000000"/>
         </w:tblBorders>
       </w:tblPr>
       <w:tblGrid>
-        <w:gridCol w:w="1872"/>
-        <w:gridCol w:w="1872"/>
-        <w:gridCol w:w="1872"/>
-        <w:gridCol w:w="1872"/>
-        <w:gridCol w:w="1872"/>
+        <w:gridCol w:w="3024"/>
+        <w:gridCol w:w="1584"/>
+        <w:gridCol w:w="1584"/>
+        <w:gridCol w:w="1584"/>
+        <w:gridCol w:w="1584"/>
       </w:tblGrid>
       <w:tr>
         <w:tc>
@@ -3097,7 +3222,10 @@
               <w:bottom w:w="80" w:type="dxa"/>
               <w:end w:w="120" w:type="dxa"/>
             </w:tcMar>
-            <w:shd w:fill="F2F4F7"/>
+            <w:shd w:fill="auto" w:val="clear"/>
+            <w:tcBorders>
+              <w:bottom w:val="single" w:sz="6" w:space="0" w:color="000000"/>
+            </w:tcBorders>
           </w:tcPr>
           <w:p>
             <w:pPr>
@@ -3124,7 +3252,10 @@
               <w:bottom w:w="80" w:type="dxa"/>
               <w:end w:w="120" w:type="dxa"/>
             </w:tcMar>
-            <w:shd w:fill="F2F4F7"/>
+            <w:shd w:fill="auto" w:val="clear"/>
+            <w:tcBorders>
+              <w:bottom w:val="single" w:sz="6" w:space="0" w:color="000000"/>
+            </w:tcBorders>
           </w:tcPr>
           <w:p>
             <w:pPr>
@@ -3151,7 +3282,10 @@
               <w:bottom w:w="80" w:type="dxa"/>
               <w:end w:w="120" w:type="dxa"/>
             </w:tcMar>
-            <w:shd w:fill="F2F4F7"/>
+            <w:shd w:fill="auto" w:val="clear"/>
+            <w:tcBorders>
+              <w:bottom w:val="single" w:sz="6" w:space="0" w:color="000000"/>
+            </w:tcBorders>
           </w:tcPr>
           <w:p>
             <w:pPr>
@@ -3178,7 +3312,10 @@
               <w:bottom w:w="80" w:type="dxa"/>
               <w:end w:w="120" w:type="dxa"/>
             </w:tcMar>
-            <w:shd w:fill="F2F4F7"/>
+            <w:shd w:fill="auto" w:val="clear"/>
+            <w:tcBorders>
+              <w:bottom w:val="single" w:sz="6" w:space="0" w:color="000000"/>
+            </w:tcBorders>
           </w:tcPr>
           <w:p>
             <w:pPr>
@@ -3205,7 +3342,10 @@
               <w:bottom w:w="80" w:type="dxa"/>
               <w:end w:w="120" w:type="dxa"/>
             </w:tcMar>
-            <w:shd w:fill="F2F4F7"/>
+            <w:shd w:fill="auto" w:val="clear"/>
+            <w:tcBorders>
+              <w:bottom w:val="single" w:sz="6" w:space="0" w:color="000000"/>
+            </w:tcBorders>
           </w:tcPr>
           <w:p>
             <w:pPr>
@@ -3246,271 +3386,7 @@
                 <w:b w:val="0"/>
                 <w:sz w:val="20"/>
               </w:rPr>
-              <w:t>BBox 0.0 + SigLIP 1.0</w:t>
-            </w:r>
-          </w:p>
-        </w:tc>
-        <w:tc>
-          <w:tcPr>
-            <w:tcW w:type="dxa" w:w="1584"/>
-            <w:vAlign w:val="center"/>
-            <w:tcMar>
-              <w:top w:w="80" w:type="dxa"/>
-              <w:start w:w="120" w:type="dxa"/>
-              <w:bottom w:w="80" w:type="dxa"/>
-              <w:end w:w="120" w:type="dxa"/>
-            </w:tcMar>
-          </w:tcPr>
-          <w:p>
-            <w:pPr>
-              <w:spacing w:before="0" w:after="0" w:line="264" w:lineRule="auto"/>
-              <w:jc w:val="center"/>
-            </w:pPr>
-            <w:r>
-              <w:rPr>
-                <w:rFonts w:ascii="Calibri" w:hAnsi="Calibri" w:eastAsia="맑은 고딕"/>
-                <w:b w:val="0"/>
-                <w:sz w:val="20"/>
-              </w:rPr>
-              <w:t>34.3%</w:t>
-            </w:r>
-          </w:p>
-        </w:tc>
-        <w:tc>
-          <w:tcPr>
-            <w:tcW w:type="dxa" w:w="1584"/>
-            <w:vAlign w:val="center"/>
-            <w:tcMar>
-              <w:top w:w="80" w:type="dxa"/>
-              <w:start w:w="120" w:type="dxa"/>
-              <w:bottom w:w="80" w:type="dxa"/>
-              <w:end w:w="120" w:type="dxa"/>
-            </w:tcMar>
-          </w:tcPr>
-          <w:p>
-            <w:pPr>
-              <w:spacing w:before="0" w:after="0" w:line="264" w:lineRule="auto"/>
-              <w:jc w:val="center"/>
-            </w:pPr>
-            <w:r>
-              <w:rPr>
-                <w:rFonts w:ascii="Calibri" w:hAnsi="Calibri" w:eastAsia="맑은 고딕"/>
-                <w:b w:val="0"/>
-                <w:sz w:val="20"/>
-              </w:rPr>
-              <w:t>77.1%</w:t>
-            </w:r>
-          </w:p>
-        </w:tc>
-        <w:tc>
-          <w:tcPr>
-            <w:tcW w:type="dxa" w:w="1584"/>
-            <w:vAlign w:val="center"/>
-            <w:tcMar>
-              <w:top w:w="80" w:type="dxa"/>
-              <w:start w:w="120" w:type="dxa"/>
-              <w:bottom w:w="80" w:type="dxa"/>
-              <w:end w:w="120" w:type="dxa"/>
-            </w:tcMar>
-          </w:tcPr>
-          <w:p>
-            <w:pPr>
-              <w:spacing w:before="0" w:after="0" w:line="264" w:lineRule="auto"/>
-              <w:jc w:val="center"/>
-            </w:pPr>
-            <w:r>
-              <w:rPr>
-                <w:rFonts w:ascii="Calibri" w:hAnsi="Calibri" w:eastAsia="맑은 고딕"/>
-                <w:b w:val="0"/>
-                <w:sz w:val="20"/>
-              </w:rPr>
-              <w:t>**87.1%**</w:t>
-            </w:r>
-          </w:p>
-        </w:tc>
-        <w:tc>
-          <w:tcPr>
-            <w:tcW w:type="dxa" w:w="1584"/>
-            <w:vAlign w:val="center"/>
-            <w:tcMar>
-              <w:top w:w="80" w:type="dxa"/>
-              <w:start w:w="120" w:type="dxa"/>
-              <w:bottom w:w="80" w:type="dxa"/>
-              <w:end w:w="120" w:type="dxa"/>
-            </w:tcMar>
-          </w:tcPr>
-          <w:p>
-            <w:pPr>
-              <w:spacing w:before="0" w:after="0" w:line="264" w:lineRule="auto"/>
-              <w:jc w:val="center"/>
-            </w:pPr>
-            <w:r>
-              <w:rPr>
-                <w:rFonts w:ascii="Calibri" w:hAnsi="Calibri" w:eastAsia="맑은 고딕"/>
-                <w:b w:val="0"/>
-                <w:sz w:val="20"/>
-              </w:rPr>
-              <w:t>0.521</w:t>
-            </w:r>
-          </w:p>
-        </w:tc>
-      </w:tr>
-      <w:tr>
-        <w:tc>
-          <w:tcPr>
-            <w:tcW w:type="dxa" w:w="3024"/>
-            <w:vAlign w:val="center"/>
-            <w:tcMar>
-              <w:top w:w="80" w:type="dxa"/>
-              <w:start w:w="120" w:type="dxa"/>
-              <w:bottom w:w="80" w:type="dxa"/>
-              <w:end w:w="120" w:type="dxa"/>
-            </w:tcMar>
-          </w:tcPr>
-          <w:p>
-            <w:pPr>
-              <w:spacing w:before="0" w:after="0" w:line="264" w:lineRule="auto"/>
-              <w:jc w:val="left"/>
-            </w:pPr>
-            <w:r>
-              <w:rPr>
-                <w:rFonts w:ascii="Calibri" w:hAnsi="Calibri" w:eastAsia="맑은 고딕"/>
-                <w:b w:val="0"/>
-                <w:sz w:val="20"/>
-              </w:rPr>
-              <w:t>BBox 0.1 + SigLIP 0.9</w:t>
-            </w:r>
-          </w:p>
-        </w:tc>
-        <w:tc>
-          <w:tcPr>
-            <w:tcW w:type="dxa" w:w="1584"/>
-            <w:vAlign w:val="center"/>
-            <w:tcMar>
-              <w:top w:w="80" w:type="dxa"/>
-              <w:start w:w="120" w:type="dxa"/>
-              <w:bottom w:w="80" w:type="dxa"/>
-              <w:end w:w="120" w:type="dxa"/>
-            </w:tcMar>
-          </w:tcPr>
-          <w:p>
-            <w:pPr>
-              <w:spacing w:before="0" w:after="0" w:line="264" w:lineRule="auto"/>
-              <w:jc w:val="center"/>
-            </w:pPr>
-            <w:r>
-              <w:rPr>
-                <w:rFonts w:ascii="Calibri" w:hAnsi="Calibri" w:eastAsia="맑은 고딕"/>
-                <w:b w:val="0"/>
-                <w:sz w:val="20"/>
-              </w:rPr>
-              <w:t>**38.6%**</w:t>
-            </w:r>
-          </w:p>
-        </w:tc>
-        <w:tc>
-          <w:tcPr>
-            <w:tcW w:type="dxa" w:w="1584"/>
-            <w:vAlign w:val="center"/>
-            <w:tcMar>
-              <w:top w:w="80" w:type="dxa"/>
-              <w:start w:w="120" w:type="dxa"/>
-              <w:bottom w:w="80" w:type="dxa"/>
-              <w:end w:w="120" w:type="dxa"/>
-            </w:tcMar>
-          </w:tcPr>
-          <w:p>
-            <w:pPr>
-              <w:spacing w:before="0" w:after="0" w:line="264" w:lineRule="auto"/>
-              <w:jc w:val="center"/>
-            </w:pPr>
-            <w:r>
-              <w:rPr>
-                <w:rFonts w:ascii="Calibri" w:hAnsi="Calibri" w:eastAsia="맑은 고딕"/>
-                <w:b w:val="0"/>
-                <w:sz w:val="20"/>
-              </w:rPr>
-              <w:t>**77.1%**</w:t>
-            </w:r>
-          </w:p>
-        </w:tc>
-        <w:tc>
-          <w:tcPr>
-            <w:tcW w:type="dxa" w:w="1584"/>
-            <w:vAlign w:val="center"/>
-            <w:tcMar>
-              <w:top w:w="80" w:type="dxa"/>
-              <w:start w:w="120" w:type="dxa"/>
-              <w:bottom w:w="80" w:type="dxa"/>
-              <w:end w:w="120" w:type="dxa"/>
-            </w:tcMar>
-          </w:tcPr>
-          <w:p>
-            <w:pPr>
-              <w:spacing w:before="0" w:after="0" w:line="264" w:lineRule="auto"/>
-              <w:jc w:val="center"/>
-            </w:pPr>
-            <w:r>
-              <w:rPr>
-                <w:rFonts w:ascii="Calibri" w:hAnsi="Calibri" w:eastAsia="맑은 고딕"/>
-                <w:b w:val="0"/>
-                <w:sz w:val="20"/>
-              </w:rPr>
-              <w:t>85.7%</w:t>
-            </w:r>
-          </w:p>
-        </w:tc>
-        <w:tc>
-          <w:tcPr>
-            <w:tcW w:type="dxa" w:w="1584"/>
-            <w:vAlign w:val="center"/>
-            <w:tcMar>
-              <w:top w:w="80" w:type="dxa"/>
-              <w:start w:w="120" w:type="dxa"/>
-              <w:bottom w:w="80" w:type="dxa"/>
-              <w:end w:w="120" w:type="dxa"/>
-            </w:tcMar>
-          </w:tcPr>
-          <w:p>
-            <w:pPr>
-              <w:spacing w:before="0" w:after="0" w:line="264" w:lineRule="auto"/>
-              <w:jc w:val="center"/>
-            </w:pPr>
-            <w:r>
-              <w:rPr>
-                <w:rFonts w:ascii="Calibri" w:hAnsi="Calibri" w:eastAsia="맑은 고딕"/>
-                <w:b w:val="0"/>
-                <w:sz w:val="20"/>
-              </w:rPr>
-              <w:t>**0.546**</w:t>
-            </w:r>
-          </w:p>
-        </w:tc>
-      </w:tr>
-      <w:tr>
-        <w:tc>
-          <w:tcPr>
-            <w:tcW w:type="dxa" w:w="3024"/>
-            <w:vAlign w:val="center"/>
-            <w:tcMar>
-              <w:top w:w="80" w:type="dxa"/>
-              <w:start w:w="120" w:type="dxa"/>
-              <w:bottom w:w="80" w:type="dxa"/>
-              <w:end w:w="120" w:type="dxa"/>
-            </w:tcMar>
-          </w:tcPr>
-          <w:p>
-            <w:pPr>
-              <w:spacing w:before="0" w:after="0" w:line="264" w:lineRule="auto"/>
-              <w:jc w:val="left"/>
-            </w:pPr>
-            <w:r>
-              <w:rPr>
-                <w:rFonts w:ascii="Calibri" w:hAnsi="Calibri" w:eastAsia="맑은 고딕"/>
-                <w:b w:val="0"/>
-                <w:sz w:val="20"/>
-              </w:rPr>
-              <w:t>BBox 1.0 + SigLIP 0.0</w:t>
+              <w:t>BBox-based mapping score</w:t>
             </w:r>
           </w:p>
         </w:tc>
@@ -3562,7 +3438,7 @@
                 <w:b w:val="0"/>
                 <w:sz w:val="20"/>
               </w:rPr>
-              <w:t>72.9%</w:t>
+              <w:t>68.6%</w:t>
             </w:r>
           </w:p>
         </w:tc>
@@ -3588,7 +3464,7 @@
                 <w:b w:val="0"/>
                 <w:sz w:val="20"/>
               </w:rPr>
-              <w:t>81.4%</w:t>
+              <w:t>80.0%</w:t>
             </w:r>
           </w:p>
         </w:tc>
@@ -3614,13 +3490,156 @@
                 <w:b w:val="0"/>
                 <w:sz w:val="20"/>
               </w:rPr>
-              <w:t>0.515</w:t>
+              <w:t>0.518</w:t>
+            </w:r>
+          </w:p>
+        </w:tc>
+      </w:tr>
+      <w:tr>
+        <w:tc>
+          <w:tcPr>
+            <w:tcW w:type="dxa" w:w="3024"/>
+            <w:vAlign w:val="center"/>
+            <w:tcMar>
+              <w:top w:w="80" w:type="dxa"/>
+              <w:start w:w="120" w:type="dxa"/>
+              <w:bottom w:w="80" w:type="dxa"/>
+              <w:end w:w="120" w:type="dxa"/>
+            </w:tcMar>
+          </w:tcPr>
+          <w:p>
+            <w:pPr>
+              <w:spacing w:before="0" w:after="0" w:line="264" w:lineRule="auto"/>
+              <w:jc w:val="left"/>
+            </w:pPr>
+            <w:r>
+              <w:rPr>
+                <w:rFonts w:ascii="Calibri" w:hAnsi="Calibri" w:eastAsia="맑은 고딕"/>
+                <w:b w:val="0"/>
+                <w:sz w:val="20"/>
+              </w:rPr>
+              <w:t>BBox candidate filter + SigLIP ranking (final)</w:t>
+            </w:r>
+          </w:p>
+        </w:tc>
+        <w:tc>
+          <w:tcPr>
+            <w:tcW w:type="dxa" w:w="1584"/>
+            <w:vAlign w:val="center"/>
+            <w:tcMar>
+              <w:top w:w="80" w:type="dxa"/>
+              <w:start w:w="120" w:type="dxa"/>
+              <w:bottom w:w="80" w:type="dxa"/>
+              <w:end w:w="120" w:type="dxa"/>
+            </w:tcMar>
+          </w:tcPr>
+          <w:p>
+            <w:pPr>
+              <w:spacing w:before="0" w:after="0" w:line="264" w:lineRule="auto"/>
+              <w:jc w:val="center"/>
+            </w:pPr>
+            <w:r>
+              <w:rPr>
+                <w:rFonts w:ascii="Calibri" w:hAnsi="Calibri" w:eastAsia="맑은 고딕"/>
+                <w:b w:val="0"/>
+                <w:sz w:val="20"/>
+              </w:rPr>
+              <w:t>45.7%</w:t>
+            </w:r>
+          </w:p>
+        </w:tc>
+        <w:tc>
+          <w:tcPr>
+            <w:tcW w:type="dxa" w:w="1584"/>
+            <w:vAlign w:val="center"/>
+            <w:tcMar>
+              <w:top w:w="80" w:type="dxa"/>
+              <w:start w:w="120" w:type="dxa"/>
+              <w:bottom w:w="80" w:type="dxa"/>
+              <w:end w:w="120" w:type="dxa"/>
+            </w:tcMar>
+          </w:tcPr>
+          <w:p>
+            <w:pPr>
+              <w:spacing w:before="0" w:after="0" w:line="264" w:lineRule="auto"/>
+              <w:jc w:val="center"/>
+            </w:pPr>
+            <w:r>
+              <w:rPr>
+                <w:rFonts w:ascii="Calibri" w:hAnsi="Calibri" w:eastAsia="맑은 고딕"/>
+                <w:b w:val="0"/>
+                <w:sz w:val="20"/>
+              </w:rPr>
+              <w:t>71.4%</w:t>
+            </w:r>
+          </w:p>
+        </w:tc>
+        <w:tc>
+          <w:tcPr>
+            <w:tcW w:type="dxa" w:w="1584"/>
+            <w:vAlign w:val="center"/>
+            <w:tcMar>
+              <w:top w:w="80" w:type="dxa"/>
+              <w:start w:w="120" w:type="dxa"/>
+              <w:bottom w:w="80" w:type="dxa"/>
+              <w:end w:w="120" w:type="dxa"/>
+            </w:tcMar>
+          </w:tcPr>
+          <w:p>
+            <w:pPr>
+              <w:spacing w:before="0" w:after="0" w:line="264" w:lineRule="auto"/>
+              <w:jc w:val="center"/>
+            </w:pPr>
+            <w:r>
+              <w:rPr>
+                <w:rFonts w:ascii="Calibri" w:hAnsi="Calibri" w:eastAsia="맑은 고딕"/>
+                <w:b w:val="0"/>
+                <w:sz w:val="20"/>
+              </w:rPr>
+              <w:t>80.0%</w:t>
+            </w:r>
+          </w:p>
+        </w:tc>
+        <w:tc>
+          <w:tcPr>
+            <w:tcW w:type="dxa" w:w="1584"/>
+            <w:vAlign w:val="center"/>
+            <w:tcMar>
+              <w:top w:w="80" w:type="dxa"/>
+              <w:start w:w="120" w:type="dxa"/>
+              <w:bottom w:w="80" w:type="dxa"/>
+              <w:end w:w="120" w:type="dxa"/>
+            </w:tcMar>
+          </w:tcPr>
+          <w:p>
+            <w:pPr>
+              <w:spacing w:before="0" w:after="0" w:line="264" w:lineRule="auto"/>
+              <w:jc w:val="center"/>
+            </w:pPr>
+            <w:r>
+              <w:rPr>
+                <w:rFonts w:ascii="Calibri" w:hAnsi="Calibri" w:eastAsia="맑은 고딕"/>
+                <w:b w:val="0"/>
+                <w:sz w:val="20"/>
+              </w:rPr>
+              <w:t>0.572</w:t>
             </w:r>
           </w:p>
         </w:tc>
       </w:tr>
     </w:tbl>
-    <w:p/>
+    <w:p>
+      <w:pPr>
+        <w:spacing w:before="0" w:after="0" w:line="240" w:lineRule="auto"/>
+      </w:pPr>
+      <w:r>
+        <w:rPr>
+          <w:rFonts w:ascii="Calibri" w:hAnsi="Calibri" w:eastAsia="Calibri"/>
+          <w:sz w:val="19"/>
+        </w:rPr>
+        <w:t xml:space="preserve"> </w:t>
+      </w:r>
+    </w:p>
     <w:p>
       <w:pPr>
         <w:pStyle w:val="Heading2"/>
@@ -3641,26 +3660,37 @@
         <w:t>The experiments were performed on a local laptop. Although the study targets an offline RAG system that can operate under constrained resources, the current quantitative experiments were conducted on the development and evaluation machine described below. The approximately 8 GB RAM target is therefore presented as a design and model-selection objective. Runtime, memory consumption, and concurrent stability on an actual system with 8 GB or less remain part of future reproducibility validation. The retrieval and response-quality tables reported in this paper compare groups under the same development environment and are not benchmarks measured on an 8 GB RAM device.</w:t>
       </w:r>
     </w:p>
+    <w:p>
+      <w:pPr>
+        <w:spacing w:before="0" w:after="0" w:line="240" w:lineRule="auto"/>
+      </w:pPr>
+      <w:r>
+        <w:rPr>
+          <w:rFonts w:ascii="Calibri" w:hAnsi="Calibri" w:eastAsia="?? ??"/>
+          <w:sz w:val="19"/>
+        </w:rPr>
+        <w:t xml:space="preserve"> </w:t>
+      </w:r>
+    </w:p>
     <w:tbl>
       <w:tblPr>
-        <w:tblStyle w:val="TableGrid"/>
         <w:tblW w:type="dxa" w:w="9360"/>
-        <w:jc w:val="left"/>
         <w:tblLayout w:type="fixed"/>
         <w:tblLook w:firstColumn="1" w:firstRow="1" w:lastColumn="0" w:lastRow="0" w:noHBand="0" w:noVBand="1" w:val="04A0"/>
+        <w:jc w:val="left"/>
         <w:tblInd w:w="120" w:type="dxa"/>
         <w:tblBorders>
-          <w:top w:val="single" w:sz="4" w:space="0" w:color="B8C2CC"/>
-          <w:left w:val="single" w:sz="4" w:space="0" w:color="B8C2CC"/>
-          <w:bottom w:val="single" w:sz="4" w:space="0" w:color="B8C2CC"/>
-          <w:right w:val="single" w:sz="4" w:space="0" w:color="B8C2CC"/>
-          <w:insideH w:val="single" w:sz="4" w:space="0" w:color="B8C2CC"/>
-          <w:insideV w:val="single" w:sz="4" w:space="0" w:color="B8C2CC"/>
+          <w:top w:val="single" w:sz="8" w:space="0" w:color="000000"/>
+          <w:left w:val="nil" w:sz="0" w:space="0" w:color="000000"/>
+          <w:bottom w:val="single" w:sz="8" w:space="0" w:color="000000"/>
+          <w:right w:val="nil" w:sz="0" w:space="0" w:color="000000"/>
+          <w:insideH w:val="nil" w:sz="0" w:space="0" w:color="000000"/>
+          <w:insideV w:val="nil" w:sz="0" w:space="0" w:color="000000"/>
         </w:tblBorders>
       </w:tblPr>
       <w:tblGrid>
-        <w:gridCol w:w="4680"/>
-        <w:gridCol w:w="4680"/>
+        <w:gridCol w:w="3024"/>
+        <w:gridCol w:w="6336"/>
       </w:tblGrid>
       <w:tr>
         <w:tc>
@@ -3673,7 +3703,10 @@
               <w:bottom w:w="80" w:type="dxa"/>
               <w:end w:w="120" w:type="dxa"/>
             </w:tcMar>
-            <w:shd w:fill="F2F4F7"/>
+            <w:shd w:fill="auto" w:val="clear"/>
+            <w:tcBorders>
+              <w:bottom w:val="single" w:sz="6" w:space="0" w:color="000000"/>
+            </w:tcBorders>
           </w:tcPr>
           <w:p>
             <w:pPr>
@@ -3700,7 +3733,10 @@
               <w:bottom w:w="80" w:type="dxa"/>
               <w:end w:w="120" w:type="dxa"/>
             </w:tcMar>
-            <w:shd w:fill="F2F4F7"/>
+            <w:shd w:fill="auto" w:val="clear"/>
+            <w:tcBorders>
+              <w:bottom w:val="single" w:sz="6" w:space="0" w:color="000000"/>
+            </w:tcBorders>
           </w:tcPr>
           <w:p>
             <w:pPr>
@@ -4259,7 +4295,18 @@
         </w:tc>
       </w:tr>
     </w:tbl>
-    <w:p/>
+    <w:p>
+      <w:pPr>
+        <w:spacing w:before="0" w:after="0" w:line="240" w:lineRule="auto"/>
+      </w:pPr>
+      <w:r>
+        <w:rPr>
+          <w:rFonts w:ascii="Calibri" w:hAnsi="Calibri" w:eastAsia="Calibri"/>
+          <w:sz w:val="19"/>
+        </w:rPr>
+        <w:t xml:space="preserve"> </w:t>
+      </w:r>
+    </w:p>
     <w:p>
       <w:pPr>
         <w:spacing w:before="0" w:after="120" w:line="264" w:lineRule="auto"/>
@@ -4272,28 +4319,39 @@
         <w:t>The local LLMs were configured to run through Ollama. The primary models used by the comparison applications are listed below.</w:t>
       </w:r>
     </w:p>
+    <w:p>
+      <w:pPr>
+        <w:spacing w:before="0" w:after="0" w:line="240" w:lineRule="auto"/>
+      </w:pPr>
+      <w:r>
+        <w:rPr>
+          <w:rFonts w:ascii="Calibri" w:hAnsi="Calibri" w:eastAsia="?? ??"/>
+          <w:sz w:val="19"/>
+        </w:rPr>
+        <w:t xml:space="preserve"> </w:t>
+      </w:r>
+    </w:p>
     <w:tbl>
       <w:tblPr>
-        <w:tblStyle w:val="TableGrid"/>
         <w:tblW w:type="dxa" w:w="9360"/>
-        <w:jc w:val="left"/>
         <w:tblLayout w:type="fixed"/>
         <w:tblLook w:firstColumn="1" w:firstRow="1" w:lastColumn="0" w:lastRow="0" w:noHBand="0" w:noVBand="1" w:val="04A0"/>
+        <w:jc w:val="left"/>
         <w:tblInd w:w="120" w:type="dxa"/>
         <w:tblBorders>
-          <w:top w:val="single" w:sz="4" w:space="0" w:color="B8C2CC"/>
-          <w:left w:val="single" w:sz="4" w:space="0" w:color="B8C2CC"/>
-          <w:bottom w:val="single" w:sz="4" w:space="0" w:color="B8C2CC"/>
-          <w:right w:val="single" w:sz="4" w:space="0" w:color="B8C2CC"/>
-          <w:insideH w:val="single" w:sz="4" w:space="0" w:color="B8C2CC"/>
-          <w:insideV w:val="single" w:sz="4" w:space="0" w:color="B8C2CC"/>
+          <w:top w:val="single" w:sz="8" w:space="0" w:color="000000"/>
+          <w:left w:val="nil" w:sz="0" w:space="0" w:color="000000"/>
+          <w:bottom w:val="single" w:sz="8" w:space="0" w:color="000000"/>
+          <w:right w:val="nil" w:sz="0" w:space="0" w:color="000000"/>
+          <w:insideH w:val="nil" w:sz="0" w:space="0" w:color="000000"/>
+          <w:insideV w:val="nil" w:sz="0" w:space="0" w:color="000000"/>
         </w:tblBorders>
       </w:tblPr>
       <w:tblGrid>
-        <w:gridCol w:w="2340"/>
-        <w:gridCol w:w="2340"/>
-        <w:gridCol w:w="2340"/>
-        <w:gridCol w:w="2340"/>
+        <w:gridCol w:w="1872"/>
+        <w:gridCol w:w="2448"/>
+        <w:gridCol w:w="2448"/>
+        <w:gridCol w:w="2592"/>
       </w:tblGrid>
       <w:tr>
         <w:tc>
@@ -4306,7 +4364,10 @@
               <w:bottom w:w="80" w:type="dxa"/>
               <w:end w:w="120" w:type="dxa"/>
             </w:tcMar>
-            <w:shd w:fill="F2F4F7"/>
+            <w:shd w:fill="auto" w:val="clear"/>
+            <w:tcBorders>
+              <w:bottom w:val="single" w:sz="6" w:space="0" w:color="000000"/>
+            </w:tcBorders>
           </w:tcPr>
           <w:p>
             <w:pPr>
@@ -4333,7 +4394,10 @@
               <w:bottom w:w="80" w:type="dxa"/>
               <w:end w:w="120" w:type="dxa"/>
             </w:tcMar>
-            <w:shd w:fill="F2F4F7"/>
+            <w:shd w:fill="auto" w:val="clear"/>
+            <w:tcBorders>
+              <w:bottom w:val="single" w:sz="6" w:space="0" w:color="000000"/>
+            </w:tcBorders>
           </w:tcPr>
           <w:p>
             <w:pPr>
@@ -4360,7 +4424,10 @@
               <w:bottom w:w="80" w:type="dxa"/>
               <w:end w:w="120" w:type="dxa"/>
             </w:tcMar>
-            <w:shd w:fill="F2F4F7"/>
+            <w:shd w:fill="auto" w:val="clear"/>
+            <w:tcBorders>
+              <w:bottom w:val="single" w:sz="6" w:space="0" w:color="000000"/>
+            </w:tcBorders>
           </w:tcPr>
           <w:p>
             <w:pPr>
@@ -4387,7 +4454,10 @@
               <w:bottom w:w="80" w:type="dxa"/>
               <w:end w:w="120" w:type="dxa"/>
             </w:tcMar>
-            <w:shd w:fill="F2F4F7"/>
+            <w:shd w:fill="auto" w:val="clear"/>
+            <w:tcBorders>
+              <w:bottom w:val="single" w:sz="6" w:space="0" w:color="000000"/>
+            </w:tcBorders>
           </w:tcPr>
           <w:p>
             <w:pPr>
@@ -4724,7 +4794,18 @@
         </w:tc>
       </w:tr>
     </w:tbl>
-    <w:p/>
+    <w:p>
+      <w:pPr>
+        <w:spacing w:before="0" w:after="0" w:line="240" w:lineRule="auto"/>
+      </w:pPr>
+      <w:r>
+        <w:rPr>
+          <w:rFonts w:ascii="Calibri" w:hAnsi="Calibri" w:eastAsia="Calibri"/>
+          <w:sz w:val="19"/>
+        </w:rPr>
+        <w:t xml:space="preserve"> </w:t>
+      </w:r>
+    </w:p>
     <w:p>
       <w:pPr>
         <w:spacing w:before="0" w:after="120" w:line="264" w:lineRule="auto"/>
@@ -4777,29 +4858,40 @@
         <w:t>Text retrieval performance</w:t>
       </w:r>
     </w:p>
+    <w:p>
+      <w:pPr>
+        <w:spacing w:before="0" w:after="0" w:line="240" w:lineRule="auto"/>
+      </w:pPr>
+      <w:r>
+        <w:rPr>
+          <w:rFonts w:ascii="Calibri" w:hAnsi="Calibri" w:eastAsia="?? ??"/>
+          <w:sz w:val="19"/>
+        </w:rPr>
+        <w:t xml:space="preserve"> </w:t>
+      </w:r>
+    </w:p>
     <w:tbl>
       <w:tblPr>
-        <w:tblStyle w:val="TableGrid"/>
         <w:tblW w:type="dxa" w:w="9360"/>
-        <w:jc w:val="left"/>
         <w:tblLayout w:type="fixed"/>
         <w:tblLook w:firstColumn="1" w:firstRow="1" w:lastColumn="0" w:lastRow="0" w:noHBand="0" w:noVBand="1" w:val="04A0"/>
+        <w:jc w:val="left"/>
         <w:tblInd w:w="120" w:type="dxa"/>
         <w:tblBorders>
-          <w:top w:val="single" w:sz="4" w:space="0" w:color="B8C2CC"/>
-          <w:left w:val="single" w:sz="4" w:space="0" w:color="B8C2CC"/>
-          <w:bottom w:val="single" w:sz="4" w:space="0" w:color="B8C2CC"/>
-          <w:right w:val="single" w:sz="4" w:space="0" w:color="B8C2CC"/>
-          <w:insideH w:val="single" w:sz="4" w:space="0" w:color="B8C2CC"/>
-          <w:insideV w:val="single" w:sz="4" w:space="0" w:color="B8C2CC"/>
+          <w:top w:val="single" w:sz="8" w:space="0" w:color="000000"/>
+          <w:left w:val="nil" w:sz="0" w:space="0" w:color="000000"/>
+          <w:bottom w:val="single" w:sz="8" w:space="0" w:color="000000"/>
+          <w:right w:val="nil" w:sz="0" w:space="0" w:color="000000"/>
+          <w:insideH w:val="nil" w:sz="0" w:space="0" w:color="000000"/>
+          <w:insideV w:val="nil" w:sz="0" w:space="0" w:color="000000"/>
         </w:tblBorders>
       </w:tblPr>
       <w:tblGrid>
-        <w:gridCol w:w="1872"/>
-        <w:gridCol w:w="1872"/>
-        <w:gridCol w:w="1872"/>
-        <w:gridCol w:w="1872"/>
-        <w:gridCol w:w="1872"/>
+        <w:gridCol w:w="3024"/>
+        <w:gridCol w:w="1584"/>
+        <w:gridCol w:w="1584"/>
+        <w:gridCol w:w="1584"/>
+        <w:gridCol w:w="1584"/>
       </w:tblGrid>
       <w:tr>
         <w:tc>
@@ -4812,7 +4904,10 @@
               <w:bottom w:w="80" w:type="dxa"/>
               <w:end w:w="120" w:type="dxa"/>
             </w:tcMar>
-            <w:shd w:fill="F2F4F7"/>
+            <w:shd w:fill="auto" w:val="clear"/>
+            <w:tcBorders>
+              <w:bottom w:val="single" w:sz="6" w:space="0" w:color="000000"/>
+            </w:tcBorders>
           </w:tcPr>
           <w:p>
             <w:pPr>
@@ -4839,7 +4934,10 @@
               <w:bottom w:w="80" w:type="dxa"/>
               <w:end w:w="120" w:type="dxa"/>
             </w:tcMar>
-            <w:shd w:fill="F2F4F7"/>
+            <w:shd w:fill="auto" w:val="clear"/>
+            <w:tcBorders>
+              <w:bottom w:val="single" w:sz="6" w:space="0" w:color="000000"/>
+            </w:tcBorders>
           </w:tcPr>
           <w:p>
             <w:pPr>
@@ -4866,7 +4964,10 @@
               <w:bottom w:w="80" w:type="dxa"/>
               <w:end w:w="120" w:type="dxa"/>
             </w:tcMar>
-            <w:shd w:fill="F2F4F7"/>
+            <w:shd w:fill="auto" w:val="clear"/>
+            <w:tcBorders>
+              <w:bottom w:val="single" w:sz="6" w:space="0" w:color="000000"/>
+            </w:tcBorders>
           </w:tcPr>
           <w:p>
             <w:pPr>
@@ -4893,7 +4994,10 @@
               <w:bottom w:w="80" w:type="dxa"/>
               <w:end w:w="120" w:type="dxa"/>
             </w:tcMar>
-            <w:shd w:fill="F2F4F7"/>
+            <w:shd w:fill="auto" w:val="clear"/>
+            <w:tcBorders>
+              <w:bottom w:val="single" w:sz="6" w:space="0" w:color="000000"/>
+            </w:tcBorders>
           </w:tcPr>
           <w:p>
             <w:pPr>
@@ -4920,7 +5024,10 @@
               <w:bottom w:w="80" w:type="dxa"/>
               <w:end w:w="120" w:type="dxa"/>
             </w:tcMar>
-            <w:shd w:fill="F2F4F7"/>
+            <w:shd w:fill="auto" w:val="clear"/>
+            <w:tcBorders>
+              <w:bottom w:val="single" w:sz="6" w:space="0" w:color="000000"/>
+            </w:tcBorders>
           </w:tcPr>
           <w:p>
             <w:pPr>
@@ -5013,7 +5120,7 @@
                 <w:b w:val="0"/>
                 <w:sz w:val="20"/>
               </w:rPr>
-              <w:t>92.9%</w:t>
+              <w:t>95.7%</w:t>
             </w:r>
           </w:p>
         </w:tc>
@@ -5065,7 +5172,7 @@
                 <w:b w:val="0"/>
                 <w:sz w:val="20"/>
               </w:rPr>
-              <w:t>0.827</w:t>
+              <w:t>0.837</w:t>
             </w:r>
           </w:p>
         </w:tc>
@@ -5119,271 +5226,7 @@
                 <w:b w:val="0"/>
                 <w:sz w:val="20"/>
               </w:rPr>
-              <w:t>78.6%</w:t>
-            </w:r>
-          </w:p>
-        </w:tc>
-        <w:tc>
-          <w:tcPr>
-            <w:tcW w:type="dxa" w:w="1584"/>
-            <w:vAlign w:val="center"/>
-            <w:tcMar>
-              <w:top w:w="80" w:type="dxa"/>
-              <w:start w:w="120" w:type="dxa"/>
-              <w:bottom w:w="80" w:type="dxa"/>
-              <w:end w:w="120" w:type="dxa"/>
-            </w:tcMar>
-          </w:tcPr>
-          <w:p>
-            <w:pPr>
-              <w:spacing w:before="0" w:after="0" w:line="264" w:lineRule="auto"/>
-              <w:jc w:val="center"/>
-            </w:pPr>
-            <w:r>
-              <w:rPr>
-                <w:rFonts w:ascii="Calibri" w:hAnsi="Calibri" w:eastAsia="맑은 고딕"/>
-                <w:b w:val="0"/>
-                <w:sz w:val="20"/>
-              </w:rPr>
-              <w:t>94.3%</w:t>
-            </w:r>
-          </w:p>
-        </w:tc>
-        <w:tc>
-          <w:tcPr>
-            <w:tcW w:type="dxa" w:w="1584"/>
-            <w:vAlign w:val="center"/>
-            <w:tcMar>
-              <w:top w:w="80" w:type="dxa"/>
-              <w:start w:w="120" w:type="dxa"/>
-              <w:bottom w:w="80" w:type="dxa"/>
-              <w:end w:w="120" w:type="dxa"/>
-            </w:tcMar>
-          </w:tcPr>
-          <w:p>
-            <w:pPr>
-              <w:spacing w:before="0" w:after="0" w:line="264" w:lineRule="auto"/>
-              <w:jc w:val="center"/>
-            </w:pPr>
-            <w:r>
-              <w:rPr>
-                <w:rFonts w:ascii="Calibri" w:hAnsi="Calibri" w:eastAsia="맑은 고딕"/>
-                <w:b w:val="0"/>
-                <w:sz w:val="20"/>
-              </w:rPr>
-              <w:t>100.0%</w:t>
-            </w:r>
-          </w:p>
-        </w:tc>
-        <w:tc>
-          <w:tcPr>
-            <w:tcW w:type="dxa" w:w="1584"/>
-            <w:vAlign w:val="center"/>
-            <w:tcMar>
-              <w:top w:w="80" w:type="dxa"/>
-              <w:start w:w="120" w:type="dxa"/>
-              <w:bottom w:w="80" w:type="dxa"/>
-              <w:end w:w="120" w:type="dxa"/>
-            </w:tcMar>
-          </w:tcPr>
-          <w:p>
-            <w:pPr>
-              <w:spacing w:before="0" w:after="0" w:line="264" w:lineRule="auto"/>
-              <w:jc w:val="center"/>
-            </w:pPr>
-            <w:r>
-              <w:rPr>
-                <w:rFonts w:ascii="Calibri" w:hAnsi="Calibri" w:eastAsia="맑은 고딕"/>
-                <w:b w:val="0"/>
-                <w:sz w:val="20"/>
-              </w:rPr>
-              <w:t>0.859</w:t>
-            </w:r>
-          </w:p>
-        </w:tc>
-      </w:tr>
-      <w:tr>
-        <w:tc>
-          <w:tcPr>
-            <w:tcW w:type="dxa" w:w="3024"/>
-            <w:vAlign w:val="center"/>
-            <w:tcMar>
-              <w:top w:w="80" w:type="dxa"/>
-              <w:start w:w="120" w:type="dxa"/>
-              <w:bottom w:w="80" w:type="dxa"/>
-              <w:end w:w="120" w:type="dxa"/>
-            </w:tcMar>
-          </w:tcPr>
-          <w:p>
-            <w:pPr>
-              <w:spacing w:before="0" w:after="0" w:line="264" w:lineRule="auto"/>
-              <w:jc w:val="left"/>
-            </w:pPr>
-            <w:r>
-              <w:rPr>
-                <w:rFonts w:ascii="Calibri" w:hAnsi="Calibri" w:eastAsia="맑은 고딕"/>
-                <w:b w:val="0"/>
-                <w:sz w:val="20"/>
-              </w:rPr>
-              <w:t>G3 Multimodal RAG</w:t>
-            </w:r>
-          </w:p>
-        </w:tc>
-        <w:tc>
-          <w:tcPr>
-            <w:tcW w:type="dxa" w:w="1584"/>
-            <w:vAlign w:val="center"/>
-            <w:tcMar>
-              <w:top w:w="80" w:type="dxa"/>
-              <w:start w:w="120" w:type="dxa"/>
-              <w:bottom w:w="80" w:type="dxa"/>
-              <w:end w:w="120" w:type="dxa"/>
-            </w:tcMar>
-          </w:tcPr>
-          <w:p>
-            <w:pPr>
-              <w:spacing w:before="0" w:after="0" w:line="264" w:lineRule="auto"/>
-              <w:jc w:val="center"/>
-            </w:pPr>
-            <w:r>
-              <w:rPr>
-                <w:rFonts w:ascii="Calibri" w:hAnsi="Calibri" w:eastAsia="맑은 고딕"/>
-                <w:b w:val="0"/>
-                <w:sz w:val="20"/>
-              </w:rPr>
-              <w:t>78.6%</w:t>
-            </w:r>
-          </w:p>
-        </w:tc>
-        <w:tc>
-          <w:tcPr>
-            <w:tcW w:type="dxa" w:w="1584"/>
-            <w:vAlign w:val="center"/>
-            <w:tcMar>
-              <w:top w:w="80" w:type="dxa"/>
-              <w:start w:w="120" w:type="dxa"/>
-              <w:bottom w:w="80" w:type="dxa"/>
-              <w:end w:w="120" w:type="dxa"/>
-            </w:tcMar>
-          </w:tcPr>
-          <w:p>
-            <w:pPr>
-              <w:spacing w:before="0" w:after="0" w:line="264" w:lineRule="auto"/>
-              <w:jc w:val="center"/>
-            </w:pPr>
-            <w:r>
-              <w:rPr>
-                <w:rFonts w:ascii="Calibri" w:hAnsi="Calibri" w:eastAsia="맑은 고딕"/>
-                <w:b w:val="0"/>
-                <w:sz w:val="20"/>
-              </w:rPr>
-              <w:t>94.3%</w:t>
-            </w:r>
-          </w:p>
-        </w:tc>
-        <w:tc>
-          <w:tcPr>
-            <w:tcW w:type="dxa" w:w="1584"/>
-            <w:vAlign w:val="center"/>
-            <w:tcMar>
-              <w:top w:w="80" w:type="dxa"/>
-              <w:start w:w="120" w:type="dxa"/>
-              <w:bottom w:w="80" w:type="dxa"/>
-              <w:end w:w="120" w:type="dxa"/>
-            </w:tcMar>
-          </w:tcPr>
-          <w:p>
-            <w:pPr>
-              <w:spacing w:before="0" w:after="0" w:line="264" w:lineRule="auto"/>
-              <w:jc w:val="center"/>
-            </w:pPr>
-            <w:r>
-              <w:rPr>
-                <w:rFonts w:ascii="Calibri" w:hAnsi="Calibri" w:eastAsia="맑은 고딕"/>
-                <w:b w:val="0"/>
-                <w:sz w:val="20"/>
-              </w:rPr>
-              <w:t>100.0%</w:t>
-            </w:r>
-          </w:p>
-        </w:tc>
-        <w:tc>
-          <w:tcPr>
-            <w:tcW w:type="dxa" w:w="1584"/>
-            <w:vAlign w:val="center"/>
-            <w:tcMar>
-              <w:top w:w="80" w:type="dxa"/>
-              <w:start w:w="120" w:type="dxa"/>
-              <w:bottom w:w="80" w:type="dxa"/>
-              <w:end w:w="120" w:type="dxa"/>
-            </w:tcMar>
-          </w:tcPr>
-          <w:p>
-            <w:pPr>
-              <w:spacing w:before="0" w:after="0" w:line="264" w:lineRule="auto"/>
-              <w:jc w:val="center"/>
-            </w:pPr>
-            <w:r>
-              <w:rPr>
-                <w:rFonts w:ascii="Calibri" w:hAnsi="Calibri" w:eastAsia="맑은 고딕"/>
-                <w:b w:val="0"/>
-                <w:sz w:val="20"/>
-              </w:rPr>
-              <w:t>0.859</w:t>
-            </w:r>
-          </w:p>
-        </w:tc>
-      </w:tr>
-      <w:tr>
-        <w:tc>
-          <w:tcPr>
-            <w:tcW w:type="dxa" w:w="3024"/>
-            <w:vAlign w:val="center"/>
-            <w:tcMar>
-              <w:top w:w="80" w:type="dxa"/>
-              <w:start w:w="120" w:type="dxa"/>
-              <w:bottom w:w="80" w:type="dxa"/>
-              <w:end w:w="120" w:type="dxa"/>
-            </w:tcMar>
-          </w:tcPr>
-          <w:p>
-            <w:pPr>
-              <w:spacing w:before="0" w:after="0" w:line="264" w:lineRule="auto"/>
-              <w:jc w:val="left"/>
-            </w:pPr>
-            <w:r>
-              <w:rPr>
-                <w:rFonts w:ascii="Calibri" w:hAnsi="Calibri" w:eastAsia="맑은 고딕"/>
-                <w:b w:val="0"/>
-                <w:sz w:val="20"/>
-              </w:rPr>
-              <w:t>G4 Context-aware Multimodal RAG</w:t>
-            </w:r>
-          </w:p>
-        </w:tc>
-        <w:tc>
-          <w:tcPr>
-            <w:tcW w:type="dxa" w:w="1584"/>
-            <w:vAlign w:val="center"/>
-            <w:tcMar>
-              <w:top w:w="80" w:type="dxa"/>
-              <w:start w:w="120" w:type="dxa"/>
-              <w:bottom w:w="80" w:type="dxa"/>
-              <w:end w:w="120" w:type="dxa"/>
-            </w:tcMar>
-          </w:tcPr>
-          <w:p>
-            <w:pPr>
-              <w:spacing w:before="0" w:after="0" w:line="264" w:lineRule="auto"/>
-              <w:jc w:val="center"/>
-            </w:pPr>
-            <w:r>
-              <w:rPr>
-                <w:rFonts w:ascii="Calibri" w:hAnsi="Calibri" w:eastAsia="맑은 고딕"/>
-                <w:b w:val="0"/>
-                <w:sz w:val="20"/>
-              </w:rPr>
-              <w:t>84.3%</w:t>
+              <w:t>81.4%</w:t>
             </w:r>
           </w:p>
         </w:tc>
@@ -5461,60 +5304,15 @@
                 <w:b w:val="0"/>
                 <w:sz w:val="20"/>
               </w:rPr>
-              <w:t>0.894</w:t>
+              <w:t>0.879</w:t>
             </w:r>
           </w:p>
         </w:tc>
       </w:tr>
-    </w:tbl>
-    <w:p/>
-    <w:p>
-      <w:r>
-        <w:br w:type="page"/>
-      </w:r>
-    </w:p>
-    <w:p>
-      <w:pPr>
-        <w:spacing w:before="0" w:after="120" w:line="264" w:lineRule="auto"/>
-      </w:pPr>
-      <w:r>
-        <w:rPr>
-          <w:rFonts w:ascii="Calibri" w:hAnsi="Calibri" w:eastAsia="맑은 고딕"/>
-          <w:sz w:val="22"/>
-        </w:rPr>
-        <w:t>Image and multimodal retrieval performance</w:t>
-      </w:r>
-    </w:p>
-    <w:tbl>
-      <w:tblPr>
-        <w:tblStyle w:val="TableGrid"/>
-        <w:tblW w:type="dxa" w:w="9360"/>
-        <w:jc w:val="left"/>
-        <w:tblLayout w:type="fixed"/>
-        <w:tblLook w:firstColumn="1" w:firstRow="1" w:lastColumn="0" w:lastRow="0" w:noHBand="0" w:noVBand="1" w:val="04A0"/>
-        <w:tblInd w:w="120" w:type="dxa"/>
-        <w:tblBorders>
-          <w:top w:val="single" w:sz="4" w:space="0" w:color="B8C2CC"/>
-          <w:left w:val="single" w:sz="4" w:space="0" w:color="B8C2CC"/>
-          <w:bottom w:val="single" w:sz="4" w:space="0" w:color="B8C2CC"/>
-          <w:right w:val="single" w:sz="4" w:space="0" w:color="B8C2CC"/>
-          <w:insideH w:val="single" w:sz="4" w:space="0" w:color="B8C2CC"/>
-          <w:insideV w:val="single" w:sz="4" w:space="0" w:color="B8C2CC"/>
-        </w:tblBorders>
-      </w:tblPr>
-      <w:tblGrid>
-        <w:gridCol w:w="1337"/>
-        <w:gridCol w:w="1337"/>
-        <w:gridCol w:w="1337"/>
-        <w:gridCol w:w="1337"/>
-        <w:gridCol w:w="1337"/>
-        <w:gridCol w:w="1337"/>
-        <w:gridCol w:w="1337"/>
-      </w:tblGrid>
       <w:tr>
         <w:tc>
           <w:tcPr>
-            <w:tcW w:type="dxa" w:w="2880"/>
+            <w:tcW w:type="dxa" w:w="3024"/>
             <w:vAlign w:val="center"/>
             <w:tcMar>
               <w:top w:w="80" w:type="dxa"/>
@@ -5522,7 +5320,341 @@
               <w:bottom w:w="80" w:type="dxa"/>
               <w:end w:w="120" w:type="dxa"/>
             </w:tcMar>
-            <w:shd w:fill="F2F4F7"/>
+          </w:tcPr>
+          <w:p>
+            <w:pPr>
+              <w:spacing w:before="0" w:after="0" w:line="264" w:lineRule="auto"/>
+              <w:jc w:val="left"/>
+            </w:pPr>
+            <w:r>
+              <w:rPr>
+                <w:rFonts w:ascii="Calibri" w:hAnsi="Calibri" w:eastAsia="맑은 고딕"/>
+                <w:b w:val="0"/>
+                <w:sz w:val="20"/>
+              </w:rPr>
+              <w:t>G3 Multimodal RAG</w:t>
+            </w:r>
+          </w:p>
+        </w:tc>
+        <w:tc>
+          <w:tcPr>
+            <w:tcW w:type="dxa" w:w="1584"/>
+            <w:vAlign w:val="center"/>
+            <w:tcMar>
+              <w:top w:w="80" w:type="dxa"/>
+              <w:start w:w="120" w:type="dxa"/>
+              <w:bottom w:w="80" w:type="dxa"/>
+              <w:end w:w="120" w:type="dxa"/>
+            </w:tcMar>
+          </w:tcPr>
+          <w:p>
+            <w:pPr>
+              <w:spacing w:before="0" w:after="0" w:line="264" w:lineRule="auto"/>
+              <w:jc w:val="center"/>
+            </w:pPr>
+            <w:r>
+              <w:rPr>
+                <w:rFonts w:ascii="Calibri" w:hAnsi="Calibri" w:eastAsia="맑은 고딕"/>
+                <w:b w:val="0"/>
+                <w:sz w:val="20"/>
+              </w:rPr>
+              <w:t>81.4%</w:t>
+            </w:r>
+          </w:p>
+        </w:tc>
+        <w:tc>
+          <w:tcPr>
+            <w:tcW w:type="dxa" w:w="1584"/>
+            <w:vAlign w:val="center"/>
+            <w:tcMar>
+              <w:top w:w="80" w:type="dxa"/>
+              <w:start w:w="120" w:type="dxa"/>
+              <w:bottom w:w="80" w:type="dxa"/>
+              <w:end w:w="120" w:type="dxa"/>
+            </w:tcMar>
+          </w:tcPr>
+          <w:p>
+            <w:pPr>
+              <w:spacing w:before="0" w:after="0" w:line="264" w:lineRule="auto"/>
+              <w:jc w:val="center"/>
+            </w:pPr>
+            <w:r>
+              <w:rPr>
+                <w:rFonts w:ascii="Calibri" w:hAnsi="Calibri" w:eastAsia="맑은 고딕"/>
+                <w:b w:val="0"/>
+                <w:sz w:val="20"/>
+              </w:rPr>
+              <w:t>95.7%</w:t>
+            </w:r>
+          </w:p>
+        </w:tc>
+        <w:tc>
+          <w:tcPr>
+            <w:tcW w:type="dxa" w:w="1584"/>
+            <w:vAlign w:val="center"/>
+            <w:tcMar>
+              <w:top w:w="80" w:type="dxa"/>
+              <w:start w:w="120" w:type="dxa"/>
+              <w:bottom w:w="80" w:type="dxa"/>
+              <w:end w:w="120" w:type="dxa"/>
+            </w:tcMar>
+          </w:tcPr>
+          <w:p>
+            <w:pPr>
+              <w:spacing w:before="0" w:after="0" w:line="264" w:lineRule="auto"/>
+              <w:jc w:val="center"/>
+            </w:pPr>
+            <w:r>
+              <w:rPr>
+                <w:rFonts w:ascii="Calibri" w:hAnsi="Calibri" w:eastAsia="맑은 고딕"/>
+                <w:b w:val="0"/>
+                <w:sz w:val="20"/>
+              </w:rPr>
+              <w:t>100.0%</w:t>
+            </w:r>
+          </w:p>
+        </w:tc>
+        <w:tc>
+          <w:tcPr>
+            <w:tcW w:type="dxa" w:w="1584"/>
+            <w:vAlign w:val="center"/>
+            <w:tcMar>
+              <w:top w:w="80" w:type="dxa"/>
+              <w:start w:w="120" w:type="dxa"/>
+              <w:bottom w:w="80" w:type="dxa"/>
+              <w:end w:w="120" w:type="dxa"/>
+            </w:tcMar>
+          </w:tcPr>
+          <w:p>
+            <w:pPr>
+              <w:spacing w:before="0" w:after="0" w:line="264" w:lineRule="auto"/>
+              <w:jc w:val="center"/>
+            </w:pPr>
+            <w:r>
+              <w:rPr>
+                <w:rFonts w:ascii="Calibri" w:hAnsi="Calibri" w:eastAsia="맑은 고딕"/>
+                <w:b w:val="0"/>
+                <w:sz w:val="20"/>
+              </w:rPr>
+              <w:t>0.879</w:t>
+            </w:r>
+          </w:p>
+        </w:tc>
+      </w:tr>
+      <w:tr>
+        <w:tc>
+          <w:tcPr>
+            <w:tcW w:type="dxa" w:w="3024"/>
+            <w:vAlign w:val="center"/>
+            <w:tcMar>
+              <w:top w:w="80" w:type="dxa"/>
+              <w:start w:w="120" w:type="dxa"/>
+              <w:bottom w:w="80" w:type="dxa"/>
+              <w:end w:w="120" w:type="dxa"/>
+            </w:tcMar>
+          </w:tcPr>
+          <w:p>
+            <w:pPr>
+              <w:spacing w:before="0" w:after="0" w:line="264" w:lineRule="auto"/>
+              <w:jc w:val="left"/>
+            </w:pPr>
+            <w:r>
+              <w:rPr>
+                <w:rFonts w:ascii="Calibri" w:hAnsi="Calibri" w:eastAsia="맑은 고딕"/>
+                <w:b w:val="0"/>
+                <w:sz w:val="20"/>
+              </w:rPr>
+              <w:t>G4 Context-aware Multimodal RAG</w:t>
+            </w:r>
+          </w:p>
+        </w:tc>
+        <w:tc>
+          <w:tcPr>
+            <w:tcW w:type="dxa" w:w="1584"/>
+            <w:vAlign w:val="center"/>
+            <w:tcMar>
+              <w:top w:w="80" w:type="dxa"/>
+              <w:start w:w="120" w:type="dxa"/>
+              <w:bottom w:w="80" w:type="dxa"/>
+              <w:end w:w="120" w:type="dxa"/>
+            </w:tcMar>
+          </w:tcPr>
+          <w:p>
+            <w:pPr>
+              <w:spacing w:before="0" w:after="0" w:line="264" w:lineRule="auto"/>
+              <w:jc w:val="center"/>
+            </w:pPr>
+            <w:r>
+              <w:rPr>
+                <w:rFonts w:ascii="Calibri" w:hAnsi="Calibri" w:eastAsia="맑은 고딕"/>
+                <w:b w:val="0"/>
+                <w:sz w:val="20"/>
+              </w:rPr>
+              <w:t>85.7%</w:t>
+            </w:r>
+          </w:p>
+        </w:tc>
+        <w:tc>
+          <w:tcPr>
+            <w:tcW w:type="dxa" w:w="1584"/>
+            <w:vAlign w:val="center"/>
+            <w:tcMar>
+              <w:top w:w="80" w:type="dxa"/>
+              <w:start w:w="120" w:type="dxa"/>
+              <w:bottom w:w="80" w:type="dxa"/>
+              <w:end w:w="120" w:type="dxa"/>
+            </w:tcMar>
+          </w:tcPr>
+          <w:p>
+            <w:pPr>
+              <w:spacing w:before="0" w:after="0" w:line="264" w:lineRule="auto"/>
+              <w:jc w:val="center"/>
+            </w:pPr>
+            <w:r>
+              <w:rPr>
+                <w:rFonts w:ascii="Calibri" w:hAnsi="Calibri" w:eastAsia="맑은 고딕"/>
+                <w:b w:val="0"/>
+                <w:sz w:val="20"/>
+              </w:rPr>
+              <w:t>95.7%</w:t>
+            </w:r>
+          </w:p>
+        </w:tc>
+        <w:tc>
+          <w:tcPr>
+            <w:tcW w:type="dxa" w:w="1584"/>
+            <w:vAlign w:val="center"/>
+            <w:tcMar>
+              <w:top w:w="80" w:type="dxa"/>
+              <w:start w:w="120" w:type="dxa"/>
+              <w:bottom w:w="80" w:type="dxa"/>
+              <w:end w:w="120" w:type="dxa"/>
+            </w:tcMar>
+          </w:tcPr>
+          <w:p>
+            <w:pPr>
+              <w:spacing w:before="0" w:after="0" w:line="264" w:lineRule="auto"/>
+              <w:jc w:val="center"/>
+            </w:pPr>
+            <w:r>
+              <w:rPr>
+                <w:rFonts w:ascii="Calibri" w:hAnsi="Calibri" w:eastAsia="맑은 고딕"/>
+                <w:b w:val="0"/>
+                <w:sz w:val="20"/>
+              </w:rPr>
+              <w:t>100.0%</w:t>
+            </w:r>
+          </w:p>
+        </w:tc>
+        <w:tc>
+          <w:tcPr>
+            <w:tcW w:type="dxa" w:w="1584"/>
+            <w:vAlign w:val="center"/>
+            <w:tcMar>
+              <w:top w:w="80" w:type="dxa"/>
+              <w:start w:w="120" w:type="dxa"/>
+              <w:bottom w:w="80" w:type="dxa"/>
+              <w:end w:w="120" w:type="dxa"/>
+            </w:tcMar>
+          </w:tcPr>
+          <w:p>
+            <w:pPr>
+              <w:spacing w:before="0" w:after="0" w:line="264" w:lineRule="auto"/>
+              <w:jc w:val="center"/>
+            </w:pPr>
+            <w:r>
+              <w:rPr>
+                <w:rFonts w:ascii="Calibri" w:hAnsi="Calibri" w:eastAsia="맑은 고딕"/>
+                <w:b w:val="0"/>
+                <w:sz w:val="20"/>
+              </w:rPr>
+              <w:t>0.903</w:t>
+            </w:r>
+          </w:p>
+        </w:tc>
+      </w:tr>
+    </w:tbl>
+    <w:p>
+      <w:pPr>
+        <w:spacing w:before="0" w:after="0" w:line="240" w:lineRule="auto"/>
+      </w:pPr>
+      <w:r>
+        <w:rPr>
+          <w:rFonts w:ascii="Calibri" w:hAnsi="Calibri" w:eastAsia="Calibri"/>
+          <w:sz w:val="19"/>
+        </w:rPr>
+        <w:t xml:space="preserve"> </w:t>
+      </w:r>
+    </w:p>
+    <w:p>
+      <w:r>
+        <w:br w:type="page"/>
+      </w:r>
+    </w:p>
+    <w:p>
+      <w:pPr>
+        <w:spacing w:before="0" w:after="120" w:line="264" w:lineRule="auto"/>
+      </w:pPr>
+      <w:r>
+        <w:rPr>
+          <w:rFonts w:ascii="Calibri" w:hAnsi="Calibri" w:eastAsia="맑은 고딕"/>
+          <w:sz w:val="22"/>
+        </w:rPr>
+        <w:t>Image and multimodal retrieval performance</w:t>
+      </w:r>
+    </w:p>
+    <w:p>
+      <w:pPr>
+        <w:spacing w:before="0" w:after="0" w:line="240" w:lineRule="auto"/>
+      </w:pPr>
+      <w:r>
+        <w:rPr>
+          <w:rFonts w:ascii="Calibri" w:hAnsi="Calibri" w:eastAsia="?? ??"/>
+          <w:sz w:val="19"/>
+        </w:rPr>
+        <w:t xml:space="preserve"> </w:t>
+      </w:r>
+    </w:p>
+    <w:tbl>
+      <w:tblPr>
+        <w:tblW w:type="dxa" w:w="9360"/>
+        <w:tblLayout w:type="fixed"/>
+        <w:tblLook w:firstColumn="1" w:firstRow="1" w:lastColumn="0" w:lastRow="0" w:noHBand="0" w:noVBand="1" w:val="04A0"/>
+        <w:jc w:val="left"/>
+        <w:tblInd w:w="120" w:type="dxa"/>
+        <w:tblBorders>
+          <w:top w:val="single" w:sz="8" w:space="0" w:color="000000"/>
+          <w:left w:val="nil" w:sz="0" w:space="0" w:color="000000"/>
+          <w:bottom w:val="single" w:sz="8" w:space="0" w:color="000000"/>
+          <w:right w:val="nil" w:sz="0" w:space="0" w:color="000000"/>
+          <w:insideH w:val="nil" w:sz="0" w:space="0" w:color="000000"/>
+          <w:insideV w:val="nil" w:sz="0" w:space="0" w:color="000000"/>
+        </w:tblBorders>
+      </w:tblPr>
+      <w:tblGrid>
+        <w:gridCol w:w="2736"/>
+        <w:gridCol w:w="1296"/>
+        <w:gridCol w:w="648"/>
+        <w:gridCol w:w="1440"/>
+        <w:gridCol w:w="1080"/>
+        <w:gridCol w:w="1224"/>
+        <w:gridCol w:w="936"/>
+      </w:tblGrid>
+      <w:tr>
+        <w:tc>
+          <w:tcPr>
+            <w:tcW w:type="dxa" w:w="2736"/>
+            <w:vAlign w:val="center"/>
+            <w:tcMar>
+              <w:top w:w="80" w:type="dxa"/>
+              <w:start w:w="120" w:type="dxa"/>
+              <w:bottom w:w="80" w:type="dxa"/>
+              <w:end w:w="120" w:type="dxa"/>
+            </w:tcMar>
+            <w:shd w:fill="auto" w:val="clear"/>
+            <w:tcBorders>
+              <w:bottom w:val="single" w:sz="6" w:space="0" w:color="000000"/>
+            </w:tcBorders>
           </w:tcPr>
           <w:p>
             <w:pPr>
@@ -5541,7 +5673,7 @@
         </w:tc>
         <w:tc>
           <w:tcPr>
-            <w:tcW w:type="dxa" w:w="1080"/>
+            <w:tcW w:type="dxa" w:w="1296"/>
             <w:vAlign w:val="center"/>
             <w:tcMar>
               <w:top w:w="80" w:type="dxa"/>
@@ -5549,7 +5681,10 @@
               <w:bottom w:w="80" w:type="dxa"/>
               <w:end w:w="120" w:type="dxa"/>
             </w:tcMar>
-            <w:shd w:fill="F2F4F7"/>
+            <w:shd w:fill="auto" w:val="clear"/>
+            <w:tcBorders>
+              <w:bottom w:val="single" w:sz="6" w:space="0" w:color="000000"/>
+            </w:tcBorders>
           </w:tcPr>
           <w:p>
             <w:pPr>
@@ -5568,7 +5703,7 @@
         </w:tc>
         <w:tc>
           <w:tcPr>
-            <w:tcW w:type="dxa" w:w="1080"/>
+            <w:tcW w:type="dxa" w:w="648"/>
             <w:vAlign w:val="center"/>
             <w:tcMar>
               <w:top w:w="80" w:type="dxa"/>
@@ -5576,7 +5711,10 @@
               <w:bottom w:w="80" w:type="dxa"/>
               <w:end w:w="120" w:type="dxa"/>
             </w:tcMar>
-            <w:shd w:fill="F2F4F7"/>
+            <w:shd w:fill="auto" w:val="clear"/>
+            <w:tcBorders>
+              <w:bottom w:val="single" w:sz="6" w:space="0" w:color="000000"/>
+            </w:tcBorders>
           </w:tcPr>
           <w:p>
             <w:pPr>
@@ -5595,7 +5733,7 @@
         </w:tc>
         <w:tc>
           <w:tcPr>
-            <w:tcW w:type="dxa" w:w="1080"/>
+            <w:tcW w:type="dxa" w:w="1440"/>
             <w:vAlign w:val="center"/>
             <w:tcMar>
               <w:top w:w="80" w:type="dxa"/>
@@ -5603,7 +5741,10 @@
               <w:bottom w:w="80" w:type="dxa"/>
               <w:end w:w="120" w:type="dxa"/>
             </w:tcMar>
-            <w:shd w:fill="F2F4F7"/>
+            <w:shd w:fill="auto" w:val="clear"/>
+            <w:tcBorders>
+              <w:bottom w:val="single" w:sz="6" w:space="0" w:color="000000"/>
+            </w:tcBorders>
           </w:tcPr>
           <w:p>
             <w:pPr>
@@ -5622,7 +5763,7 @@
         </w:tc>
         <w:tc>
           <w:tcPr>
-            <w:tcW w:type="dxa" w:w="1224"/>
+            <w:tcW w:type="dxa" w:w="1080"/>
             <w:vAlign w:val="center"/>
             <w:tcMar>
               <w:top w:w="80" w:type="dxa"/>
@@ -5630,7 +5771,10 @@
               <w:bottom w:w="80" w:type="dxa"/>
               <w:end w:w="120" w:type="dxa"/>
             </w:tcMar>
-            <w:shd w:fill="F2F4F7"/>
+            <w:shd w:fill="auto" w:val="clear"/>
+            <w:tcBorders>
+              <w:bottom w:val="single" w:sz="6" w:space="0" w:color="000000"/>
+            </w:tcBorders>
           </w:tcPr>
           <w:p>
             <w:pPr>
@@ -5649,7 +5793,7 @@
         </w:tc>
         <w:tc>
           <w:tcPr>
-            <w:tcW w:type="dxa" w:w="1080"/>
+            <w:tcW w:type="dxa" w:w="1224"/>
             <w:vAlign w:val="center"/>
             <w:tcMar>
               <w:top w:w="80" w:type="dxa"/>
@@ -5657,7 +5801,10 @@
               <w:bottom w:w="80" w:type="dxa"/>
               <w:end w:w="120" w:type="dxa"/>
             </w:tcMar>
-            <w:shd w:fill="F2F4F7"/>
+            <w:shd w:fill="auto" w:val="clear"/>
+            <w:tcBorders>
+              <w:bottom w:val="single" w:sz="6" w:space="0" w:color="000000"/>
+            </w:tcBorders>
           </w:tcPr>
           <w:p>
             <w:pPr>
@@ -5676,7 +5823,7 @@
         </w:tc>
         <w:tc>
           <w:tcPr>
-            <w:tcW w:type="dxa" w:w="1080"/>
+            <w:tcW w:type="dxa" w:w="936"/>
             <w:vAlign w:val="center"/>
             <w:tcMar>
               <w:top w:w="80" w:type="dxa"/>
@@ -5684,7 +5831,10 @@
               <w:bottom w:w="80" w:type="dxa"/>
               <w:end w:w="120" w:type="dxa"/>
             </w:tcMar>
-            <w:shd w:fill="F2F4F7"/>
+            <w:shd w:fill="auto" w:val="clear"/>
+            <w:tcBorders>
+              <w:bottom w:val="single" w:sz="6" w:space="0" w:color="000000"/>
+            </w:tcBorders>
           </w:tcPr>
           <w:p>
             <w:pPr>
@@ -5705,7 +5855,7 @@
       <w:tr>
         <w:tc>
           <w:tcPr>
-            <w:tcW w:type="dxa" w:w="2880"/>
+            <w:tcW w:type="dxa" w:w="2736"/>
             <w:vAlign w:val="center"/>
             <w:tcMar>
               <w:top w:w="80" w:type="dxa"/>
@@ -5731,7 +5881,7 @@
         </w:tc>
         <w:tc>
           <w:tcPr>
-            <w:tcW w:type="dxa" w:w="1080"/>
+            <w:tcW w:type="dxa" w:w="1296"/>
             <w:vAlign w:val="center"/>
             <w:tcMar>
               <w:top w:w="80" w:type="dxa"/>
@@ -5751,7 +5901,59 @@
                 <w:b w:val="0"/>
                 <w:sz w:val="19"/>
               </w:rPr>
-              <w:t>38.6%</w:t>
+              <w:t>45.7%</w:t>
+            </w:r>
+          </w:p>
+        </w:tc>
+        <w:tc>
+          <w:tcPr>
+            <w:tcW w:type="dxa" w:w="648"/>
+            <w:vAlign w:val="center"/>
+            <w:tcMar>
+              <w:top w:w="80" w:type="dxa"/>
+              <w:start w:w="120" w:type="dxa"/>
+              <w:bottom w:w="80" w:type="dxa"/>
+              <w:end w:w="120" w:type="dxa"/>
+            </w:tcMar>
+          </w:tcPr>
+          <w:p>
+            <w:pPr>
+              <w:spacing w:before="0" w:after="0" w:line="264" w:lineRule="auto"/>
+              <w:jc w:val="center"/>
+            </w:pPr>
+            <w:r>
+              <w:rPr>
+                <w:rFonts w:ascii="Calibri" w:hAnsi="Calibri" w:eastAsia="맑은 고딕"/>
+                <w:b w:val="0"/>
+                <w:sz w:val="19"/>
+              </w:rPr>
+              <w:t>71.4%</w:t>
+            </w:r>
+          </w:p>
+        </w:tc>
+        <w:tc>
+          <w:tcPr>
+            <w:tcW w:type="dxa" w:w="1440"/>
+            <w:vAlign w:val="center"/>
+            <w:tcMar>
+              <w:top w:w="80" w:type="dxa"/>
+              <w:start w:w="120" w:type="dxa"/>
+              <w:bottom w:w="80" w:type="dxa"/>
+              <w:end w:w="120" w:type="dxa"/>
+            </w:tcMar>
+          </w:tcPr>
+          <w:p>
+            <w:pPr>
+              <w:spacing w:before="0" w:after="0" w:line="264" w:lineRule="auto"/>
+              <w:jc w:val="center"/>
+            </w:pPr>
+            <w:r>
+              <w:rPr>
+                <w:rFonts w:ascii="Calibri" w:hAnsi="Calibri" w:eastAsia="맑은 고딕"/>
+                <w:b w:val="0"/>
+                <w:sz w:val="19"/>
+              </w:rPr>
+              <w:t>80.0%</w:t>
             </w:r>
           </w:p>
         </w:tc>
@@ -5777,7 +5979,165 @@
                 <w:b w:val="0"/>
                 <w:sz w:val="19"/>
               </w:rPr>
-              <w:t>74.3%</w:t>
+              <w:t>0.572</w:t>
+            </w:r>
+          </w:p>
+        </w:tc>
+        <w:tc>
+          <w:tcPr>
+            <w:tcW w:type="dxa" w:w="1224"/>
+            <w:vAlign w:val="center"/>
+            <w:tcMar>
+              <w:top w:w="80" w:type="dxa"/>
+              <w:start w:w="120" w:type="dxa"/>
+              <w:bottom w:w="80" w:type="dxa"/>
+              <w:end w:w="120" w:type="dxa"/>
+            </w:tcMar>
+          </w:tcPr>
+          <w:p>
+            <w:pPr>
+              <w:spacing w:before="0" w:after="0" w:line="264" w:lineRule="auto"/>
+              <w:jc w:val="center"/>
+            </w:pPr>
+            <w:r>
+              <w:rPr>
+                <w:rFonts w:ascii="Calibri" w:hAnsi="Calibri" w:eastAsia="맑은 고딕"/>
+                <w:b w:val="0"/>
+                <w:sz w:val="19"/>
+              </w:rPr>
+              <w:t>71.4%</w:t>
+            </w:r>
+          </w:p>
+        </w:tc>
+        <w:tc>
+          <w:tcPr>
+            <w:tcW w:type="dxa" w:w="936"/>
+            <w:vAlign w:val="center"/>
+            <w:tcMar>
+              <w:top w:w="80" w:type="dxa"/>
+              <w:start w:w="120" w:type="dxa"/>
+              <w:bottom w:w="80" w:type="dxa"/>
+              <w:end w:w="120" w:type="dxa"/>
+            </w:tcMar>
+          </w:tcPr>
+          <w:p>
+            <w:pPr>
+              <w:spacing w:before="0" w:after="0" w:line="264" w:lineRule="auto"/>
+              <w:jc w:val="center"/>
+            </w:pPr>
+            <w:r>
+              <w:rPr>
+                <w:rFonts w:ascii="Calibri" w:hAnsi="Calibri" w:eastAsia="맑은 고딕"/>
+                <w:b w:val="0"/>
+                <w:sz w:val="19"/>
+              </w:rPr>
+              <w:t>80.0%</w:t>
+            </w:r>
+          </w:p>
+        </w:tc>
+      </w:tr>
+      <w:tr>
+        <w:tc>
+          <w:tcPr>
+            <w:tcW w:type="dxa" w:w="2736"/>
+            <w:vAlign w:val="center"/>
+            <w:tcMar>
+              <w:top w:w="80" w:type="dxa"/>
+              <w:start w:w="120" w:type="dxa"/>
+              <w:bottom w:w="80" w:type="dxa"/>
+              <w:end w:w="120" w:type="dxa"/>
+            </w:tcMar>
+          </w:tcPr>
+          <w:p>
+            <w:pPr>
+              <w:spacing w:before="0" w:after="0" w:line="264" w:lineRule="auto"/>
+              <w:jc w:val="left"/>
+            </w:pPr>
+            <w:r>
+              <w:rPr>
+                <w:rFonts w:ascii="Calibri" w:hAnsi="Calibri" w:eastAsia="맑은 고딕"/>
+                <w:b w:val="0"/>
+                <w:sz w:val="19"/>
+              </w:rPr>
+              <w:t>G4 Context-aware Multimodal RAG</w:t>
+            </w:r>
+          </w:p>
+        </w:tc>
+        <w:tc>
+          <w:tcPr>
+            <w:tcW w:type="dxa" w:w="1296"/>
+            <w:vAlign w:val="center"/>
+            <w:tcMar>
+              <w:top w:w="80" w:type="dxa"/>
+              <w:start w:w="120" w:type="dxa"/>
+              <w:bottom w:w="80" w:type="dxa"/>
+              <w:end w:w="120" w:type="dxa"/>
+            </w:tcMar>
+          </w:tcPr>
+          <w:p>
+            <w:pPr>
+              <w:spacing w:before="0" w:after="0" w:line="264" w:lineRule="auto"/>
+              <w:jc w:val="center"/>
+            </w:pPr>
+            <w:r>
+              <w:rPr>
+                <w:rFonts w:ascii="Calibri" w:hAnsi="Calibri" w:eastAsia="맑은 고딕"/>
+                <w:b w:val="0"/>
+                <w:sz w:val="19"/>
+              </w:rPr>
+              <w:t>48.6%</w:t>
+            </w:r>
+          </w:p>
+        </w:tc>
+        <w:tc>
+          <w:tcPr>
+            <w:tcW w:type="dxa" w:w="648"/>
+            <w:vAlign w:val="center"/>
+            <w:tcMar>
+              <w:top w:w="80" w:type="dxa"/>
+              <w:start w:w="120" w:type="dxa"/>
+              <w:bottom w:w="80" w:type="dxa"/>
+              <w:end w:w="120" w:type="dxa"/>
+            </w:tcMar>
+          </w:tcPr>
+          <w:p>
+            <w:pPr>
+              <w:spacing w:before="0" w:after="0" w:line="264" w:lineRule="auto"/>
+              <w:jc w:val="center"/>
+            </w:pPr>
+            <w:r>
+              <w:rPr>
+                <w:rFonts w:ascii="Calibri" w:hAnsi="Calibri" w:eastAsia="맑은 고딕"/>
+                <w:b w:val="0"/>
+                <w:sz w:val="19"/>
+              </w:rPr>
+              <w:t>77.1%</w:t>
+            </w:r>
+          </w:p>
+        </w:tc>
+        <w:tc>
+          <w:tcPr>
+            <w:tcW w:type="dxa" w:w="1440"/>
+            <w:vAlign w:val="center"/>
+            <w:tcMar>
+              <w:top w:w="80" w:type="dxa"/>
+              <w:start w:w="120" w:type="dxa"/>
+              <w:bottom w:w="80" w:type="dxa"/>
+              <w:end w:w="120" w:type="dxa"/>
+            </w:tcMar>
+          </w:tcPr>
+          <w:p>
+            <w:pPr>
+              <w:spacing w:before="0" w:after="0" w:line="264" w:lineRule="auto"/>
+              <w:jc w:val="center"/>
+            </w:pPr>
+            <w:r>
+              <w:rPr>
+                <w:rFonts w:ascii="Calibri" w:hAnsi="Calibri" w:eastAsia="맑은 고딕"/>
+                <w:b w:val="0"/>
+                <w:sz w:val="19"/>
+              </w:rPr>
+              <w:t>87.1%</w:t>
             </w:r>
           </w:p>
         </w:tc>
@@ -5803,7 +6163,7 @@
                 <w:b w:val="0"/>
                 <w:sz w:val="19"/>
               </w:rPr>
-              <w:t>84.3%</w:t>
+              <w:t>0.620</w:t>
             </w:r>
           </w:p>
         </w:tc>
@@ -5829,7 +6189,939 @@
                 <w:b w:val="0"/>
                 <w:sz w:val="19"/>
               </w:rPr>
-              <w:t>0.534</w:t>
+              <w:t>77.1%</w:t>
+            </w:r>
+          </w:p>
+        </w:tc>
+        <w:tc>
+          <w:tcPr>
+            <w:tcW w:type="dxa" w:w="936"/>
+            <w:vAlign w:val="center"/>
+            <w:tcMar>
+              <w:top w:w="80" w:type="dxa"/>
+              <w:start w:w="120" w:type="dxa"/>
+              <w:bottom w:w="80" w:type="dxa"/>
+              <w:end w:w="120" w:type="dxa"/>
+            </w:tcMar>
+          </w:tcPr>
+          <w:p>
+            <w:pPr>
+              <w:spacing w:before="0" w:after="0" w:line="264" w:lineRule="auto"/>
+              <w:jc w:val="center"/>
+            </w:pPr>
+            <w:r>
+              <w:rPr>
+                <w:rFonts w:ascii="Calibri" w:hAnsi="Calibri" w:eastAsia="맑은 고딕"/>
+                <w:b w:val="0"/>
+                <w:sz w:val="19"/>
+              </w:rPr>
+              <w:t>87.1%</w:t>
+            </w:r>
+          </w:p>
+        </w:tc>
+      </w:tr>
+    </w:tbl>
+    <w:p>
+      <w:pPr>
+        <w:spacing w:before="0" w:after="0" w:line="240" w:lineRule="auto"/>
+      </w:pPr>
+      <w:r>
+        <w:rPr>
+          <w:rFonts w:ascii="Calibri" w:hAnsi="Calibri" w:eastAsia="Calibri"/>
+          <w:sz w:val="19"/>
+        </w:rPr>
+        <w:t xml:space="preserve"> </w:t>
+      </w:r>
+    </w:p>
+    <w:p>
+      <w:pPr>
+        <w:spacing w:before="0" w:after="120" w:line="264" w:lineRule="auto"/>
+      </w:pPr>
+      <w:r>
+        <w:rPr>
+          <w:rFonts w:ascii="Calibri" w:hAnsi="Calibri" w:eastAsia="맑은 고딕"/>
+          <w:sz w:val="22"/>
+        </w:rPr>
+        <w:t>Despite being a simple keyword-based method, G1 achieved a Text Recall@5 of 95.7%. This can be attributed to the explicit technical terms in collaborative robot manual queries, including menu names, configuration values, and function names. G2 nevertheless outperformed G1 in Text Recall@1 and Text MRR, indicating that embedding-based text retrieval was more effective at placing the relevant text at a higher rank.</w:t>
+      </w:r>
+    </w:p>
+    <w:p>
+      <w:pPr>
+        <w:spacing w:before="0" w:after="120" w:line="264" w:lineRule="auto"/>
+      </w:pPr>
+      <w:r>
+        <w:rPr>
+          <w:rFonts w:ascii="Calibri" w:hAnsi="Calibri" w:eastAsia="맑은 고딕"/>
+          <w:sz w:val="22"/>
+        </w:rPr>
+        <w:t>G2 and G3 produced identical text retrieval results because both groups use the same BGE-M3 text embedding model, ChromaDB text collection, text chunks, and top-k text retrieval procedure. G3 does not modify the G2 text retriever; instead, it extends the G2 results with image-only retrieval, page proximity, and text-image mapping scores. The identical Text Recall@k and Text MRR values are therefore an intended consequence of the experimental design rather than an implementation error. G3 is evaluated for its ability to retrieve relevant images and diagrams in addition to text, not for improving text retrieval.</w:t>
+      </w:r>
+    </w:p>
+    <w:p>
+      <w:pPr>
+        <w:spacing w:before="0" w:after="120" w:line="264" w:lineRule="auto"/>
+      </w:pPr>
+      <w:r>
+        <w:rPr>
+          <w:rFonts w:ascii="Calibri" w:hAnsi="Calibri" w:eastAsia="맑은 고딕"/>
+          <w:sz w:val="22"/>
+        </w:rPr>
+        <w:t>G3 achieved an Image Recall@5 of 71.4% and an Image Recall@10 of 80.0%, while Image Recall@1 and Image MRR were 45.7% and 0.572, respectively. Using BBox only as a candidate filter and combining SigLIP mapping with page proximity improved top-ranked retrieval quality relative to the earlier G3 pilot configuration. Nevertheless, fewer than half of the queries placed the ground-truth image at rank one, indicating substantial room for improvement.</w:t>
+      </w:r>
+    </w:p>
+    <w:p>
+      <w:pPr>
+        <w:spacing w:before="0" w:after="120" w:line="264" w:lineRule="auto"/>
+      </w:pPr>
+      <w:r>
+        <w:rPr>
+          <w:rFonts w:ascii="Calibri" w:hAnsi="Calibri" w:eastAsia="맑은 고딕"/>
+          <w:sz w:val="22"/>
+        </w:rPr>
+        <w:t>G4 produced numerically higher image-retrieval metrics than G3. Image Recall@5 increased from 71.4% to 77.1%, Image Recall@10 increased from 80.0% to 87.1%, and Image MRR increased from 0.572 to 0.620. Both@5 and Both@10 likewise increased from 71.4% to 77.1% and from 80.0% to 87.1%, respectively. Image Recall@1 increased by 2.9 percentage points, from 45.7% to 48.6%. These results indicate that G4 moved some relevant images into the top-five or top-ten range and improved their average rank rather than consistently placing the ground-truth image at rank one. Because no statistical significance test was included, these numerical increases should not be interpreted as evidence of general superiority.</w:t>
+      </w:r>
+    </w:p>
+    <w:p>
+      <w:pPr>
+        <w:pStyle w:val="Heading2"/>
+      </w:pPr>
+      <w:r>
+        <w:t>5.2 Cases Improved by G4</w:t>
+      </w:r>
+    </w:p>
+    <w:p>
+      <w:pPr>
+        <w:spacing w:before="0" w:after="120" w:line="264" w:lineRule="auto"/>
+      </w:pPr>
+      <w:r>
+        <w:rPr>
+          <w:rFonts w:ascii="Calibri" w:hAnsi="Calibri" w:eastAsia="맑은 고딕"/>
+          <w:sz w:val="22"/>
+        </w:rPr>
+        <w:t>Aggregate metrics do not fully explain how G4 changes the candidate ranking. This subsection therefore examines queries for which the ground-truth image rank improved relative to G3. These cases demonstrate how query-based stage estimation, page ranges, section headings, and keyword context can move relevant images upward.</w:t>
+      </w:r>
+    </w:p>
+    <w:p>
+      <w:pPr>
+        <w:spacing w:before="0" w:after="120" w:line="264" w:lineRule="auto"/>
+      </w:pPr>
+      <w:r>
+        <w:rPr>
+          <w:rFonts w:ascii="Calibri" w:hAnsi="Calibri" w:eastAsia="맑은 고딕"/>
+          <w:sz w:val="22"/>
+        </w:rPr>
+        <w:t xml:space="preserve">For Q31, which asks about the primary purpose of the USB port on the teach pendant, the ground-truth image </w:t>
+      </w:r>
+      <w:r>
+        <w:rPr>
+          <w:rFonts w:ascii="Consolas" w:hAnsi="Consolas" w:eastAsia="맑은 고딕"/>
+          <w:color w:val="464646"/>
+          <w:sz w:val="21"/>
+        </w:rPr>
+        <w:t>page_103_img_0_0.jpeg</w:t>
+      </w:r>
+      <w:r>
+        <w:rPr>
+          <w:rFonts w:ascii="Calibri" w:hAnsi="Calibri" w:eastAsia="맑은 고딕"/>
+          <w:sz w:val="22"/>
+        </w:rPr>
+        <w:t xml:space="preserve"> moved from rank eight in G3 to rank three in G4. The query was associated with the </w:t>
+      </w:r>
+      <w:r>
+        <w:rPr>
+          <w:rFonts w:ascii="Consolas" w:hAnsi="Consolas" w:eastAsia="맑은 고딕"/>
+          <w:color w:val="464646"/>
+          <w:sz w:val="21"/>
+        </w:rPr>
+        <w:t>teach pendant/USB data management</w:t>
+      </w:r>
+      <w:r>
+        <w:rPr>
+          <w:rFonts w:ascii="Calibri" w:hAnsi="Calibri" w:eastAsia="맑은 고딕"/>
+          <w:sz w:val="22"/>
+        </w:rPr>
+        <w:t xml:space="preserve"> stage, and the context included terms related to USB ports, the pendant, and data import/export.</w:t>
+      </w:r>
+    </w:p>
+    <w:p>
+      <w:pPr>
+        <w:spacing w:before="0" w:after="120" w:line="264" w:lineRule="auto"/>
+      </w:pPr>
+      <w:r>
+        <w:rPr>
+          <w:rFonts w:ascii="Calibri" w:hAnsi="Calibri" w:eastAsia="맑은 고딕"/>
+          <w:sz w:val="22"/>
+        </w:rPr>
+        <w:t xml:space="preserve">For Q23, which asks where to check the system time, the ground-truth image </w:t>
+      </w:r>
+      <w:r>
+        <w:rPr>
+          <w:rFonts w:ascii="Consolas" w:hAnsi="Consolas" w:eastAsia="맑은 고딕"/>
+          <w:color w:val="464646"/>
+          <w:sz w:val="21"/>
+        </w:rPr>
+        <w:t>page_167_img_3_0.jpeg</w:t>
+      </w:r>
+      <w:r>
+        <w:rPr>
+          <w:rFonts w:ascii="Calibri" w:hAnsi="Calibri" w:eastAsia="맑은 고딕"/>
+          <w:sz w:val="22"/>
+        </w:rPr>
+        <w:t xml:space="preserve"> was outside the top ten in G3 but moved to rank four in G4. The query was associated with the </w:t>
+      </w:r>
+      <w:r>
+        <w:rPr>
+          <w:rFonts w:ascii="Consolas" w:hAnsi="Consolas" w:eastAsia="맑은 고딕"/>
+          <w:color w:val="464646"/>
+          <w:sz w:val="21"/>
+        </w:rPr>
+        <w:t>UI/system information inspection</w:t>
+      </w:r>
+      <w:r>
+        <w:rPr>
+          <w:rFonts w:ascii="Calibri" w:hAnsi="Calibri" w:eastAsia="맑은 고딕"/>
+          <w:sz w:val="22"/>
+        </w:rPr>
+        <w:t xml:space="preserve"> stage, and context related to system information, time, and screen areas contributed to re-ranking.</w:t>
+      </w:r>
+    </w:p>
+    <w:p>
+      <w:pPr>
+        <w:spacing w:before="0" w:after="120" w:line="264" w:lineRule="auto"/>
+      </w:pPr>
+      <w:r>
+        <w:rPr>
+          <w:rFonts w:ascii="Calibri" w:hAnsi="Calibri" w:eastAsia="맑은 고딕"/>
+          <w:sz w:val="22"/>
+        </w:rPr>
+        <w:t xml:space="preserve">For Q02, which asks about the grounding conditions required to supply power to the controller, the ground-truth image </w:t>
+      </w:r>
+      <w:r>
+        <w:rPr>
+          <w:rFonts w:ascii="Consolas" w:hAnsi="Consolas" w:eastAsia="맑은 고딕"/>
+          <w:color w:val="464646"/>
+          <w:sz w:val="21"/>
+        </w:rPr>
+        <w:t>page_403_img_0_0.jpeg</w:t>
+      </w:r>
+      <w:r>
+        <w:rPr>
+          <w:rFonts w:ascii="Calibri" w:hAnsi="Calibri" w:eastAsia="맑은 고딕"/>
+          <w:sz w:val="22"/>
+        </w:rPr>
+        <w:t xml:space="preserve"> moved from rank two in G3 to rank one in G4. The query was associated with the </w:t>
+      </w:r>
+      <w:r>
+        <w:rPr>
+          <w:rFonts w:ascii="Consolas" w:hAnsi="Consolas" w:eastAsia="맑은 고딕"/>
+          <w:color w:val="464646"/>
+          <w:sz w:val="21"/>
+        </w:rPr>
+        <w:t>safety/power/grounding</w:t>
+      </w:r>
+      <w:r>
+        <w:rPr>
+          <w:rFonts w:ascii="Calibri" w:hAnsi="Calibri" w:eastAsia="맑은 고딕"/>
+          <w:sz w:val="22"/>
+        </w:rPr>
+        <w:t xml:space="preserve"> stage, and context involving grounding, power supply, the controller, and safety was applied.</w:t>
+      </w:r>
+    </w:p>
+    <w:p>
+      <w:pPr>
+        <w:spacing w:before="0" w:after="120" w:line="264" w:lineRule="auto"/>
+      </w:pPr>
+      <w:r>
+        <w:rPr>
+          <w:rFonts w:ascii="Calibri" w:hAnsi="Calibri" w:eastAsia="맑은 고딕"/>
+          <w:sz w:val="22"/>
+        </w:rPr>
+        <w:t>These cases show that G4 can use training-stage information to improve the rank of the correct image for some queries. They do not, however, imply consistent top-one retrieval across the full query set.</w:t>
+      </w:r>
+    </w:p>
+    <w:p>
+      <w:pPr>
+        <w:pStyle w:val="Heading2"/>
+      </w:pPr>
+      <w:r>
+        <w:t>5.3 Failure Cases of G4</w:t>
+      </w:r>
+    </w:p>
+    <w:p>
+      <w:pPr>
+        <w:spacing w:before="0" w:after="120" w:line="264" w:lineRule="auto"/>
+      </w:pPr>
+      <w:r>
+        <w:rPr>
+          <w:rFonts w:ascii="Calibri" w:hAnsi="Calibri" w:eastAsia="맑은 고딕"/>
+          <w:sz w:val="22"/>
+        </w:rPr>
+        <w:t>Reporting only improved cases would overstate the effectiveness of G4. The following failures demonstrate that page- and section-level context does not fully resolve ambiguity among similar images, compensate for missing fine-grained screen cues, or eliminate query-based stage-estimation errors.</w:t>
+      </w:r>
+    </w:p>
+    <w:p>
+      <w:pPr>
+        <w:spacing w:before="0" w:after="120" w:line="264" w:lineRule="auto"/>
+      </w:pPr>
+      <w:r>
+        <w:rPr>
+          <w:rFonts w:ascii="Calibri" w:hAnsi="Calibri" w:eastAsia="맑은 고딕"/>
+          <w:sz w:val="22"/>
+        </w:rPr>
+        <w:t xml:space="preserve">Q10 asks for the menu path used to inspect the current angle of each robot joint on the teach pendant. Although G4 considered Status-related pages and keywords, it failed to retrieve the ground-truth image </w:t>
+      </w:r>
+      <w:r>
+        <w:rPr>
+          <w:rFonts w:ascii="Consolas" w:hAnsi="Consolas" w:eastAsia="맑은 고딕"/>
+          <w:color w:val="464646"/>
+          <w:sz w:val="21"/>
+        </w:rPr>
+        <w:t>page_332_img_0_0.jpeg</w:t>
+      </w:r>
+      <w:r>
+        <w:rPr>
+          <w:rFonts w:ascii="Calibri" w:hAnsi="Calibri" w:eastAsia="맑은 고딕"/>
+          <w:sz w:val="22"/>
+        </w:rPr>
+        <w:t xml:space="preserve"> within the top ten. Terms such as </w:t>
+      </w:r>
+      <w:r>
+        <w:rPr>
+          <w:rFonts w:ascii="Consolas" w:hAnsi="Consolas" w:eastAsia="맑은 고딕"/>
+          <w:color w:val="464646"/>
+          <w:sz w:val="21"/>
+        </w:rPr>
+        <w:t>Status</w:t>
+      </w:r>
+      <w:r>
+        <w:rPr>
+          <w:rFonts w:ascii="Calibri" w:hAnsi="Calibri" w:eastAsia="맑은 고딕"/>
+          <w:sz w:val="22"/>
+        </w:rPr>
+        <w:t xml:space="preserve">, </w:t>
+      </w:r>
+      <w:r>
+        <w:rPr>
+          <w:rFonts w:ascii="Consolas" w:hAnsi="Consolas" w:eastAsia="맑은 고딕"/>
+          <w:color w:val="464646"/>
+          <w:sz w:val="21"/>
+        </w:rPr>
+        <w:t>I/O Overview</w:t>
+      </w:r>
+      <w:r>
+        <w:rPr>
+          <w:rFonts w:ascii="Calibri" w:hAnsi="Calibri" w:eastAsia="맑은 고딕"/>
+          <w:sz w:val="22"/>
+        </w:rPr>
+        <w:t xml:space="preserve">, and </w:t>
+      </w:r>
+      <w:r>
+        <w:rPr>
+          <w:rFonts w:ascii="Consolas" w:hAnsi="Consolas" w:eastAsia="맑은 고딕"/>
+          <w:color w:val="464646"/>
+          <w:sz w:val="21"/>
+        </w:rPr>
+        <w:t>joint angle</w:t>
+      </w:r>
+      <w:r>
+        <w:rPr>
+          <w:rFonts w:ascii="Calibri" w:hAnsi="Calibri" w:eastAsia="맑은 고딕"/>
+          <w:sz w:val="22"/>
+        </w:rPr>
+        <w:t xml:space="preserve"> did not contribute strongly enough during candidate collection.</w:t>
+      </w:r>
+    </w:p>
+    <w:p>
+      <w:pPr>
+        <w:spacing w:before="0" w:after="120" w:line="264" w:lineRule="auto"/>
+      </w:pPr>
+      <w:r>
+        <w:rPr>
+          <w:rFonts w:ascii="Calibri" w:hAnsi="Calibri" w:eastAsia="맑은 고딕"/>
+          <w:sz w:val="22"/>
+        </w:rPr>
+        <w:t xml:space="preserve">Q28 asks which cable-coupling component is required to strengthen the waterproof rating of the robot cube module cable. G4 moved several images near page 405 upward, but the exact ground-truth image </w:t>
+      </w:r>
+      <w:r>
+        <w:rPr>
+          <w:rFonts w:ascii="Consolas" w:hAnsi="Consolas" w:eastAsia="맑은 고딕"/>
+          <w:color w:val="464646"/>
+          <w:sz w:val="21"/>
+        </w:rPr>
+        <w:t>page_405_img_0_0.jpeg</w:t>
+      </w:r>
+      <w:r>
+        <w:rPr>
+          <w:rFonts w:ascii="Calibri" w:hAnsi="Calibri" w:eastAsia="맑은 고딕"/>
+          <w:sz w:val="22"/>
+        </w:rPr>
+        <w:t xml:space="preserve"> remained outside the top ten. This case reveals insufficient image-level discrimination among multiple images on the same page.</w:t>
+      </w:r>
+    </w:p>
+    <w:p>
+      <w:pPr>
+        <w:spacing w:before="0" w:after="120" w:line="264" w:lineRule="auto"/>
+      </w:pPr>
+      <w:r>
+        <w:rPr>
+          <w:rFonts w:ascii="Calibri" w:hAnsi="Calibri" w:eastAsia="맑은 고딕"/>
+          <w:sz w:val="22"/>
+        </w:rPr>
+        <w:t xml:space="preserve">Q15 asks for the menu path used to export historical system error logs. The stage estimator favored </w:t>
+      </w:r>
+      <w:r>
+        <w:rPr>
+          <w:rFonts w:ascii="Consolas" w:hAnsi="Consolas" w:eastAsia="맑은 고딕"/>
+          <w:color w:val="464646"/>
+          <w:sz w:val="21"/>
+        </w:rPr>
+        <w:t>UI/system information inspection</w:t>
+      </w:r>
+      <w:r>
+        <w:rPr>
+          <w:rFonts w:ascii="Calibri" w:hAnsi="Calibri" w:eastAsia="맑은 고딕"/>
+          <w:sz w:val="22"/>
+        </w:rPr>
+        <w:t xml:space="preserve"> rather than </w:t>
+      </w:r>
+      <w:r>
+        <w:rPr>
+          <w:rFonts w:ascii="Consolas" w:hAnsi="Consolas" w:eastAsia="맑은 고딕"/>
+          <w:color w:val="464646"/>
+          <w:sz w:val="21"/>
+        </w:rPr>
+        <w:t>system management/logs</w:t>
+      </w:r>
+      <w:r>
+        <w:rPr>
+          <w:rFonts w:ascii="Calibri" w:hAnsi="Calibri" w:eastAsia="맑은 고딕"/>
+          <w:sz w:val="22"/>
+        </w:rPr>
+        <w:t xml:space="preserve">, and the ground-truth image </w:t>
+      </w:r>
+      <w:r>
+        <w:rPr>
+          <w:rFonts w:ascii="Consolas" w:hAnsi="Consolas" w:eastAsia="맑은 고딕"/>
+          <w:color w:val="464646"/>
+          <w:sz w:val="21"/>
+        </w:rPr>
+        <w:t>page_340_img_0_0.jpeg</w:t>
+      </w:r>
+      <w:r>
+        <w:rPr>
+          <w:rFonts w:ascii="Calibri" w:hAnsi="Calibri" w:eastAsia="맑은 고딕"/>
+          <w:sz w:val="22"/>
+        </w:rPr>
+        <w:t xml:space="preserve"> did not appear within the top ten. This case demonstrates that G4 performance depends on the accuracy of stage estimation.</w:t>
+      </w:r>
+    </w:p>
+    <w:p>
+      <w:pPr>
+        <w:spacing w:before="0" w:after="120" w:line="264" w:lineRule="auto"/>
+      </w:pPr>
+      <w:r>
+        <w:rPr>
+          <w:rFonts w:ascii="Calibri" w:hAnsi="Calibri" w:eastAsia="맑은 고딕"/>
+          <w:sz w:val="22"/>
+        </w:rPr>
+        <w:t>These failures also clarify the role of the BBox candidate filter. BBox is useful for eliminating spatially distant images, but it does not distinguish similar images that pass the filter on the same page. The current ranking therefore depends on SigLIP semantic similarity and page- and section-level context, which may not capture small differences within a screen or the ordering of multiple images. Image captions, local text surrounding each image BBox, image-order information, and more fine-grained stage labels are possible directions for addressing this limitation.</w:t>
+      </w:r>
+    </w:p>
+    <w:p>
+      <w:pPr>
+        <w:pStyle w:val="Heading1"/>
+      </w:pPr>
+      <w:r>
+        <w:t>6. Response Quality Evaluation</w:t>
+      </w:r>
+    </w:p>
+    <w:p>
+      <w:pPr>
+        <w:spacing w:before="0" w:after="120" w:line="264" w:lineRule="auto"/>
+      </w:pPr>
+      <w:r>
+        <w:rPr>
+          <w:rFonts w:ascii="Calibri" w:hAnsi="Calibri" w:eastAsia="맑은 고딕"/>
+          <w:sz w:val="22"/>
+        </w:rPr>
+        <w:t>Retrieval performance and local-LLM response quality were evaluated as distinct outcomes. Responses were generated under G2, G3, and G4 using Qwen, Gemma, and Llama, yielding 630 responses across 70 queries.</w:t>
+      </w:r>
+    </w:p>
+    <w:p>
+      <w:pPr>
+        <w:spacing w:before="0" w:after="120" w:line="264" w:lineRule="auto"/>
+      </w:pPr>
+      <w:r>
+        <w:rPr>
+          <w:rFonts w:ascii="Calibri" w:hAnsi="Calibri" w:eastAsia="맑은 고딕"/>
+          <w:sz w:val="22"/>
+        </w:rPr>
+        <w:t>Response quality was assessed separately because RAG evaluation encompasses context relevance, answer faithfulness, and answer relevance in addition to retrieval accuracy [20], [21]. The following five criteria were used.</w:t>
+      </w:r>
+    </w:p>
+    <w:p>
+      <w:pPr>
+        <w:spacing w:before="0" w:after="80" w:line="280" w:lineRule="auto"/>
+        <w:ind w:left="504" w:hanging="360"/>
+      </w:pPr>
+      <w:r>
+        <w:rPr>
+          <w:rFonts w:ascii="Calibri" w:hAnsi="Calibri" w:eastAsia="맑은 고딕"/>
+          <w:sz w:val="22"/>
+        </w:rPr>
+        <w:t xml:space="preserve">1. </w:t>
+      </w:r>
+      <w:r>
+        <w:rPr>
+          <w:rFonts w:ascii="Calibri" w:hAnsi="Calibri" w:eastAsia="맑은 고딕"/>
+          <w:sz w:val="22"/>
+        </w:rPr>
+        <w:t>Correctness: Does the response agree with the essential content of the reference answer?</w:t>
+      </w:r>
+    </w:p>
+    <w:p>
+      <w:pPr>
+        <w:spacing w:before="0" w:after="80" w:line="280" w:lineRule="auto"/>
+        <w:ind w:left="504" w:hanging="360"/>
+      </w:pPr>
+      <w:r>
+        <w:rPr>
+          <w:rFonts w:ascii="Calibri" w:hAnsi="Calibri" w:eastAsia="맑은 고딕"/>
+          <w:sz w:val="22"/>
+        </w:rPr>
+        <w:t xml:space="preserve">2. </w:t>
+      </w:r>
+      <w:r>
+        <w:rPr>
+          <w:rFonts w:ascii="Calibri" w:hAnsi="Calibri" w:eastAsia="맑은 고딕"/>
+          <w:sz w:val="22"/>
+        </w:rPr>
+        <w:t>Specificity: Does the response provide sufficiently specific menu paths, button names, configuration values, or procedures?</w:t>
+      </w:r>
+    </w:p>
+    <w:p>
+      <w:pPr>
+        <w:spacing w:before="0" w:after="80" w:line="280" w:lineRule="auto"/>
+        <w:ind w:left="504" w:hanging="360"/>
+      </w:pPr>
+      <w:r>
+        <w:rPr>
+          <w:rFonts w:ascii="Calibri" w:hAnsi="Calibri" w:eastAsia="맑은 고딕"/>
+          <w:sz w:val="22"/>
+        </w:rPr>
+        <w:t xml:space="preserve">3. </w:t>
+      </w:r>
+      <w:r>
+        <w:rPr>
+          <w:rFonts w:ascii="Calibri" w:hAnsi="Calibri" w:eastAsia="맑은 고딕"/>
+          <w:sz w:val="22"/>
+        </w:rPr>
+        <w:t>Training-stage relevance: Is the guidance appropriate for the training stage represented by the query?</w:t>
+      </w:r>
+    </w:p>
+    <w:p>
+      <w:pPr>
+        <w:spacing w:before="0" w:after="80" w:line="280" w:lineRule="auto"/>
+        <w:ind w:left="504" w:hanging="360"/>
+      </w:pPr>
+      <w:r>
+        <w:rPr>
+          <w:rFonts w:ascii="Calibri" w:hAnsi="Calibri" w:eastAsia="맑은 고딕"/>
+          <w:sz w:val="22"/>
+        </w:rPr>
+        <w:t xml:space="preserve">4. </w:t>
+      </w:r>
+      <w:r>
+        <w:rPr>
+          <w:rFonts w:ascii="Calibri" w:hAnsi="Calibri" w:eastAsia="맑은 고딕"/>
+          <w:sz w:val="22"/>
+        </w:rPr>
+        <w:t>Safety: Does the response avoid unsafe or incorrect robot-operation instructions?</w:t>
+      </w:r>
+    </w:p>
+    <w:p>
+      <w:pPr>
+        <w:spacing w:before="0" w:after="80" w:line="280" w:lineRule="auto"/>
+        <w:ind w:left="504" w:hanging="360"/>
+      </w:pPr>
+      <w:r>
+        <w:rPr>
+          <w:rFonts w:ascii="Calibri" w:hAnsi="Calibri" w:eastAsia="맑은 고딕"/>
+          <w:sz w:val="22"/>
+        </w:rPr>
+        <w:t xml:space="preserve">5. </w:t>
+      </w:r>
+      <w:r>
+        <w:rPr>
+          <w:rFonts w:ascii="Calibri" w:hAnsi="Calibri" w:eastAsia="맑은 고딕"/>
+          <w:sz w:val="22"/>
+        </w:rPr>
+        <w:t>Comprehensibility: Is the explanation understandable to a novice learner?</w:t>
+      </w:r>
+    </w:p>
+    <w:p>
+      <w:pPr>
+        <w:spacing w:before="0" w:after="120" w:line="264" w:lineRule="auto"/>
+      </w:pPr>
+      <w:r>
+        <w:rPr>
+          <w:rFonts w:ascii="Calibri" w:hAnsi="Calibri" w:eastAsia="맑은 고딕"/>
+          <w:sz w:val="22"/>
+        </w:rPr>
+        <w:t>Each criterion was scored from 1 to 5, and the average was used to compare models and retrieval groups. All 630 responses were processed using a rule-based rubric based on reference-keyword agreement, semantic similarity, and safety and readability rules.</w:t>
+      </w:r>
+    </w:p>
+    <w:p>
+      <w:pPr>
+        <w:spacing w:before="0" w:after="0" w:line="240" w:lineRule="auto"/>
+      </w:pPr>
+      <w:r>
+        <w:rPr>
+          <w:rFonts w:ascii="Calibri" w:hAnsi="Calibri" w:eastAsia="?? ??"/>
+          <w:sz w:val="19"/>
+        </w:rPr>
+        <w:t xml:space="preserve"> </w:t>
+      </w:r>
+    </w:p>
+    <w:tbl>
+      <w:tblPr>
+        <w:tblW w:type="dxa" w:w="9360"/>
+        <w:tblLayout w:type="fixed"/>
+        <w:tblLook w:firstColumn="1" w:firstRow="1" w:lastColumn="0" w:lastRow="0" w:noHBand="0" w:noVBand="1" w:val="04A0"/>
+        <w:jc w:val="left"/>
+        <w:tblInd w:w="120" w:type="dxa"/>
+        <w:tblBorders>
+          <w:top w:val="single" w:sz="8" w:space="0" w:color="000000"/>
+          <w:left w:val="nil" w:sz="0" w:space="0" w:color="000000"/>
+          <w:bottom w:val="single" w:sz="8" w:space="0" w:color="000000"/>
+          <w:right w:val="nil" w:sz="0" w:space="0" w:color="000000"/>
+          <w:insideH w:val="nil" w:sz="0" w:space="0" w:color="000000"/>
+          <w:insideV w:val="nil" w:sz="0" w:space="0" w:color="000000"/>
+        </w:tblBorders>
+      </w:tblPr>
+      <w:tblGrid>
+        <w:gridCol w:w="2736"/>
+        <w:gridCol w:w="1296"/>
+        <w:gridCol w:w="648"/>
+        <w:gridCol w:w="1440"/>
+        <w:gridCol w:w="1080"/>
+        <w:gridCol w:w="1224"/>
+        <w:gridCol w:w="936"/>
+      </w:tblGrid>
+      <w:tr>
+        <w:tc>
+          <w:tcPr>
+            <w:tcW w:type="dxa" w:w="2736"/>
+            <w:vAlign w:val="center"/>
+            <w:tcMar>
+              <w:top w:w="80" w:type="dxa"/>
+              <w:start w:w="120" w:type="dxa"/>
+              <w:bottom w:w="80" w:type="dxa"/>
+              <w:end w:w="120" w:type="dxa"/>
+            </w:tcMar>
+            <w:shd w:fill="auto" w:val="clear"/>
+            <w:tcBorders>
+              <w:bottom w:val="single" w:sz="6" w:space="0" w:color="000000"/>
+            </w:tcBorders>
+          </w:tcPr>
+          <w:p>
+            <w:pPr>
+              <w:spacing w:before="0" w:after="0" w:line="264" w:lineRule="auto"/>
+              <w:jc w:val="left"/>
+            </w:pPr>
+            <w:r>
+              <w:rPr>
+                <w:rFonts w:ascii="Calibri" w:hAnsi="Calibri" w:eastAsia="맑은 고딕"/>
+                <w:b/>
+                <w:sz w:val="19"/>
+              </w:rPr>
+              <w:t>Group</w:t>
+            </w:r>
+          </w:p>
+        </w:tc>
+        <w:tc>
+          <w:tcPr>
+            <w:tcW w:type="dxa" w:w="1296"/>
+            <w:vAlign w:val="center"/>
+            <w:tcMar>
+              <w:top w:w="80" w:type="dxa"/>
+              <w:start w:w="120" w:type="dxa"/>
+              <w:bottom w:w="80" w:type="dxa"/>
+              <w:end w:w="120" w:type="dxa"/>
+            </w:tcMar>
+            <w:shd w:fill="auto" w:val="clear"/>
+            <w:tcBorders>
+              <w:bottom w:val="single" w:sz="6" w:space="0" w:color="000000"/>
+            </w:tcBorders>
+          </w:tcPr>
+          <w:p>
+            <w:pPr>
+              <w:spacing w:before="0" w:after="0" w:line="264" w:lineRule="auto"/>
+              <w:jc w:val="center"/>
+            </w:pPr>
+            <w:r>
+              <w:rPr>
+                <w:rFonts w:ascii="Calibri" w:hAnsi="Calibri" w:eastAsia="맑은 고딕"/>
+                <w:b/>
+                <w:sz w:val="19"/>
+              </w:rPr>
+              <w:t>Model</w:t>
+            </w:r>
+          </w:p>
+        </w:tc>
+        <w:tc>
+          <w:tcPr>
+            <w:tcW w:type="dxa" w:w="648"/>
+            <w:vAlign w:val="center"/>
+            <w:tcMar>
+              <w:top w:w="80" w:type="dxa"/>
+              <w:start w:w="120" w:type="dxa"/>
+              <w:bottom w:w="80" w:type="dxa"/>
+              <w:end w:w="120" w:type="dxa"/>
+            </w:tcMar>
+            <w:shd w:fill="auto" w:val="clear"/>
+            <w:tcBorders>
+              <w:bottom w:val="single" w:sz="6" w:space="0" w:color="000000"/>
+            </w:tcBorders>
+          </w:tcPr>
+          <w:p>
+            <w:pPr>
+              <w:spacing w:before="0" w:after="0" w:line="264" w:lineRule="auto"/>
+              <w:jc w:val="center"/>
+            </w:pPr>
+            <w:r>
+              <w:rPr>
+                <w:rFonts w:ascii="Calibri" w:hAnsi="Calibri" w:eastAsia="맑은 고딕"/>
+                <w:b/>
+                <w:sz w:val="19"/>
+              </w:rPr>
+              <w:t>N</w:t>
+            </w:r>
+          </w:p>
+        </w:tc>
+        <w:tc>
+          <w:tcPr>
+            <w:tcW w:type="dxa" w:w="1440"/>
+            <w:vAlign w:val="center"/>
+            <w:tcMar>
+              <w:top w:w="80" w:type="dxa"/>
+              <w:start w:w="120" w:type="dxa"/>
+              <w:bottom w:w="80" w:type="dxa"/>
+              <w:end w:w="120" w:type="dxa"/>
+            </w:tcMar>
+            <w:shd w:fill="auto" w:val="clear"/>
+            <w:tcBorders>
+              <w:bottom w:val="single" w:sz="6" w:space="0" w:color="000000"/>
+            </w:tcBorders>
+          </w:tcPr>
+          <w:p>
+            <w:pPr>
+              <w:spacing w:before="0" w:after="0" w:line="264" w:lineRule="auto"/>
+              <w:jc w:val="center"/>
+            </w:pPr>
+            <w:r>
+              <w:rPr>
+                <w:rFonts w:ascii="Calibri" w:hAnsi="Calibri" w:eastAsia="맑은 고딕"/>
+                <w:b/>
+                <w:sz w:val="19"/>
+              </w:rPr>
+              <w:t>Mean Score</w:t>
+            </w:r>
+          </w:p>
+        </w:tc>
+        <w:tc>
+          <w:tcPr>
+            <w:tcW w:type="dxa" w:w="1080"/>
+            <w:vAlign w:val="center"/>
+            <w:tcMar>
+              <w:top w:w="80" w:type="dxa"/>
+              <w:start w:w="120" w:type="dxa"/>
+              <w:bottom w:w="80" w:type="dxa"/>
+              <w:end w:w="120" w:type="dxa"/>
+            </w:tcMar>
+            <w:shd w:fill="auto" w:val="clear"/>
+            <w:tcBorders>
+              <w:bottom w:val="single" w:sz="6" w:space="0" w:color="000000"/>
+            </w:tcBorders>
+          </w:tcPr>
+          <w:p>
+            <w:pPr>
+              <w:spacing w:before="0" w:after="0" w:line="264" w:lineRule="auto"/>
+              <w:jc w:val="center"/>
+            </w:pPr>
+            <w:r>
+              <w:rPr>
+                <w:rFonts w:ascii="Calibri" w:hAnsi="Calibri" w:eastAsia="맑은 고딕"/>
+                <w:b/>
+                <w:sz w:val="19"/>
+              </w:rPr>
+              <w:t>O</w:t>
+            </w:r>
+          </w:p>
+        </w:tc>
+        <w:tc>
+          <w:tcPr>
+            <w:tcW w:type="dxa" w:w="1224"/>
+            <w:vAlign w:val="center"/>
+            <w:tcMar>
+              <w:top w:w="80" w:type="dxa"/>
+              <w:start w:w="120" w:type="dxa"/>
+              <w:bottom w:w="80" w:type="dxa"/>
+              <w:end w:w="120" w:type="dxa"/>
+            </w:tcMar>
+            <w:shd w:fill="auto" w:val="clear"/>
+            <w:tcBorders>
+              <w:bottom w:val="single" w:sz="6" w:space="0" w:color="000000"/>
+            </w:tcBorders>
+          </w:tcPr>
+          <w:p>
+            <w:pPr>
+              <w:spacing w:before="0" w:after="0" w:line="264" w:lineRule="auto"/>
+              <w:jc w:val="center"/>
+            </w:pPr>
+            <w:r>
+              <w:rPr>
+                <w:rFonts w:ascii="Calibri" w:hAnsi="Calibri" w:eastAsia="맑은 고딕"/>
+                <w:b/>
+                <w:sz w:val="19"/>
+              </w:rPr>
+              <w:t>Partial</w:t>
+            </w:r>
+          </w:p>
+        </w:tc>
+        <w:tc>
+          <w:tcPr>
+            <w:tcW w:type="dxa" w:w="936"/>
+            <w:vAlign w:val="center"/>
+            <w:tcMar>
+              <w:top w:w="80" w:type="dxa"/>
+              <w:start w:w="120" w:type="dxa"/>
+              <w:bottom w:w="80" w:type="dxa"/>
+              <w:end w:w="120" w:type="dxa"/>
+            </w:tcMar>
+            <w:shd w:fill="auto" w:val="clear"/>
+            <w:tcBorders>
+              <w:bottom w:val="single" w:sz="6" w:space="0" w:color="000000"/>
+            </w:tcBorders>
+          </w:tcPr>
+          <w:p>
+            <w:pPr>
+              <w:spacing w:before="0" w:after="0" w:line="264" w:lineRule="auto"/>
+              <w:jc w:val="center"/>
+            </w:pPr>
+            <w:r>
+              <w:rPr>
+                <w:rFonts w:ascii="Calibri" w:hAnsi="Calibri" w:eastAsia="맑은 고딕"/>
+                <w:b/>
+                <w:sz w:val="19"/>
+              </w:rPr>
+              <w:t>X</w:t>
+            </w:r>
+          </w:p>
+        </w:tc>
+      </w:tr>
+      <w:tr>
+        <w:tc>
+          <w:tcPr>
+            <w:tcW w:type="dxa" w:w="2736"/>
+            <w:vAlign w:val="center"/>
+            <w:tcMar>
+              <w:top w:w="80" w:type="dxa"/>
+              <w:start w:w="120" w:type="dxa"/>
+              <w:bottom w:w="80" w:type="dxa"/>
+              <w:end w:w="120" w:type="dxa"/>
+            </w:tcMar>
+          </w:tcPr>
+          <w:p>
+            <w:pPr>
+              <w:spacing w:before="0" w:after="0" w:line="264" w:lineRule="auto"/>
+              <w:jc w:val="left"/>
+            </w:pPr>
+            <w:r>
+              <w:rPr>
+                <w:rFonts w:ascii="Calibri" w:hAnsi="Calibri" w:eastAsia="맑은 고딕"/>
+                <w:b w:val="0"/>
+                <w:sz w:val="19"/>
+              </w:rPr>
+              <w:t>G2 Text-only RAG</w:t>
+            </w:r>
+          </w:p>
+        </w:tc>
+        <w:tc>
+          <w:tcPr>
+            <w:tcW w:type="dxa" w:w="1296"/>
+            <w:vAlign w:val="center"/>
+            <w:tcMar>
+              <w:top w:w="80" w:type="dxa"/>
+              <w:start w:w="120" w:type="dxa"/>
+              <w:bottom w:w="80" w:type="dxa"/>
+              <w:end w:w="120" w:type="dxa"/>
+            </w:tcMar>
+          </w:tcPr>
+          <w:p>
+            <w:pPr>
+              <w:spacing w:before="0" w:after="0" w:line="264" w:lineRule="auto"/>
+              <w:jc w:val="center"/>
+            </w:pPr>
+            <w:r>
+              <w:rPr>
+                <w:rFonts w:ascii="Calibri" w:hAnsi="Calibri" w:eastAsia="맑은 고딕"/>
+                <w:b w:val="0"/>
+                <w:sz w:val="19"/>
+              </w:rPr>
+              <w:t>Qwen</w:t>
+            </w:r>
+          </w:p>
+        </w:tc>
+        <w:tc>
+          <w:tcPr>
+            <w:tcW w:type="dxa" w:w="648"/>
+            <w:vAlign w:val="center"/>
+            <w:tcMar>
+              <w:top w:w="80" w:type="dxa"/>
+              <w:start w:w="120" w:type="dxa"/>
+              <w:bottom w:w="80" w:type="dxa"/>
+              <w:end w:w="120" w:type="dxa"/>
+            </w:tcMar>
+          </w:tcPr>
+          <w:p>
+            <w:pPr>
+              <w:spacing w:before="0" w:after="0" w:line="264" w:lineRule="auto"/>
+              <w:jc w:val="center"/>
+            </w:pPr>
+            <w:r>
+              <w:rPr>
+                <w:rFonts w:ascii="Calibri" w:hAnsi="Calibri" w:eastAsia="맑은 고딕"/>
+                <w:b w:val="0"/>
+                <w:sz w:val="19"/>
+              </w:rPr>
+              <w:t>70</w:t>
+            </w:r>
+          </w:p>
+        </w:tc>
+        <w:tc>
+          <w:tcPr>
+            <w:tcW w:type="dxa" w:w="1440"/>
+            <w:vAlign w:val="center"/>
+            <w:tcMar>
+              <w:top w:w="80" w:type="dxa"/>
+              <w:start w:w="120" w:type="dxa"/>
+              <w:bottom w:w="80" w:type="dxa"/>
+              <w:end w:w="120" w:type="dxa"/>
+            </w:tcMar>
+          </w:tcPr>
+          <w:p>
+            <w:pPr>
+              <w:spacing w:before="0" w:after="0" w:line="264" w:lineRule="auto"/>
+              <w:jc w:val="center"/>
+            </w:pPr>
+            <w:r>
+              <w:rPr>
+                <w:rFonts w:ascii="Calibri" w:hAnsi="Calibri" w:eastAsia="맑은 고딕"/>
+                <w:b w:val="0"/>
+                <w:sz w:val="19"/>
+              </w:rPr>
+              <w:t>4.05</w:t>
             </w:r>
           </w:p>
         </w:tc>
@@ -5855,139 +7147,7 @@
                 <w:b w:val="0"/>
                 <w:sz w:val="19"/>
               </w:rPr>
-              <w:t>74.3%</w:t>
-            </w:r>
-          </w:p>
-        </w:tc>
-        <w:tc>
-          <w:tcPr>
-            <w:tcW w:type="dxa" w:w="1080"/>
-            <w:vAlign w:val="center"/>
-            <w:tcMar>
-              <w:top w:w="80" w:type="dxa"/>
-              <w:start w:w="120" w:type="dxa"/>
-              <w:bottom w:w="80" w:type="dxa"/>
-              <w:end w:w="120" w:type="dxa"/>
-            </w:tcMar>
-          </w:tcPr>
-          <w:p>
-            <w:pPr>
-              <w:spacing w:before="0" w:after="0" w:line="264" w:lineRule="auto"/>
-              <w:jc w:val="center"/>
-            </w:pPr>
-            <w:r>
-              <w:rPr>
-                <w:rFonts w:ascii="Calibri" w:hAnsi="Calibri" w:eastAsia="맑은 고딕"/>
-                <w:b w:val="0"/>
-                <w:sz w:val="19"/>
-              </w:rPr>
-              <w:t>84.3%</w:t>
-            </w:r>
-          </w:p>
-        </w:tc>
-      </w:tr>
-      <w:tr>
-        <w:tc>
-          <w:tcPr>
-            <w:tcW w:type="dxa" w:w="2880"/>
-            <w:vAlign w:val="center"/>
-            <w:tcMar>
-              <w:top w:w="80" w:type="dxa"/>
-              <w:start w:w="120" w:type="dxa"/>
-              <w:bottom w:w="80" w:type="dxa"/>
-              <w:end w:w="120" w:type="dxa"/>
-            </w:tcMar>
-          </w:tcPr>
-          <w:p>
-            <w:pPr>
-              <w:spacing w:before="0" w:after="0" w:line="264" w:lineRule="auto"/>
-              <w:jc w:val="left"/>
-            </w:pPr>
-            <w:r>
-              <w:rPr>
-                <w:rFonts w:ascii="Calibri" w:hAnsi="Calibri" w:eastAsia="맑은 고딕"/>
-                <w:b w:val="0"/>
-                <w:sz w:val="19"/>
-              </w:rPr>
-              <w:t>G4 Context-aware Multimodal RAG</w:t>
-            </w:r>
-          </w:p>
-        </w:tc>
-        <w:tc>
-          <w:tcPr>
-            <w:tcW w:type="dxa" w:w="1080"/>
-            <w:vAlign w:val="center"/>
-            <w:tcMar>
-              <w:top w:w="80" w:type="dxa"/>
-              <w:start w:w="120" w:type="dxa"/>
-              <w:bottom w:w="80" w:type="dxa"/>
-              <w:end w:w="120" w:type="dxa"/>
-            </w:tcMar>
-          </w:tcPr>
-          <w:p>
-            <w:pPr>
-              <w:spacing w:before="0" w:after="0" w:line="264" w:lineRule="auto"/>
-              <w:jc w:val="center"/>
-            </w:pPr>
-            <w:r>
-              <w:rPr>
-                <w:rFonts w:ascii="Calibri" w:hAnsi="Calibri" w:eastAsia="맑은 고딕"/>
-                <w:b w:val="0"/>
-                <w:sz w:val="19"/>
-              </w:rPr>
-              <w:t>44.3%</w:t>
-            </w:r>
-          </w:p>
-        </w:tc>
-        <w:tc>
-          <w:tcPr>
-            <w:tcW w:type="dxa" w:w="1080"/>
-            <w:vAlign w:val="center"/>
-            <w:tcMar>
-              <w:top w:w="80" w:type="dxa"/>
-              <w:start w:w="120" w:type="dxa"/>
-              <w:bottom w:w="80" w:type="dxa"/>
-              <w:end w:w="120" w:type="dxa"/>
-            </w:tcMar>
-          </w:tcPr>
-          <w:p>
-            <w:pPr>
-              <w:spacing w:before="0" w:after="0" w:line="264" w:lineRule="auto"/>
-              <w:jc w:val="center"/>
-            </w:pPr>
-            <w:r>
-              <w:rPr>
-                <w:rFonts w:ascii="Calibri" w:hAnsi="Calibri" w:eastAsia="맑은 고딕"/>
-                <w:b w:val="0"/>
-                <w:sz w:val="19"/>
-              </w:rPr>
-              <w:t>85.7%</w:t>
-            </w:r>
-          </w:p>
-        </w:tc>
-        <w:tc>
-          <w:tcPr>
-            <w:tcW w:type="dxa" w:w="1080"/>
-            <w:vAlign w:val="center"/>
-            <w:tcMar>
-              <w:top w:w="80" w:type="dxa"/>
-              <w:start w:w="120" w:type="dxa"/>
-              <w:bottom w:w="80" w:type="dxa"/>
-              <w:end w:w="120" w:type="dxa"/>
-            </w:tcMar>
-          </w:tcPr>
-          <w:p>
-            <w:pPr>
-              <w:spacing w:before="0" w:after="0" w:line="264" w:lineRule="auto"/>
-              <w:jc w:val="center"/>
-            </w:pPr>
-            <w:r>
-              <w:rPr>
-                <w:rFonts w:ascii="Calibri" w:hAnsi="Calibri" w:eastAsia="맑은 고딕"/>
-                <w:b w:val="0"/>
-                <w:sz w:val="19"/>
-              </w:rPr>
-              <w:t>92.9%</w:t>
+              <w:t>49</w:t>
             </w:r>
           </w:p>
         </w:tc>
@@ -6013,980 +7173,13 @@
                 <w:b w:val="0"/>
                 <w:sz w:val="19"/>
               </w:rPr>
-              <w:t>0.608</w:t>
-            </w:r>
-          </w:p>
-        </w:tc>
-        <w:tc>
-          <w:tcPr>
-            <w:tcW w:type="dxa" w:w="1080"/>
-            <w:vAlign w:val="center"/>
-            <w:tcMar>
-              <w:top w:w="80" w:type="dxa"/>
-              <w:start w:w="120" w:type="dxa"/>
-              <w:bottom w:w="80" w:type="dxa"/>
-              <w:end w:w="120" w:type="dxa"/>
-            </w:tcMar>
-          </w:tcPr>
-          <w:p>
-            <w:pPr>
-              <w:spacing w:before="0" w:after="0" w:line="264" w:lineRule="auto"/>
-              <w:jc w:val="center"/>
-            </w:pPr>
-            <w:r>
-              <w:rPr>
-                <w:rFonts w:ascii="Calibri" w:hAnsi="Calibri" w:eastAsia="맑은 고딕"/>
-                <w:b w:val="0"/>
-                <w:sz w:val="19"/>
-              </w:rPr>
-              <w:t>84.3%</w:t>
-            </w:r>
-          </w:p>
-        </w:tc>
-        <w:tc>
-          <w:tcPr>
-            <w:tcW w:type="dxa" w:w="1080"/>
-            <w:vAlign w:val="center"/>
-            <w:tcMar>
-              <w:top w:w="80" w:type="dxa"/>
-              <w:start w:w="120" w:type="dxa"/>
-              <w:bottom w:w="80" w:type="dxa"/>
-              <w:end w:w="120" w:type="dxa"/>
-            </w:tcMar>
-          </w:tcPr>
-          <w:p>
-            <w:pPr>
-              <w:spacing w:before="0" w:after="0" w:line="264" w:lineRule="auto"/>
-              <w:jc w:val="center"/>
-            </w:pPr>
-            <w:r>
-              <w:rPr>
-                <w:rFonts w:ascii="Calibri" w:hAnsi="Calibri" w:eastAsia="맑은 고딕"/>
-                <w:b w:val="0"/>
-                <w:sz w:val="19"/>
-              </w:rPr>
-              <w:t>92.9%</w:t>
-            </w:r>
-          </w:p>
-        </w:tc>
-      </w:tr>
-    </w:tbl>
-    <w:p/>
-    <w:p>
-      <w:pPr>
-        <w:spacing w:before="0" w:after="120" w:line="264" w:lineRule="auto"/>
-      </w:pPr>
-      <w:r>
-        <w:rPr>
-          <w:rFonts w:ascii="Calibri" w:hAnsi="Calibri" w:eastAsia="맑은 고딕"/>
-          <w:sz w:val="22"/>
-        </w:rPr>
-        <w:t>Despite being a simple keyword-based method, G1 achieved a Text Recall@5 of 92.9%. This can be attributed to the explicit technical terms in collaborative robot manual queries, including menu names, configuration values, and function names. G2 nevertheless outperformed G1 in Text Recall@1 and Text MRR, indicating that embedding-based text retrieval was more effective at placing the relevant text at a higher rank.</w:t>
-      </w:r>
-    </w:p>
-    <w:p>
-      <w:pPr>
-        <w:spacing w:before="0" w:after="120" w:line="264" w:lineRule="auto"/>
-      </w:pPr>
-      <w:r>
-        <w:rPr>
-          <w:rFonts w:ascii="Calibri" w:hAnsi="Calibri" w:eastAsia="맑은 고딕"/>
-          <w:sz w:val="22"/>
-        </w:rPr>
-        <w:t>G2 and G3 produced identical text retrieval results because both groups use the same BGE-M3 text embedding model, ChromaDB text collection, text chunks, and top-k text retrieval procedure. G3 does not modify the G2 text retriever; instead, it extends the G2 results with image-only retrieval, page proximity, and text-image mapping scores. The identical Text Recall@k and Text MRR values are therefore an intended consequence of the experimental design rather than an implementation error. G3 is evaluated for its ability to retrieve relevant images and diagrams in addition to text, not for improving text retrieval.</w:t>
-      </w:r>
-    </w:p>
-    <w:p>
-      <w:pPr>
-        <w:spacing w:before="0" w:after="120" w:line="264" w:lineRule="auto"/>
-      </w:pPr>
-      <w:r>
-        <w:rPr>
-          <w:rFonts w:ascii="Calibri" w:hAnsi="Calibri" w:eastAsia="맑은 고딕"/>
-          <w:sz w:val="22"/>
-        </w:rPr>
-        <w:t>G3 achieved an Image Recall@5 of 74.3% and an Image Recall@10 of 84.3%, while Image Recall@1 and Image MRR were 38.6% and 0.534, respectively. Using BBox as a candidate filter and combining SigLIP mapping with page proximity still placed the ground-truth image at rank one for fewer than half of the queries.</w:t>
-      </w:r>
-    </w:p>
-    <w:p>
-      <w:pPr>
-        <w:spacing w:before="0" w:after="120" w:line="264" w:lineRule="auto"/>
-      </w:pPr>
-      <w:r>
-        <w:rPr>
-          <w:rFonts w:ascii="Calibri" w:hAnsi="Calibri" w:eastAsia="맑은 고딕"/>
-          <w:sz w:val="22"/>
-        </w:rPr>
-        <w:t>G4 produced numerically higher image-retrieval metrics than G3. Image Recall@5 increased from 74.3% to 85.7%, Image Recall@10 increased from 84.3% to 92.9%, and Image MRR increased from 0.534 to 0.608. Both@5 and Both@10 likewise increased from 74.3% to 84.3% and from 84.3% to 92.9%, respectively. Image Recall@1 increased by 5.7 percentage points, from 38.6% to 44.3%. These results indicate that G4 moved some relevant images into the top-five or top-ten range and improved their average rank rather than consistently placing the ground-truth image at rank one. Because no statistical significance test was included, these numerical increases should not be interpreted as evidence of general superiority.</w:t>
-      </w:r>
-    </w:p>
-    <w:p>
-      <w:pPr>
-        <w:pStyle w:val="Heading2"/>
-      </w:pPr>
-      <w:r>
-        <w:t>5.2 Cases Improved by G4</w:t>
-      </w:r>
-    </w:p>
-    <w:p>
-      <w:pPr>
-        <w:spacing w:before="0" w:after="120" w:line="264" w:lineRule="auto"/>
-      </w:pPr>
-      <w:r>
-        <w:rPr>
-          <w:rFonts w:ascii="Calibri" w:hAnsi="Calibri" w:eastAsia="맑은 고딕"/>
-          <w:sz w:val="22"/>
-        </w:rPr>
-        <w:t>Aggregate metrics do not fully explain how G4 changes the candidate ranking. This subsection therefore examines queries for which the ground-truth image rank improved relative to G3. These cases demonstrate how query-based stage estimation, page ranges, section headings, and keyword context can move relevant images upward.</w:t>
-      </w:r>
-    </w:p>
-    <w:p>
-      <w:pPr>
-        <w:spacing w:before="0" w:after="120" w:line="264" w:lineRule="auto"/>
-      </w:pPr>
-      <w:r>
-        <w:rPr>
-          <w:rFonts w:ascii="Calibri" w:hAnsi="Calibri" w:eastAsia="맑은 고딕"/>
-          <w:sz w:val="22"/>
-        </w:rPr>
-        <w:t xml:space="preserve">For Q31, which asks about the primary purpose of the USB port on the teach pendant, the ground-truth image </w:t>
-      </w:r>
-      <w:r>
-        <w:rPr>
-          <w:rFonts w:ascii="Consolas" w:hAnsi="Consolas" w:eastAsia="맑은 고딕"/>
-          <w:color w:val="464646"/>
-          <w:sz w:val="21"/>
-        </w:rPr>
-        <w:t>page_103_img_0_0.jpeg</w:t>
-      </w:r>
-      <w:r>
-        <w:rPr>
-          <w:rFonts w:ascii="Calibri" w:hAnsi="Calibri" w:eastAsia="맑은 고딕"/>
-          <w:sz w:val="22"/>
-        </w:rPr>
-        <w:t xml:space="preserve"> moved from rank eight in G3 to rank three in G4. The query was associated with the </w:t>
-      </w:r>
-      <w:r>
-        <w:rPr>
-          <w:rFonts w:ascii="Consolas" w:hAnsi="Consolas" w:eastAsia="맑은 고딕"/>
-          <w:color w:val="464646"/>
-          <w:sz w:val="21"/>
-        </w:rPr>
-        <w:t>teach pendant/USB data management</w:t>
-      </w:r>
-      <w:r>
-        <w:rPr>
-          <w:rFonts w:ascii="Calibri" w:hAnsi="Calibri" w:eastAsia="맑은 고딕"/>
-          <w:sz w:val="22"/>
-        </w:rPr>
-        <w:t xml:space="preserve"> stage, and the context included terms related to USB ports, the pendant, and data import/export.</w:t>
-      </w:r>
-    </w:p>
-    <w:p>
-      <w:pPr>
-        <w:spacing w:before="0" w:after="120" w:line="264" w:lineRule="auto"/>
-      </w:pPr>
-      <w:r>
-        <w:rPr>
-          <w:rFonts w:ascii="Calibri" w:hAnsi="Calibri" w:eastAsia="맑은 고딕"/>
-          <w:sz w:val="22"/>
-        </w:rPr>
-        <w:t xml:space="preserve">For Q23, which asks where to check the system time, the ground-truth image </w:t>
-      </w:r>
-      <w:r>
-        <w:rPr>
-          <w:rFonts w:ascii="Consolas" w:hAnsi="Consolas" w:eastAsia="맑은 고딕"/>
-          <w:color w:val="464646"/>
-          <w:sz w:val="21"/>
-        </w:rPr>
-        <w:t>page_167_img_3_0.jpeg</w:t>
-      </w:r>
-      <w:r>
-        <w:rPr>
-          <w:rFonts w:ascii="Calibri" w:hAnsi="Calibri" w:eastAsia="맑은 고딕"/>
-          <w:sz w:val="22"/>
-        </w:rPr>
-        <w:t xml:space="preserve"> was outside the top ten in G3 but moved to rank four in G4. The query was associated with the </w:t>
-      </w:r>
-      <w:r>
-        <w:rPr>
-          <w:rFonts w:ascii="Consolas" w:hAnsi="Consolas" w:eastAsia="맑은 고딕"/>
-          <w:color w:val="464646"/>
-          <w:sz w:val="21"/>
-        </w:rPr>
-        <w:t>UI/system information inspection</w:t>
-      </w:r>
-      <w:r>
-        <w:rPr>
-          <w:rFonts w:ascii="Calibri" w:hAnsi="Calibri" w:eastAsia="맑은 고딕"/>
-          <w:sz w:val="22"/>
-        </w:rPr>
-        <w:t xml:space="preserve"> stage, and context related to system information, time, and screen areas contributed to re-ranking.</w:t>
-      </w:r>
-    </w:p>
-    <w:p>
-      <w:pPr>
-        <w:spacing w:before="0" w:after="120" w:line="264" w:lineRule="auto"/>
-      </w:pPr>
-      <w:r>
-        <w:rPr>
-          <w:rFonts w:ascii="Calibri" w:hAnsi="Calibri" w:eastAsia="맑은 고딕"/>
-          <w:sz w:val="22"/>
-        </w:rPr>
-        <w:t xml:space="preserve">For Q02, which asks about the grounding conditions required to supply power to the controller, the ground-truth image </w:t>
-      </w:r>
-      <w:r>
-        <w:rPr>
-          <w:rFonts w:ascii="Consolas" w:hAnsi="Consolas" w:eastAsia="맑은 고딕"/>
-          <w:color w:val="464646"/>
-          <w:sz w:val="21"/>
-        </w:rPr>
-        <w:t>page_403_img_0_0.jpeg</w:t>
-      </w:r>
-      <w:r>
-        <w:rPr>
-          <w:rFonts w:ascii="Calibri" w:hAnsi="Calibri" w:eastAsia="맑은 고딕"/>
-          <w:sz w:val="22"/>
-        </w:rPr>
-        <w:t xml:space="preserve"> moved from rank two in G3 to rank one in G4. The query was associated with the </w:t>
-      </w:r>
-      <w:r>
-        <w:rPr>
-          <w:rFonts w:ascii="Consolas" w:hAnsi="Consolas" w:eastAsia="맑은 고딕"/>
-          <w:color w:val="464646"/>
-          <w:sz w:val="21"/>
-        </w:rPr>
-        <w:t>safety/power/grounding</w:t>
-      </w:r>
-      <w:r>
-        <w:rPr>
-          <w:rFonts w:ascii="Calibri" w:hAnsi="Calibri" w:eastAsia="맑은 고딕"/>
-          <w:sz w:val="22"/>
-        </w:rPr>
-        <w:t xml:space="preserve"> stage, and context involving grounding, power supply, the controller, and safety was applied.</w:t>
-      </w:r>
-    </w:p>
-    <w:p>
-      <w:pPr>
-        <w:spacing w:before="0" w:after="120" w:line="264" w:lineRule="auto"/>
-      </w:pPr>
-      <w:r>
-        <w:rPr>
-          <w:rFonts w:ascii="Calibri" w:hAnsi="Calibri" w:eastAsia="맑은 고딕"/>
-          <w:sz w:val="22"/>
-        </w:rPr>
-        <w:t>These cases show that G4 can use training-stage information to improve the rank of the correct image for some queries. They do not, however, imply consistent top-one retrieval across the full query set.</w:t>
-      </w:r>
-    </w:p>
-    <w:p>
-      <w:pPr>
-        <w:pStyle w:val="Heading2"/>
-      </w:pPr>
-      <w:r>
-        <w:t>5.3 Failure Cases of G4</w:t>
-      </w:r>
-    </w:p>
-    <w:p>
-      <w:pPr>
-        <w:spacing w:before="0" w:after="120" w:line="264" w:lineRule="auto"/>
-      </w:pPr>
-      <w:r>
-        <w:rPr>
-          <w:rFonts w:ascii="Calibri" w:hAnsi="Calibri" w:eastAsia="맑은 고딕"/>
-          <w:sz w:val="22"/>
-        </w:rPr>
-        <w:t>Reporting only improved cases would overstate the effectiveness of G4. The following failures demonstrate that page- and section-level context does not fully resolve ambiguity among similar images, compensate for missing fine-grained screen cues, or eliminate query-based stage-estimation errors.</w:t>
-      </w:r>
-    </w:p>
-    <w:p>
-      <w:pPr>
-        <w:spacing w:before="0" w:after="120" w:line="264" w:lineRule="auto"/>
-      </w:pPr>
-      <w:r>
-        <w:rPr>
-          <w:rFonts w:ascii="Calibri" w:hAnsi="Calibri" w:eastAsia="맑은 고딕"/>
-          <w:sz w:val="22"/>
-        </w:rPr>
-        <w:t xml:space="preserve">Q10 asks for the menu path used to inspect the current angle of each robot joint on the teach pendant. Although G4 considered Status-related pages and keywords, it failed to retrieve the ground-truth image </w:t>
-      </w:r>
-      <w:r>
-        <w:rPr>
-          <w:rFonts w:ascii="Consolas" w:hAnsi="Consolas" w:eastAsia="맑은 고딕"/>
-          <w:color w:val="464646"/>
-          <w:sz w:val="21"/>
-        </w:rPr>
-        <w:t>page_332_img_0_0.jpeg</w:t>
-      </w:r>
-      <w:r>
-        <w:rPr>
-          <w:rFonts w:ascii="Calibri" w:hAnsi="Calibri" w:eastAsia="맑은 고딕"/>
-          <w:sz w:val="22"/>
-        </w:rPr>
-        <w:t xml:space="preserve"> within the top ten. Terms such as </w:t>
-      </w:r>
-      <w:r>
-        <w:rPr>
-          <w:rFonts w:ascii="Consolas" w:hAnsi="Consolas" w:eastAsia="맑은 고딕"/>
-          <w:color w:val="464646"/>
-          <w:sz w:val="21"/>
-        </w:rPr>
-        <w:t>Status</w:t>
-      </w:r>
-      <w:r>
-        <w:rPr>
-          <w:rFonts w:ascii="Calibri" w:hAnsi="Calibri" w:eastAsia="맑은 고딕"/>
-          <w:sz w:val="22"/>
-        </w:rPr>
-        <w:t xml:space="preserve">, </w:t>
-      </w:r>
-      <w:r>
-        <w:rPr>
-          <w:rFonts w:ascii="Consolas" w:hAnsi="Consolas" w:eastAsia="맑은 고딕"/>
-          <w:color w:val="464646"/>
-          <w:sz w:val="21"/>
-        </w:rPr>
-        <w:t>I/O Overview</w:t>
-      </w:r>
-      <w:r>
-        <w:rPr>
-          <w:rFonts w:ascii="Calibri" w:hAnsi="Calibri" w:eastAsia="맑은 고딕"/>
-          <w:sz w:val="22"/>
-        </w:rPr>
-        <w:t xml:space="preserve">, and </w:t>
-      </w:r>
-      <w:r>
-        <w:rPr>
-          <w:rFonts w:ascii="Consolas" w:hAnsi="Consolas" w:eastAsia="맑은 고딕"/>
-          <w:color w:val="464646"/>
-          <w:sz w:val="21"/>
-        </w:rPr>
-        <w:t>joint angle</w:t>
-      </w:r>
-      <w:r>
-        <w:rPr>
-          <w:rFonts w:ascii="Calibri" w:hAnsi="Calibri" w:eastAsia="맑은 고딕"/>
-          <w:sz w:val="22"/>
-        </w:rPr>
-        <w:t xml:space="preserve"> did not contribute strongly enough during candidate collection.</w:t>
-      </w:r>
-    </w:p>
-    <w:p>
-      <w:pPr>
-        <w:spacing w:before="0" w:after="120" w:line="264" w:lineRule="auto"/>
-      </w:pPr>
-      <w:r>
-        <w:rPr>
-          <w:rFonts w:ascii="Calibri" w:hAnsi="Calibri" w:eastAsia="맑은 고딕"/>
-          <w:sz w:val="22"/>
-        </w:rPr>
-        <w:t xml:space="preserve">Q28 asks which cable-coupling component is required to strengthen the waterproof rating of the robot cube module cable. G4 moved several images near page 405 upward, but the exact ground-truth image </w:t>
-      </w:r>
-      <w:r>
-        <w:rPr>
-          <w:rFonts w:ascii="Consolas" w:hAnsi="Consolas" w:eastAsia="맑은 고딕"/>
-          <w:color w:val="464646"/>
-          <w:sz w:val="21"/>
-        </w:rPr>
-        <w:t>page_405_img_0_0.jpeg</w:t>
-      </w:r>
-      <w:r>
-        <w:rPr>
-          <w:rFonts w:ascii="Calibri" w:hAnsi="Calibri" w:eastAsia="맑은 고딕"/>
-          <w:sz w:val="22"/>
-        </w:rPr>
-        <w:t xml:space="preserve"> remained outside the top ten. This case reveals insufficient image-level discrimination among multiple images on the same page.</w:t>
-      </w:r>
-    </w:p>
-    <w:p>
-      <w:pPr>
-        <w:spacing w:before="0" w:after="120" w:line="264" w:lineRule="auto"/>
-      </w:pPr>
-      <w:r>
-        <w:rPr>
-          <w:rFonts w:ascii="Calibri" w:hAnsi="Calibri" w:eastAsia="맑은 고딕"/>
-          <w:sz w:val="22"/>
-        </w:rPr>
-        <w:t xml:space="preserve">Q15 asks for the menu path used to export historical system error logs. The stage estimator favored </w:t>
-      </w:r>
-      <w:r>
-        <w:rPr>
-          <w:rFonts w:ascii="Consolas" w:hAnsi="Consolas" w:eastAsia="맑은 고딕"/>
-          <w:color w:val="464646"/>
-          <w:sz w:val="21"/>
-        </w:rPr>
-        <w:t>UI/system information inspection</w:t>
-      </w:r>
-      <w:r>
-        <w:rPr>
-          <w:rFonts w:ascii="Calibri" w:hAnsi="Calibri" w:eastAsia="맑은 고딕"/>
-          <w:sz w:val="22"/>
-        </w:rPr>
-        <w:t xml:space="preserve"> rather than </w:t>
-      </w:r>
-      <w:r>
-        <w:rPr>
-          <w:rFonts w:ascii="Consolas" w:hAnsi="Consolas" w:eastAsia="맑은 고딕"/>
-          <w:color w:val="464646"/>
-          <w:sz w:val="21"/>
-        </w:rPr>
-        <w:t>system management/logs</w:t>
-      </w:r>
-      <w:r>
-        <w:rPr>
-          <w:rFonts w:ascii="Calibri" w:hAnsi="Calibri" w:eastAsia="맑은 고딕"/>
-          <w:sz w:val="22"/>
-        </w:rPr>
-        <w:t xml:space="preserve">, and the ground-truth image </w:t>
-      </w:r>
-      <w:r>
-        <w:rPr>
-          <w:rFonts w:ascii="Consolas" w:hAnsi="Consolas" w:eastAsia="맑은 고딕"/>
-          <w:color w:val="464646"/>
-          <w:sz w:val="21"/>
-        </w:rPr>
-        <w:t>page_340_img_0_0.jpeg</w:t>
-      </w:r>
-      <w:r>
-        <w:rPr>
-          <w:rFonts w:ascii="Calibri" w:hAnsi="Calibri" w:eastAsia="맑은 고딕"/>
-          <w:sz w:val="22"/>
-        </w:rPr>
-        <w:t xml:space="preserve"> did not appear within the top ten. This case demonstrates that G4 performance depends on the accuracy of stage estimation.</w:t>
-      </w:r>
-    </w:p>
-    <w:p>
-      <w:pPr>
-        <w:spacing w:before="0" w:after="120" w:line="264" w:lineRule="auto"/>
-      </w:pPr>
-      <w:r>
-        <w:rPr>
-          <w:rFonts w:ascii="Calibri" w:hAnsi="Calibri" w:eastAsia="맑은 고딕"/>
-          <w:sz w:val="22"/>
-        </w:rPr>
-        <w:t>These failures also clarify the role of the BBox candidate filter. BBox is useful for eliminating spatially distant images, but it does not distinguish similar images that pass the filter on the same page. The current ranking therefore depends on SigLIP semantic similarity and page- and section-level context, which may not capture small differences within a screen or the ordering of multiple images. Image captions, local text surrounding each image BBox, image-order information, and more fine-grained stage labels are possible directions for addressing this limitation.</w:t>
-      </w:r>
-    </w:p>
-    <w:p>
-      <w:pPr>
-        <w:pStyle w:val="Heading1"/>
-      </w:pPr>
-      <w:r>
-        <w:t>6. Response Quality Evaluation</w:t>
-      </w:r>
-    </w:p>
-    <w:p>
-      <w:pPr>
-        <w:spacing w:before="0" w:after="120" w:line="264" w:lineRule="auto"/>
-      </w:pPr>
-      <w:r>
-        <w:rPr>
-          <w:rFonts w:ascii="Calibri" w:hAnsi="Calibri" w:eastAsia="맑은 고딕"/>
-          <w:sz w:val="22"/>
-        </w:rPr>
-        <w:t>Retrieval performance and local-LLM response quality were evaluated as distinct outcomes. Responses were generated under G2, G3, and G4 using Qwen, Gemma, and Llama, yielding 630 responses across 70 queries.</w:t>
-      </w:r>
-    </w:p>
-    <w:p>
-      <w:pPr>
-        <w:spacing w:before="0" w:after="120" w:line="264" w:lineRule="auto"/>
-      </w:pPr>
-      <w:r>
-        <w:rPr>
-          <w:rFonts w:ascii="Calibri" w:hAnsi="Calibri" w:eastAsia="맑은 고딕"/>
-          <w:sz w:val="22"/>
-        </w:rPr>
-        <w:t>Response quality was assessed using the following five criteria.</w:t>
-      </w:r>
-    </w:p>
-    <w:p>
-      <w:pPr>
-        <w:spacing w:before="0" w:after="80" w:line="280" w:lineRule="auto"/>
-        <w:ind w:left="504" w:hanging="360"/>
-      </w:pPr>
-      <w:r>
-        <w:rPr>
-          <w:rFonts w:ascii="Calibri" w:hAnsi="Calibri" w:eastAsia="맑은 고딕"/>
-          <w:sz w:val="22"/>
-        </w:rPr>
-        <w:t xml:space="preserve">1. </w:t>
-      </w:r>
-      <w:r>
-        <w:rPr>
-          <w:rFonts w:ascii="Calibri" w:hAnsi="Calibri" w:eastAsia="맑은 고딕"/>
-          <w:sz w:val="22"/>
-        </w:rPr>
-        <w:t>Correctness: Does the response agree with the essential content of the reference answer?</w:t>
-      </w:r>
-    </w:p>
-    <w:p>
-      <w:pPr>
-        <w:spacing w:before="0" w:after="80" w:line="280" w:lineRule="auto"/>
-        <w:ind w:left="504" w:hanging="360"/>
-      </w:pPr>
-      <w:r>
-        <w:rPr>
-          <w:rFonts w:ascii="Calibri" w:hAnsi="Calibri" w:eastAsia="맑은 고딕"/>
-          <w:sz w:val="22"/>
-        </w:rPr>
-        <w:t xml:space="preserve">2. </w:t>
-      </w:r>
-      <w:r>
-        <w:rPr>
-          <w:rFonts w:ascii="Calibri" w:hAnsi="Calibri" w:eastAsia="맑은 고딕"/>
-          <w:sz w:val="22"/>
-        </w:rPr>
-        <w:t>Specificity: Does the response provide sufficiently specific menu paths, button names, configuration values, or procedures?</w:t>
-      </w:r>
-    </w:p>
-    <w:p>
-      <w:pPr>
-        <w:spacing w:before="0" w:after="80" w:line="280" w:lineRule="auto"/>
-        <w:ind w:left="504" w:hanging="360"/>
-      </w:pPr>
-      <w:r>
-        <w:rPr>
-          <w:rFonts w:ascii="Calibri" w:hAnsi="Calibri" w:eastAsia="맑은 고딕"/>
-          <w:sz w:val="22"/>
-        </w:rPr>
-        <w:t xml:space="preserve">3. </w:t>
-      </w:r>
-      <w:r>
-        <w:rPr>
-          <w:rFonts w:ascii="Calibri" w:hAnsi="Calibri" w:eastAsia="맑은 고딕"/>
-          <w:sz w:val="22"/>
-        </w:rPr>
-        <w:t>Training-stage relevance: Is the guidance appropriate for the training stage represented by the query?</w:t>
-      </w:r>
-    </w:p>
-    <w:p>
-      <w:pPr>
-        <w:spacing w:before="0" w:after="80" w:line="280" w:lineRule="auto"/>
-        <w:ind w:left="504" w:hanging="360"/>
-      </w:pPr>
-      <w:r>
-        <w:rPr>
-          <w:rFonts w:ascii="Calibri" w:hAnsi="Calibri" w:eastAsia="맑은 고딕"/>
-          <w:sz w:val="22"/>
-        </w:rPr>
-        <w:t xml:space="preserve">4. </w:t>
-      </w:r>
-      <w:r>
-        <w:rPr>
-          <w:rFonts w:ascii="Calibri" w:hAnsi="Calibri" w:eastAsia="맑은 고딕"/>
-          <w:sz w:val="22"/>
-        </w:rPr>
-        <w:t>Safety: Does the response avoid unsafe or incorrect robot-operation instructions?</w:t>
-      </w:r>
-    </w:p>
-    <w:p>
-      <w:pPr>
-        <w:spacing w:before="0" w:after="80" w:line="280" w:lineRule="auto"/>
-        <w:ind w:left="504" w:hanging="360"/>
-      </w:pPr>
-      <w:r>
-        <w:rPr>
-          <w:rFonts w:ascii="Calibri" w:hAnsi="Calibri" w:eastAsia="맑은 고딕"/>
-          <w:sz w:val="22"/>
-        </w:rPr>
-        <w:t xml:space="preserve">5. </w:t>
-      </w:r>
-      <w:r>
-        <w:rPr>
-          <w:rFonts w:ascii="Calibri" w:hAnsi="Calibri" w:eastAsia="맑은 고딕"/>
-          <w:sz w:val="22"/>
-        </w:rPr>
-        <w:t>Comprehensibility: Is the explanation understandable to a novice learner?</w:t>
-      </w:r>
-    </w:p>
-    <w:p>
-      <w:pPr>
-        <w:spacing w:before="0" w:after="120" w:line="264" w:lineRule="auto"/>
-      </w:pPr>
-      <w:r>
-        <w:rPr>
-          <w:rFonts w:ascii="Calibri" w:hAnsi="Calibri" w:eastAsia="맑은 고딕"/>
-          <w:sz w:val="22"/>
-        </w:rPr>
-        <w:t>Each criterion was scored from 1 to 5, and the average was used to compare models and retrieval groups. All 630 responses were processed using a rule-based rubric based on reference-keyword agreement, semantic similarity, and safety and readability rules.</w:t>
-      </w:r>
-    </w:p>
-    <w:tbl>
-      <w:tblPr>
-        <w:tblStyle w:val="TableGrid"/>
-        <w:tblW w:type="dxa" w:w="9360"/>
-        <w:jc w:val="left"/>
-        <w:tblLayout w:type="fixed"/>
-        <w:tblLook w:firstColumn="1" w:firstRow="1" w:lastColumn="0" w:lastRow="0" w:noHBand="0" w:noVBand="1" w:val="04A0"/>
-        <w:tblInd w:w="120" w:type="dxa"/>
-        <w:tblBorders>
-          <w:top w:val="single" w:sz="4" w:space="0" w:color="B8C2CC"/>
-          <w:left w:val="single" w:sz="4" w:space="0" w:color="B8C2CC"/>
-          <w:bottom w:val="single" w:sz="4" w:space="0" w:color="B8C2CC"/>
-          <w:right w:val="single" w:sz="4" w:space="0" w:color="B8C2CC"/>
-          <w:insideH w:val="single" w:sz="4" w:space="0" w:color="B8C2CC"/>
-          <w:insideV w:val="single" w:sz="4" w:space="0" w:color="B8C2CC"/>
-        </w:tblBorders>
-      </w:tblPr>
-      <w:tblGrid>
-        <w:gridCol w:w="1337"/>
-        <w:gridCol w:w="1337"/>
-        <w:gridCol w:w="1337"/>
-        <w:gridCol w:w="1337"/>
-        <w:gridCol w:w="1337"/>
-        <w:gridCol w:w="1337"/>
-        <w:gridCol w:w="1337"/>
-      </w:tblGrid>
-      <w:tr>
-        <w:tc>
-          <w:tcPr>
-            <w:tcW w:type="dxa" w:w="2880"/>
-            <w:vAlign w:val="center"/>
-            <w:tcMar>
-              <w:top w:w="80" w:type="dxa"/>
-              <w:start w:w="120" w:type="dxa"/>
-              <w:bottom w:w="80" w:type="dxa"/>
-              <w:end w:w="120" w:type="dxa"/>
-            </w:tcMar>
-            <w:shd w:fill="F2F4F7"/>
-          </w:tcPr>
-          <w:p>
-            <w:pPr>
-              <w:spacing w:before="0" w:after="0" w:line="264" w:lineRule="auto"/>
-              <w:jc w:val="left"/>
-            </w:pPr>
-            <w:r>
-              <w:rPr>
-                <w:rFonts w:ascii="Calibri" w:hAnsi="Calibri" w:eastAsia="맑은 고딕"/>
-                <w:b/>
-                <w:sz w:val="19"/>
-              </w:rPr>
-              <w:t>Group</w:t>
-            </w:r>
-          </w:p>
-        </w:tc>
-        <w:tc>
-          <w:tcPr>
-            <w:tcW w:type="dxa" w:w="1080"/>
-            <w:vAlign w:val="center"/>
-            <w:tcMar>
-              <w:top w:w="80" w:type="dxa"/>
-              <w:start w:w="120" w:type="dxa"/>
-              <w:bottom w:w="80" w:type="dxa"/>
-              <w:end w:w="120" w:type="dxa"/>
-            </w:tcMar>
-            <w:shd w:fill="F2F4F7"/>
-          </w:tcPr>
-          <w:p>
-            <w:pPr>
-              <w:spacing w:before="0" w:after="0" w:line="264" w:lineRule="auto"/>
-              <w:jc w:val="center"/>
-            </w:pPr>
-            <w:r>
-              <w:rPr>
-                <w:rFonts w:ascii="Calibri" w:hAnsi="Calibri" w:eastAsia="맑은 고딕"/>
-                <w:b/>
-                <w:sz w:val="19"/>
-              </w:rPr>
-              <w:t>Model</w:t>
-            </w:r>
-          </w:p>
-        </w:tc>
-        <w:tc>
-          <w:tcPr>
-            <w:tcW w:type="dxa" w:w="1080"/>
-            <w:vAlign w:val="center"/>
-            <w:tcMar>
-              <w:top w:w="80" w:type="dxa"/>
-              <w:start w:w="120" w:type="dxa"/>
-              <w:bottom w:w="80" w:type="dxa"/>
-              <w:end w:w="120" w:type="dxa"/>
-            </w:tcMar>
-            <w:shd w:fill="F2F4F7"/>
-          </w:tcPr>
-          <w:p>
-            <w:pPr>
-              <w:spacing w:before="0" w:after="0" w:line="264" w:lineRule="auto"/>
-              <w:jc w:val="center"/>
-            </w:pPr>
-            <w:r>
-              <w:rPr>
-                <w:rFonts w:ascii="Calibri" w:hAnsi="Calibri" w:eastAsia="맑은 고딕"/>
-                <w:b/>
-                <w:sz w:val="19"/>
-              </w:rPr>
-              <w:t>N</w:t>
-            </w:r>
-          </w:p>
-        </w:tc>
-        <w:tc>
-          <w:tcPr>
-            <w:tcW w:type="dxa" w:w="1080"/>
-            <w:vAlign w:val="center"/>
-            <w:tcMar>
-              <w:top w:w="80" w:type="dxa"/>
-              <w:start w:w="120" w:type="dxa"/>
-              <w:bottom w:w="80" w:type="dxa"/>
-              <w:end w:w="120" w:type="dxa"/>
-            </w:tcMar>
-            <w:shd w:fill="F2F4F7"/>
-          </w:tcPr>
-          <w:p>
-            <w:pPr>
-              <w:spacing w:before="0" w:after="0" w:line="264" w:lineRule="auto"/>
-              <w:jc w:val="center"/>
-            </w:pPr>
-            <w:r>
-              <w:rPr>
-                <w:rFonts w:ascii="Calibri" w:hAnsi="Calibri" w:eastAsia="맑은 고딕"/>
-                <w:b/>
-                <w:sz w:val="19"/>
-              </w:rPr>
-              <w:t>Mean Score</w:t>
-            </w:r>
-          </w:p>
-        </w:tc>
-        <w:tc>
-          <w:tcPr>
-            <w:tcW w:type="dxa" w:w="1224"/>
-            <w:vAlign w:val="center"/>
-            <w:tcMar>
-              <w:top w:w="80" w:type="dxa"/>
-              <w:start w:w="120" w:type="dxa"/>
-              <w:bottom w:w="80" w:type="dxa"/>
-              <w:end w:w="120" w:type="dxa"/>
-            </w:tcMar>
-            <w:shd w:fill="F2F4F7"/>
-          </w:tcPr>
-          <w:p>
-            <w:pPr>
-              <w:spacing w:before="0" w:after="0" w:line="264" w:lineRule="auto"/>
-              <w:jc w:val="center"/>
-            </w:pPr>
-            <w:r>
-              <w:rPr>
-                <w:rFonts w:ascii="Calibri" w:hAnsi="Calibri" w:eastAsia="맑은 고딕"/>
-                <w:b/>
-                <w:sz w:val="19"/>
-              </w:rPr>
-              <w:t>O</w:t>
-            </w:r>
-          </w:p>
-        </w:tc>
-        <w:tc>
-          <w:tcPr>
-            <w:tcW w:type="dxa" w:w="1080"/>
-            <w:vAlign w:val="center"/>
-            <w:tcMar>
-              <w:top w:w="80" w:type="dxa"/>
-              <w:start w:w="120" w:type="dxa"/>
-              <w:bottom w:w="80" w:type="dxa"/>
-              <w:end w:w="120" w:type="dxa"/>
-            </w:tcMar>
-            <w:shd w:fill="F2F4F7"/>
-          </w:tcPr>
-          <w:p>
-            <w:pPr>
-              <w:spacing w:before="0" w:after="0" w:line="264" w:lineRule="auto"/>
-              <w:jc w:val="center"/>
-            </w:pPr>
-            <w:r>
-              <w:rPr>
-                <w:rFonts w:ascii="Calibri" w:hAnsi="Calibri" w:eastAsia="맑은 고딕"/>
-                <w:b/>
-                <w:sz w:val="19"/>
-              </w:rPr>
-              <w:t>Partial</w:t>
-            </w:r>
-          </w:p>
-        </w:tc>
-        <w:tc>
-          <w:tcPr>
-            <w:tcW w:type="dxa" w:w="1080"/>
-            <w:vAlign w:val="center"/>
-            <w:tcMar>
-              <w:top w:w="80" w:type="dxa"/>
-              <w:start w:w="120" w:type="dxa"/>
-              <w:bottom w:w="80" w:type="dxa"/>
-              <w:end w:w="120" w:type="dxa"/>
-            </w:tcMar>
-            <w:shd w:fill="F2F4F7"/>
-          </w:tcPr>
-          <w:p>
-            <w:pPr>
-              <w:spacing w:before="0" w:after="0" w:line="264" w:lineRule="auto"/>
-              <w:jc w:val="center"/>
-            </w:pPr>
-            <w:r>
-              <w:rPr>
-                <w:rFonts w:ascii="Calibri" w:hAnsi="Calibri" w:eastAsia="맑은 고딕"/>
-                <w:b/>
-                <w:sz w:val="19"/>
-              </w:rPr>
-              <w:t>X</w:t>
-            </w:r>
-          </w:p>
-        </w:tc>
-      </w:tr>
-      <w:tr>
-        <w:tc>
-          <w:tcPr>
-            <w:tcW w:type="dxa" w:w="2880"/>
-            <w:vAlign w:val="center"/>
-            <w:tcMar>
-              <w:top w:w="80" w:type="dxa"/>
-              <w:start w:w="120" w:type="dxa"/>
-              <w:bottom w:w="80" w:type="dxa"/>
-              <w:end w:w="120" w:type="dxa"/>
-            </w:tcMar>
-          </w:tcPr>
-          <w:p>
-            <w:pPr>
-              <w:spacing w:before="0" w:after="0" w:line="264" w:lineRule="auto"/>
-              <w:jc w:val="left"/>
-            </w:pPr>
-            <w:r>
-              <w:rPr>
-                <w:rFonts w:ascii="Calibri" w:hAnsi="Calibri" w:eastAsia="맑은 고딕"/>
-                <w:b w:val="0"/>
-                <w:sz w:val="19"/>
-              </w:rPr>
-              <w:t>G2 Text-only RAG</w:t>
-            </w:r>
-          </w:p>
-        </w:tc>
-        <w:tc>
-          <w:tcPr>
-            <w:tcW w:type="dxa" w:w="1080"/>
-            <w:vAlign w:val="center"/>
-            <w:tcMar>
-              <w:top w:w="80" w:type="dxa"/>
-              <w:start w:w="120" w:type="dxa"/>
-              <w:bottom w:w="80" w:type="dxa"/>
-              <w:end w:w="120" w:type="dxa"/>
-            </w:tcMar>
-          </w:tcPr>
-          <w:p>
-            <w:pPr>
-              <w:spacing w:before="0" w:after="0" w:line="264" w:lineRule="auto"/>
-              <w:jc w:val="center"/>
-            </w:pPr>
-            <w:r>
-              <w:rPr>
-                <w:rFonts w:ascii="Calibri" w:hAnsi="Calibri" w:eastAsia="맑은 고딕"/>
-                <w:b w:val="0"/>
-                <w:sz w:val="19"/>
-              </w:rPr>
-              <w:t>Qwen</w:t>
-            </w:r>
-          </w:p>
-        </w:tc>
-        <w:tc>
-          <w:tcPr>
-            <w:tcW w:type="dxa" w:w="1080"/>
-            <w:vAlign w:val="center"/>
-            <w:tcMar>
-              <w:top w:w="80" w:type="dxa"/>
-              <w:start w:w="120" w:type="dxa"/>
-              <w:bottom w:w="80" w:type="dxa"/>
-              <w:end w:w="120" w:type="dxa"/>
-            </w:tcMar>
-          </w:tcPr>
-          <w:p>
-            <w:pPr>
-              <w:spacing w:before="0" w:after="0" w:line="264" w:lineRule="auto"/>
-              <w:jc w:val="center"/>
-            </w:pPr>
-            <w:r>
-              <w:rPr>
-                <w:rFonts w:ascii="Calibri" w:hAnsi="Calibri" w:eastAsia="맑은 고딕"/>
-                <w:b w:val="0"/>
-                <w:sz w:val="19"/>
-              </w:rPr>
-              <w:t>70</w:t>
-            </w:r>
-          </w:p>
-        </w:tc>
-        <w:tc>
-          <w:tcPr>
-            <w:tcW w:type="dxa" w:w="1080"/>
-            <w:vAlign w:val="center"/>
-            <w:tcMar>
-              <w:top w:w="80" w:type="dxa"/>
-              <w:start w:w="120" w:type="dxa"/>
-              <w:bottom w:w="80" w:type="dxa"/>
-              <w:end w:w="120" w:type="dxa"/>
-            </w:tcMar>
-          </w:tcPr>
-          <w:p>
-            <w:pPr>
-              <w:spacing w:before="0" w:after="0" w:line="264" w:lineRule="auto"/>
-              <w:jc w:val="center"/>
-            </w:pPr>
-            <w:r>
-              <w:rPr>
-                <w:rFonts w:ascii="Calibri" w:hAnsi="Calibri" w:eastAsia="맑은 고딕"/>
-                <w:b w:val="0"/>
-                <w:sz w:val="19"/>
-              </w:rPr>
-              <w:t>4.05</w:t>
-            </w:r>
-          </w:p>
-        </w:tc>
-        <w:tc>
-          <w:tcPr>
-            <w:tcW w:type="dxa" w:w="1224"/>
-            <w:vAlign w:val="center"/>
-            <w:tcMar>
-              <w:top w:w="80" w:type="dxa"/>
-              <w:start w:w="120" w:type="dxa"/>
-              <w:bottom w:w="80" w:type="dxa"/>
-              <w:end w:w="120" w:type="dxa"/>
-            </w:tcMar>
-          </w:tcPr>
-          <w:p>
-            <w:pPr>
-              <w:spacing w:before="0" w:after="0" w:line="264" w:lineRule="auto"/>
-              <w:jc w:val="center"/>
-            </w:pPr>
-            <w:r>
-              <w:rPr>
-                <w:rFonts w:ascii="Calibri" w:hAnsi="Calibri" w:eastAsia="맑은 고딕"/>
-                <w:b w:val="0"/>
-                <w:sz w:val="19"/>
-              </w:rPr>
-              <w:t>49</w:t>
-            </w:r>
-          </w:p>
-        </w:tc>
-        <w:tc>
-          <w:tcPr>
-            <w:tcW w:type="dxa" w:w="1080"/>
-            <w:vAlign w:val="center"/>
-            <w:tcMar>
-              <w:top w:w="80" w:type="dxa"/>
-              <w:start w:w="120" w:type="dxa"/>
-              <w:bottom w:w="80" w:type="dxa"/>
-              <w:end w:w="120" w:type="dxa"/>
-            </w:tcMar>
-          </w:tcPr>
-          <w:p>
-            <w:pPr>
-              <w:spacing w:before="0" w:after="0" w:line="264" w:lineRule="auto"/>
-              <w:jc w:val="center"/>
-            </w:pPr>
-            <w:r>
-              <w:rPr>
-                <w:rFonts w:ascii="Calibri" w:hAnsi="Calibri" w:eastAsia="맑은 고딕"/>
-                <w:b w:val="0"/>
-                <w:sz w:val="19"/>
-              </w:rPr>
               <w:t>13</w:t>
             </w:r>
           </w:p>
         </w:tc>
         <w:tc>
           <w:tcPr>
-            <w:tcW w:type="dxa" w:w="1080"/>
+            <w:tcW w:type="dxa" w:w="936"/>
             <w:vAlign w:val="center"/>
             <w:tcMar>
               <w:top w:w="80" w:type="dxa"/>
@@ -7014,7 +7207,7 @@
       <w:tr>
         <w:tc>
           <w:tcPr>
-            <w:tcW w:type="dxa" w:w="2880"/>
+            <w:tcW w:type="dxa" w:w="2736"/>
             <w:vAlign w:val="center"/>
             <w:tcMar>
               <w:top w:w="80" w:type="dxa"/>
@@ -7040,7 +7233,7 @@
         </w:tc>
         <w:tc>
           <w:tcPr>
-            <w:tcW w:type="dxa" w:w="1080"/>
+            <w:tcW w:type="dxa" w:w="1296"/>
             <w:vAlign w:val="center"/>
             <w:tcMar>
               <w:top w:w="80" w:type="dxa"/>
@@ -7066,7 +7259,7 @@
         </w:tc>
         <w:tc>
           <w:tcPr>
-            <w:tcW w:type="dxa" w:w="1080"/>
+            <w:tcW w:type="dxa" w:w="648"/>
             <w:vAlign w:val="center"/>
             <w:tcMar>
               <w:top w:w="80" w:type="dxa"/>
@@ -7092,6 +7285,32 @@
         </w:tc>
         <w:tc>
           <w:tcPr>
+            <w:tcW w:type="dxa" w:w="1440"/>
+            <w:vAlign w:val="center"/>
+            <w:tcMar>
+              <w:top w:w="80" w:type="dxa"/>
+              <w:start w:w="120" w:type="dxa"/>
+              <w:bottom w:w="80" w:type="dxa"/>
+              <w:end w:w="120" w:type="dxa"/>
+            </w:tcMar>
+          </w:tcPr>
+          <w:p>
+            <w:pPr>
+              <w:spacing w:before="0" w:after="0" w:line="264" w:lineRule="auto"/>
+              <w:jc w:val="center"/>
+            </w:pPr>
+            <w:r>
+              <w:rPr>
+                <w:rFonts w:ascii="Calibri" w:hAnsi="Calibri" w:eastAsia="맑은 고딕"/>
+                <w:b w:val="0"/>
+                <w:sz w:val="19"/>
+              </w:rPr>
+              <w:t>3.59</w:t>
+            </w:r>
+          </w:p>
+        </w:tc>
+        <w:tc>
+          <w:tcPr>
             <w:tcW w:type="dxa" w:w="1080"/>
             <w:vAlign w:val="center"/>
             <w:tcMar>
@@ -7112,7 +7331,743 @@
                 <w:b w:val="0"/>
                 <w:sz w:val="19"/>
               </w:rPr>
-              <w:t>3.59</w:t>
+              <w:t>27</w:t>
+            </w:r>
+          </w:p>
+        </w:tc>
+        <w:tc>
+          <w:tcPr>
+            <w:tcW w:type="dxa" w:w="1224"/>
+            <w:vAlign w:val="center"/>
+            <w:tcMar>
+              <w:top w:w="80" w:type="dxa"/>
+              <w:start w:w="120" w:type="dxa"/>
+              <w:bottom w:w="80" w:type="dxa"/>
+              <w:end w:w="120" w:type="dxa"/>
+            </w:tcMar>
+          </w:tcPr>
+          <w:p>
+            <w:pPr>
+              <w:spacing w:before="0" w:after="0" w:line="264" w:lineRule="auto"/>
+              <w:jc w:val="center"/>
+            </w:pPr>
+            <w:r>
+              <w:rPr>
+                <w:rFonts w:ascii="Calibri" w:hAnsi="Calibri" w:eastAsia="맑은 고딕"/>
+                <w:b w:val="0"/>
+                <w:sz w:val="19"/>
+              </w:rPr>
+              <w:t>31</w:t>
+            </w:r>
+          </w:p>
+        </w:tc>
+        <w:tc>
+          <w:tcPr>
+            <w:tcW w:type="dxa" w:w="936"/>
+            <w:vAlign w:val="center"/>
+            <w:tcMar>
+              <w:top w:w="80" w:type="dxa"/>
+              <w:start w:w="120" w:type="dxa"/>
+              <w:bottom w:w="80" w:type="dxa"/>
+              <w:end w:w="120" w:type="dxa"/>
+            </w:tcMar>
+          </w:tcPr>
+          <w:p>
+            <w:pPr>
+              <w:spacing w:before="0" w:after="0" w:line="264" w:lineRule="auto"/>
+              <w:jc w:val="center"/>
+            </w:pPr>
+            <w:r>
+              <w:rPr>
+                <w:rFonts w:ascii="Calibri" w:hAnsi="Calibri" w:eastAsia="맑은 고딕"/>
+                <w:b w:val="0"/>
+                <w:sz w:val="19"/>
+              </w:rPr>
+              <w:t>12</w:t>
+            </w:r>
+          </w:p>
+        </w:tc>
+      </w:tr>
+      <w:tr>
+        <w:tc>
+          <w:tcPr>
+            <w:tcW w:type="dxa" w:w="2736"/>
+            <w:vAlign w:val="center"/>
+            <w:tcMar>
+              <w:top w:w="80" w:type="dxa"/>
+              <w:start w:w="120" w:type="dxa"/>
+              <w:bottom w:w="80" w:type="dxa"/>
+              <w:end w:w="120" w:type="dxa"/>
+            </w:tcMar>
+          </w:tcPr>
+          <w:p>
+            <w:pPr>
+              <w:spacing w:before="0" w:after="0" w:line="264" w:lineRule="auto"/>
+              <w:jc w:val="left"/>
+            </w:pPr>
+            <w:r>
+              <w:rPr>
+                <w:rFonts w:ascii="Calibri" w:hAnsi="Calibri" w:eastAsia="맑은 고딕"/>
+                <w:b w:val="0"/>
+                <w:sz w:val="19"/>
+              </w:rPr>
+              <w:t>G2 Text-only RAG</w:t>
+            </w:r>
+          </w:p>
+        </w:tc>
+        <w:tc>
+          <w:tcPr>
+            <w:tcW w:type="dxa" w:w="1296"/>
+            <w:vAlign w:val="center"/>
+            <w:tcMar>
+              <w:top w:w="80" w:type="dxa"/>
+              <w:start w:w="120" w:type="dxa"/>
+              <w:bottom w:w="80" w:type="dxa"/>
+              <w:end w:w="120" w:type="dxa"/>
+            </w:tcMar>
+          </w:tcPr>
+          <w:p>
+            <w:pPr>
+              <w:spacing w:before="0" w:after="0" w:line="264" w:lineRule="auto"/>
+              <w:jc w:val="center"/>
+            </w:pPr>
+            <w:r>
+              <w:rPr>
+                <w:rFonts w:ascii="Calibri" w:hAnsi="Calibri" w:eastAsia="맑은 고딕"/>
+                <w:b w:val="0"/>
+                <w:sz w:val="19"/>
+              </w:rPr>
+              <w:t>Llama</w:t>
+            </w:r>
+          </w:p>
+        </w:tc>
+        <w:tc>
+          <w:tcPr>
+            <w:tcW w:type="dxa" w:w="648"/>
+            <w:vAlign w:val="center"/>
+            <w:tcMar>
+              <w:top w:w="80" w:type="dxa"/>
+              <w:start w:w="120" w:type="dxa"/>
+              <w:bottom w:w="80" w:type="dxa"/>
+              <w:end w:w="120" w:type="dxa"/>
+            </w:tcMar>
+          </w:tcPr>
+          <w:p>
+            <w:pPr>
+              <w:spacing w:before="0" w:after="0" w:line="264" w:lineRule="auto"/>
+              <w:jc w:val="center"/>
+            </w:pPr>
+            <w:r>
+              <w:rPr>
+                <w:rFonts w:ascii="Calibri" w:hAnsi="Calibri" w:eastAsia="맑은 고딕"/>
+                <w:b w:val="0"/>
+                <w:sz w:val="19"/>
+              </w:rPr>
+              <w:t>70</w:t>
+            </w:r>
+          </w:p>
+        </w:tc>
+        <w:tc>
+          <w:tcPr>
+            <w:tcW w:type="dxa" w:w="1440"/>
+            <w:vAlign w:val="center"/>
+            <w:tcMar>
+              <w:top w:w="80" w:type="dxa"/>
+              <w:start w:w="120" w:type="dxa"/>
+              <w:bottom w:w="80" w:type="dxa"/>
+              <w:end w:w="120" w:type="dxa"/>
+            </w:tcMar>
+          </w:tcPr>
+          <w:p>
+            <w:pPr>
+              <w:spacing w:before="0" w:after="0" w:line="264" w:lineRule="auto"/>
+              <w:jc w:val="center"/>
+            </w:pPr>
+            <w:r>
+              <w:rPr>
+                <w:rFonts w:ascii="Calibri" w:hAnsi="Calibri" w:eastAsia="맑은 고딕"/>
+                <w:b w:val="0"/>
+                <w:sz w:val="19"/>
+              </w:rPr>
+              <w:t>3.62</w:t>
+            </w:r>
+          </w:p>
+        </w:tc>
+        <w:tc>
+          <w:tcPr>
+            <w:tcW w:type="dxa" w:w="1080"/>
+            <w:vAlign w:val="center"/>
+            <w:tcMar>
+              <w:top w:w="80" w:type="dxa"/>
+              <w:start w:w="120" w:type="dxa"/>
+              <w:bottom w:w="80" w:type="dxa"/>
+              <w:end w:w="120" w:type="dxa"/>
+            </w:tcMar>
+          </w:tcPr>
+          <w:p>
+            <w:pPr>
+              <w:spacing w:before="0" w:after="0" w:line="264" w:lineRule="auto"/>
+              <w:jc w:val="center"/>
+            </w:pPr>
+            <w:r>
+              <w:rPr>
+                <w:rFonts w:ascii="Calibri" w:hAnsi="Calibri" w:eastAsia="맑은 고딕"/>
+                <w:b w:val="0"/>
+                <w:sz w:val="19"/>
+              </w:rPr>
+              <w:t>24</w:t>
+            </w:r>
+          </w:p>
+        </w:tc>
+        <w:tc>
+          <w:tcPr>
+            <w:tcW w:type="dxa" w:w="1224"/>
+            <w:vAlign w:val="center"/>
+            <w:tcMar>
+              <w:top w:w="80" w:type="dxa"/>
+              <w:start w:w="120" w:type="dxa"/>
+              <w:bottom w:w="80" w:type="dxa"/>
+              <w:end w:w="120" w:type="dxa"/>
+            </w:tcMar>
+          </w:tcPr>
+          <w:p>
+            <w:pPr>
+              <w:spacing w:before="0" w:after="0" w:line="264" w:lineRule="auto"/>
+              <w:jc w:val="center"/>
+            </w:pPr>
+            <w:r>
+              <w:rPr>
+                <w:rFonts w:ascii="Calibri" w:hAnsi="Calibri" w:eastAsia="맑은 고딕"/>
+                <w:b w:val="0"/>
+                <w:sz w:val="19"/>
+              </w:rPr>
+              <w:t>33</w:t>
+            </w:r>
+          </w:p>
+        </w:tc>
+        <w:tc>
+          <w:tcPr>
+            <w:tcW w:type="dxa" w:w="936"/>
+            <w:vAlign w:val="center"/>
+            <w:tcMar>
+              <w:top w:w="80" w:type="dxa"/>
+              <w:start w:w="120" w:type="dxa"/>
+              <w:bottom w:w="80" w:type="dxa"/>
+              <w:end w:w="120" w:type="dxa"/>
+            </w:tcMar>
+          </w:tcPr>
+          <w:p>
+            <w:pPr>
+              <w:spacing w:before="0" w:after="0" w:line="264" w:lineRule="auto"/>
+              <w:jc w:val="center"/>
+            </w:pPr>
+            <w:r>
+              <w:rPr>
+                <w:rFonts w:ascii="Calibri" w:hAnsi="Calibri" w:eastAsia="맑은 고딕"/>
+                <w:b w:val="0"/>
+                <w:sz w:val="19"/>
+              </w:rPr>
+              <w:t>13</w:t>
+            </w:r>
+          </w:p>
+        </w:tc>
+      </w:tr>
+      <w:tr>
+        <w:tc>
+          <w:tcPr>
+            <w:tcW w:type="dxa" w:w="2736"/>
+            <w:vAlign w:val="center"/>
+            <w:tcMar>
+              <w:top w:w="80" w:type="dxa"/>
+              <w:start w:w="120" w:type="dxa"/>
+              <w:bottom w:w="80" w:type="dxa"/>
+              <w:end w:w="120" w:type="dxa"/>
+            </w:tcMar>
+          </w:tcPr>
+          <w:p>
+            <w:pPr>
+              <w:spacing w:before="0" w:after="0" w:line="264" w:lineRule="auto"/>
+              <w:jc w:val="left"/>
+            </w:pPr>
+            <w:r>
+              <w:rPr>
+                <w:rFonts w:ascii="Calibri" w:hAnsi="Calibri" w:eastAsia="맑은 고딕"/>
+                <w:b w:val="0"/>
+                <w:sz w:val="19"/>
+              </w:rPr>
+              <w:t>G3 Multimodal RAG</w:t>
+            </w:r>
+          </w:p>
+        </w:tc>
+        <w:tc>
+          <w:tcPr>
+            <w:tcW w:type="dxa" w:w="1296"/>
+            <w:vAlign w:val="center"/>
+            <w:tcMar>
+              <w:top w:w="80" w:type="dxa"/>
+              <w:start w:w="120" w:type="dxa"/>
+              <w:bottom w:w="80" w:type="dxa"/>
+              <w:end w:w="120" w:type="dxa"/>
+            </w:tcMar>
+          </w:tcPr>
+          <w:p>
+            <w:pPr>
+              <w:spacing w:before="0" w:after="0" w:line="264" w:lineRule="auto"/>
+              <w:jc w:val="center"/>
+            </w:pPr>
+            <w:r>
+              <w:rPr>
+                <w:rFonts w:ascii="Calibri" w:hAnsi="Calibri" w:eastAsia="맑은 고딕"/>
+                <w:b w:val="0"/>
+                <w:sz w:val="19"/>
+              </w:rPr>
+              <w:t>Qwen</w:t>
+            </w:r>
+          </w:p>
+        </w:tc>
+        <w:tc>
+          <w:tcPr>
+            <w:tcW w:type="dxa" w:w="648"/>
+            <w:vAlign w:val="center"/>
+            <w:tcMar>
+              <w:top w:w="80" w:type="dxa"/>
+              <w:start w:w="120" w:type="dxa"/>
+              <w:bottom w:w="80" w:type="dxa"/>
+              <w:end w:w="120" w:type="dxa"/>
+            </w:tcMar>
+          </w:tcPr>
+          <w:p>
+            <w:pPr>
+              <w:spacing w:before="0" w:after="0" w:line="264" w:lineRule="auto"/>
+              <w:jc w:val="center"/>
+            </w:pPr>
+            <w:r>
+              <w:rPr>
+                <w:rFonts w:ascii="Calibri" w:hAnsi="Calibri" w:eastAsia="맑은 고딕"/>
+                <w:b w:val="0"/>
+                <w:sz w:val="19"/>
+              </w:rPr>
+              <w:t>70</w:t>
+            </w:r>
+          </w:p>
+        </w:tc>
+        <w:tc>
+          <w:tcPr>
+            <w:tcW w:type="dxa" w:w="1440"/>
+            <w:vAlign w:val="center"/>
+            <w:tcMar>
+              <w:top w:w="80" w:type="dxa"/>
+              <w:start w:w="120" w:type="dxa"/>
+              <w:bottom w:w="80" w:type="dxa"/>
+              <w:end w:w="120" w:type="dxa"/>
+            </w:tcMar>
+          </w:tcPr>
+          <w:p>
+            <w:pPr>
+              <w:spacing w:before="0" w:after="0" w:line="264" w:lineRule="auto"/>
+              <w:jc w:val="center"/>
+            </w:pPr>
+            <w:r>
+              <w:rPr>
+                <w:rFonts w:ascii="Calibri" w:hAnsi="Calibri" w:eastAsia="맑은 고딕"/>
+                <w:b w:val="0"/>
+                <w:sz w:val="19"/>
+              </w:rPr>
+              <w:t>4.01</w:t>
+            </w:r>
+          </w:p>
+        </w:tc>
+        <w:tc>
+          <w:tcPr>
+            <w:tcW w:type="dxa" w:w="1080"/>
+            <w:vAlign w:val="center"/>
+            <w:tcMar>
+              <w:top w:w="80" w:type="dxa"/>
+              <w:start w:w="120" w:type="dxa"/>
+              <w:bottom w:w="80" w:type="dxa"/>
+              <w:end w:w="120" w:type="dxa"/>
+            </w:tcMar>
+          </w:tcPr>
+          <w:p>
+            <w:pPr>
+              <w:spacing w:before="0" w:after="0" w:line="264" w:lineRule="auto"/>
+              <w:jc w:val="center"/>
+            </w:pPr>
+            <w:r>
+              <w:rPr>
+                <w:rFonts w:ascii="Calibri" w:hAnsi="Calibri" w:eastAsia="맑은 고딕"/>
+                <w:b w:val="0"/>
+                <w:sz w:val="19"/>
+              </w:rPr>
+              <w:t>47</w:t>
+            </w:r>
+          </w:p>
+        </w:tc>
+        <w:tc>
+          <w:tcPr>
+            <w:tcW w:type="dxa" w:w="1224"/>
+            <w:vAlign w:val="center"/>
+            <w:tcMar>
+              <w:top w:w="80" w:type="dxa"/>
+              <w:start w:w="120" w:type="dxa"/>
+              <w:bottom w:w="80" w:type="dxa"/>
+              <w:end w:w="120" w:type="dxa"/>
+            </w:tcMar>
+          </w:tcPr>
+          <w:p>
+            <w:pPr>
+              <w:spacing w:before="0" w:after="0" w:line="264" w:lineRule="auto"/>
+              <w:jc w:val="center"/>
+            </w:pPr>
+            <w:r>
+              <w:rPr>
+                <w:rFonts w:ascii="Calibri" w:hAnsi="Calibri" w:eastAsia="맑은 고딕"/>
+                <w:b w:val="0"/>
+                <w:sz w:val="19"/>
+              </w:rPr>
+              <w:t>15</w:t>
+            </w:r>
+          </w:p>
+        </w:tc>
+        <w:tc>
+          <w:tcPr>
+            <w:tcW w:type="dxa" w:w="936"/>
+            <w:vAlign w:val="center"/>
+            <w:tcMar>
+              <w:top w:w="80" w:type="dxa"/>
+              <w:start w:w="120" w:type="dxa"/>
+              <w:bottom w:w="80" w:type="dxa"/>
+              <w:end w:w="120" w:type="dxa"/>
+            </w:tcMar>
+          </w:tcPr>
+          <w:p>
+            <w:pPr>
+              <w:spacing w:before="0" w:after="0" w:line="264" w:lineRule="auto"/>
+              <w:jc w:val="center"/>
+            </w:pPr>
+            <w:r>
+              <w:rPr>
+                <w:rFonts w:ascii="Calibri" w:hAnsi="Calibri" w:eastAsia="맑은 고딕"/>
+                <w:b w:val="0"/>
+                <w:sz w:val="19"/>
+              </w:rPr>
+              <w:t>8</w:t>
+            </w:r>
+          </w:p>
+        </w:tc>
+      </w:tr>
+      <w:tr>
+        <w:tc>
+          <w:tcPr>
+            <w:tcW w:type="dxa" w:w="2736"/>
+            <w:vAlign w:val="center"/>
+            <w:tcMar>
+              <w:top w:w="80" w:type="dxa"/>
+              <w:start w:w="120" w:type="dxa"/>
+              <w:bottom w:w="80" w:type="dxa"/>
+              <w:end w:w="120" w:type="dxa"/>
+            </w:tcMar>
+          </w:tcPr>
+          <w:p>
+            <w:pPr>
+              <w:spacing w:before="0" w:after="0" w:line="264" w:lineRule="auto"/>
+              <w:jc w:val="left"/>
+            </w:pPr>
+            <w:r>
+              <w:rPr>
+                <w:rFonts w:ascii="Calibri" w:hAnsi="Calibri" w:eastAsia="맑은 고딕"/>
+                <w:b w:val="0"/>
+                <w:sz w:val="19"/>
+              </w:rPr>
+              <w:t>G3 Multimodal RAG</w:t>
+            </w:r>
+          </w:p>
+        </w:tc>
+        <w:tc>
+          <w:tcPr>
+            <w:tcW w:type="dxa" w:w="1296"/>
+            <w:vAlign w:val="center"/>
+            <w:tcMar>
+              <w:top w:w="80" w:type="dxa"/>
+              <w:start w:w="120" w:type="dxa"/>
+              <w:bottom w:w="80" w:type="dxa"/>
+              <w:end w:w="120" w:type="dxa"/>
+            </w:tcMar>
+          </w:tcPr>
+          <w:p>
+            <w:pPr>
+              <w:spacing w:before="0" w:after="0" w:line="264" w:lineRule="auto"/>
+              <w:jc w:val="center"/>
+            </w:pPr>
+            <w:r>
+              <w:rPr>
+                <w:rFonts w:ascii="Calibri" w:hAnsi="Calibri" w:eastAsia="맑은 고딕"/>
+                <w:b w:val="0"/>
+                <w:sz w:val="19"/>
+              </w:rPr>
+              <w:t>Gemma</w:t>
+            </w:r>
+          </w:p>
+        </w:tc>
+        <w:tc>
+          <w:tcPr>
+            <w:tcW w:type="dxa" w:w="648"/>
+            <w:vAlign w:val="center"/>
+            <w:tcMar>
+              <w:top w:w="80" w:type="dxa"/>
+              <w:start w:w="120" w:type="dxa"/>
+              <w:bottom w:w="80" w:type="dxa"/>
+              <w:end w:w="120" w:type="dxa"/>
+            </w:tcMar>
+          </w:tcPr>
+          <w:p>
+            <w:pPr>
+              <w:spacing w:before="0" w:after="0" w:line="264" w:lineRule="auto"/>
+              <w:jc w:val="center"/>
+            </w:pPr>
+            <w:r>
+              <w:rPr>
+                <w:rFonts w:ascii="Calibri" w:hAnsi="Calibri" w:eastAsia="맑은 고딕"/>
+                <w:b w:val="0"/>
+                <w:sz w:val="19"/>
+              </w:rPr>
+              <w:t>70</w:t>
+            </w:r>
+          </w:p>
+        </w:tc>
+        <w:tc>
+          <w:tcPr>
+            <w:tcW w:type="dxa" w:w="1440"/>
+            <w:vAlign w:val="center"/>
+            <w:tcMar>
+              <w:top w:w="80" w:type="dxa"/>
+              <w:start w:w="120" w:type="dxa"/>
+              <w:bottom w:w="80" w:type="dxa"/>
+              <w:end w:w="120" w:type="dxa"/>
+            </w:tcMar>
+          </w:tcPr>
+          <w:p>
+            <w:pPr>
+              <w:spacing w:before="0" w:after="0" w:line="264" w:lineRule="auto"/>
+              <w:jc w:val="center"/>
+            </w:pPr>
+            <w:r>
+              <w:rPr>
+                <w:rFonts w:ascii="Calibri" w:hAnsi="Calibri" w:eastAsia="맑은 고딕"/>
+                <w:b w:val="0"/>
+                <w:sz w:val="19"/>
+              </w:rPr>
+              <w:t>3.56</w:t>
+            </w:r>
+          </w:p>
+        </w:tc>
+        <w:tc>
+          <w:tcPr>
+            <w:tcW w:type="dxa" w:w="1080"/>
+            <w:vAlign w:val="center"/>
+            <w:tcMar>
+              <w:top w:w="80" w:type="dxa"/>
+              <w:start w:w="120" w:type="dxa"/>
+              <w:bottom w:w="80" w:type="dxa"/>
+              <w:end w:w="120" w:type="dxa"/>
+            </w:tcMar>
+          </w:tcPr>
+          <w:p>
+            <w:pPr>
+              <w:spacing w:before="0" w:after="0" w:line="264" w:lineRule="auto"/>
+              <w:jc w:val="center"/>
+            </w:pPr>
+            <w:r>
+              <w:rPr>
+                <w:rFonts w:ascii="Calibri" w:hAnsi="Calibri" w:eastAsia="맑은 고딕"/>
+                <w:b w:val="0"/>
+                <w:sz w:val="19"/>
+              </w:rPr>
+              <w:t>27</w:t>
+            </w:r>
+          </w:p>
+        </w:tc>
+        <w:tc>
+          <w:tcPr>
+            <w:tcW w:type="dxa" w:w="1224"/>
+            <w:vAlign w:val="center"/>
+            <w:tcMar>
+              <w:top w:w="80" w:type="dxa"/>
+              <w:start w:w="120" w:type="dxa"/>
+              <w:bottom w:w="80" w:type="dxa"/>
+              <w:end w:w="120" w:type="dxa"/>
+            </w:tcMar>
+          </w:tcPr>
+          <w:p>
+            <w:pPr>
+              <w:spacing w:before="0" w:after="0" w:line="264" w:lineRule="auto"/>
+              <w:jc w:val="center"/>
+            </w:pPr>
+            <w:r>
+              <w:rPr>
+                <w:rFonts w:ascii="Calibri" w:hAnsi="Calibri" w:eastAsia="맑은 고딕"/>
+                <w:b w:val="0"/>
+                <w:sz w:val="19"/>
+              </w:rPr>
+              <w:t>29</w:t>
+            </w:r>
+          </w:p>
+        </w:tc>
+        <w:tc>
+          <w:tcPr>
+            <w:tcW w:type="dxa" w:w="936"/>
+            <w:vAlign w:val="center"/>
+            <w:tcMar>
+              <w:top w:w="80" w:type="dxa"/>
+              <w:start w:w="120" w:type="dxa"/>
+              <w:bottom w:w="80" w:type="dxa"/>
+              <w:end w:w="120" w:type="dxa"/>
+            </w:tcMar>
+          </w:tcPr>
+          <w:p>
+            <w:pPr>
+              <w:spacing w:before="0" w:after="0" w:line="264" w:lineRule="auto"/>
+              <w:jc w:val="center"/>
+            </w:pPr>
+            <w:r>
+              <w:rPr>
+                <w:rFonts w:ascii="Calibri" w:hAnsi="Calibri" w:eastAsia="맑은 고딕"/>
+                <w:b w:val="0"/>
+                <w:sz w:val="19"/>
+              </w:rPr>
+              <w:t>14</w:t>
+            </w:r>
+          </w:p>
+        </w:tc>
+      </w:tr>
+      <w:tr>
+        <w:tc>
+          <w:tcPr>
+            <w:tcW w:type="dxa" w:w="2736"/>
+            <w:vAlign w:val="center"/>
+            <w:tcMar>
+              <w:top w:w="80" w:type="dxa"/>
+              <w:start w:w="120" w:type="dxa"/>
+              <w:bottom w:w="80" w:type="dxa"/>
+              <w:end w:w="120" w:type="dxa"/>
+            </w:tcMar>
+          </w:tcPr>
+          <w:p>
+            <w:pPr>
+              <w:spacing w:before="0" w:after="0" w:line="264" w:lineRule="auto"/>
+              <w:jc w:val="left"/>
+            </w:pPr>
+            <w:r>
+              <w:rPr>
+                <w:rFonts w:ascii="Calibri" w:hAnsi="Calibri" w:eastAsia="맑은 고딕"/>
+                <w:b w:val="0"/>
+                <w:sz w:val="19"/>
+              </w:rPr>
+              <w:t>G3 Multimodal RAG</w:t>
+            </w:r>
+          </w:p>
+        </w:tc>
+        <w:tc>
+          <w:tcPr>
+            <w:tcW w:type="dxa" w:w="1296"/>
+            <w:vAlign w:val="center"/>
+            <w:tcMar>
+              <w:top w:w="80" w:type="dxa"/>
+              <w:start w:w="120" w:type="dxa"/>
+              <w:bottom w:w="80" w:type="dxa"/>
+              <w:end w:w="120" w:type="dxa"/>
+            </w:tcMar>
+          </w:tcPr>
+          <w:p>
+            <w:pPr>
+              <w:spacing w:before="0" w:after="0" w:line="264" w:lineRule="auto"/>
+              <w:jc w:val="center"/>
+            </w:pPr>
+            <w:r>
+              <w:rPr>
+                <w:rFonts w:ascii="Calibri" w:hAnsi="Calibri" w:eastAsia="맑은 고딕"/>
+                <w:b w:val="0"/>
+                <w:sz w:val="19"/>
+              </w:rPr>
+              <w:t>Llama</w:t>
+            </w:r>
+          </w:p>
+        </w:tc>
+        <w:tc>
+          <w:tcPr>
+            <w:tcW w:type="dxa" w:w="648"/>
+            <w:vAlign w:val="center"/>
+            <w:tcMar>
+              <w:top w:w="80" w:type="dxa"/>
+              <w:start w:w="120" w:type="dxa"/>
+              <w:bottom w:w="80" w:type="dxa"/>
+              <w:end w:w="120" w:type="dxa"/>
+            </w:tcMar>
+          </w:tcPr>
+          <w:p>
+            <w:pPr>
+              <w:spacing w:before="0" w:after="0" w:line="264" w:lineRule="auto"/>
+              <w:jc w:val="center"/>
+            </w:pPr>
+            <w:r>
+              <w:rPr>
+                <w:rFonts w:ascii="Calibri" w:hAnsi="Calibri" w:eastAsia="맑은 고딕"/>
+                <w:b w:val="0"/>
+                <w:sz w:val="19"/>
+              </w:rPr>
+              <w:t>70</w:t>
+            </w:r>
+          </w:p>
+        </w:tc>
+        <w:tc>
+          <w:tcPr>
+            <w:tcW w:type="dxa" w:w="1440"/>
+            <w:vAlign w:val="center"/>
+            <w:tcMar>
+              <w:top w:w="80" w:type="dxa"/>
+              <w:start w:w="120" w:type="dxa"/>
+              <w:bottom w:w="80" w:type="dxa"/>
+              <w:end w:w="120" w:type="dxa"/>
+            </w:tcMar>
+          </w:tcPr>
+          <w:p>
+            <w:pPr>
+              <w:spacing w:before="0" w:after="0" w:line="264" w:lineRule="auto"/>
+              <w:jc w:val="center"/>
+            </w:pPr>
+            <w:r>
+              <w:rPr>
+                <w:rFonts w:ascii="Calibri" w:hAnsi="Calibri" w:eastAsia="맑은 고딕"/>
+                <w:b w:val="0"/>
+                <w:sz w:val="19"/>
+              </w:rPr>
+              <w:t>3.60</w:t>
+            </w:r>
+          </w:p>
+        </w:tc>
+        <w:tc>
+          <w:tcPr>
+            <w:tcW w:type="dxa" w:w="1080"/>
+            <w:vAlign w:val="center"/>
+            <w:tcMar>
+              <w:top w:w="80" w:type="dxa"/>
+              <w:start w:w="120" w:type="dxa"/>
+              <w:bottom w:w="80" w:type="dxa"/>
+              <w:end w:w="120" w:type="dxa"/>
+            </w:tcMar>
+          </w:tcPr>
+          <w:p>
+            <w:pPr>
+              <w:spacing w:before="0" w:after="0" w:line="264" w:lineRule="auto"/>
+              <w:jc w:val="center"/>
+            </w:pPr>
+            <w:r>
+              <w:rPr>
+                <w:rFonts w:ascii="Calibri" w:hAnsi="Calibri" w:eastAsia="맑은 고딕"/>
+                <w:b w:val="0"/>
+                <w:sz w:val="19"/>
+              </w:rPr>
+              <w:t>28</w:t>
             </w:r>
           </w:p>
         </w:tc>
@@ -7144,7 +8099,7 @@
         </w:tc>
         <w:tc>
           <w:tcPr>
-            <w:tcW w:type="dxa" w:w="1080"/>
+            <w:tcW w:type="dxa" w:w="936"/>
             <w:vAlign w:val="center"/>
             <w:tcMar>
               <w:top w:w="80" w:type="dxa"/>
@@ -7164,7 +8119,113 @@
                 <w:b w:val="0"/>
                 <w:sz w:val="19"/>
               </w:rPr>
-              <w:t>31</w:t>
+              <w:t>15</w:t>
+            </w:r>
+          </w:p>
+        </w:tc>
+      </w:tr>
+      <w:tr>
+        <w:tc>
+          <w:tcPr>
+            <w:tcW w:type="dxa" w:w="2736"/>
+            <w:vAlign w:val="center"/>
+            <w:tcMar>
+              <w:top w:w="80" w:type="dxa"/>
+              <w:start w:w="120" w:type="dxa"/>
+              <w:bottom w:w="80" w:type="dxa"/>
+              <w:end w:w="120" w:type="dxa"/>
+            </w:tcMar>
+          </w:tcPr>
+          <w:p>
+            <w:pPr>
+              <w:spacing w:before="0" w:after="0" w:line="264" w:lineRule="auto"/>
+              <w:jc w:val="left"/>
+            </w:pPr>
+            <w:r>
+              <w:rPr>
+                <w:rFonts w:ascii="Calibri" w:hAnsi="Calibri" w:eastAsia="맑은 고딕"/>
+                <w:b w:val="0"/>
+                <w:sz w:val="19"/>
+              </w:rPr>
+              <w:t>G4 Context-aware Multimodal RAG</w:t>
+            </w:r>
+          </w:p>
+        </w:tc>
+        <w:tc>
+          <w:tcPr>
+            <w:tcW w:type="dxa" w:w="1296"/>
+            <w:vAlign w:val="center"/>
+            <w:tcMar>
+              <w:top w:w="80" w:type="dxa"/>
+              <w:start w:w="120" w:type="dxa"/>
+              <w:bottom w:w="80" w:type="dxa"/>
+              <w:end w:w="120" w:type="dxa"/>
+            </w:tcMar>
+          </w:tcPr>
+          <w:p>
+            <w:pPr>
+              <w:spacing w:before="0" w:after="0" w:line="264" w:lineRule="auto"/>
+              <w:jc w:val="center"/>
+            </w:pPr>
+            <w:r>
+              <w:rPr>
+                <w:rFonts w:ascii="Calibri" w:hAnsi="Calibri" w:eastAsia="맑은 고딕"/>
+                <w:b w:val="0"/>
+                <w:sz w:val="19"/>
+              </w:rPr>
+              <w:t>Qwen</w:t>
+            </w:r>
+          </w:p>
+        </w:tc>
+        <w:tc>
+          <w:tcPr>
+            <w:tcW w:type="dxa" w:w="648"/>
+            <w:vAlign w:val="center"/>
+            <w:tcMar>
+              <w:top w:w="80" w:type="dxa"/>
+              <w:start w:w="120" w:type="dxa"/>
+              <w:bottom w:w="80" w:type="dxa"/>
+              <w:end w:w="120" w:type="dxa"/>
+            </w:tcMar>
+          </w:tcPr>
+          <w:p>
+            <w:pPr>
+              <w:spacing w:before="0" w:after="0" w:line="264" w:lineRule="auto"/>
+              <w:jc w:val="center"/>
+            </w:pPr>
+            <w:r>
+              <w:rPr>
+                <w:rFonts w:ascii="Calibri" w:hAnsi="Calibri" w:eastAsia="맑은 고딕"/>
+                <w:b w:val="0"/>
+                <w:sz w:val="19"/>
+              </w:rPr>
+              <w:t>70</w:t>
+            </w:r>
+          </w:p>
+        </w:tc>
+        <w:tc>
+          <w:tcPr>
+            <w:tcW w:type="dxa" w:w="1440"/>
+            <w:vAlign w:val="center"/>
+            <w:tcMar>
+              <w:top w:w="80" w:type="dxa"/>
+              <w:start w:w="120" w:type="dxa"/>
+              <w:bottom w:w="80" w:type="dxa"/>
+              <w:end w:w="120" w:type="dxa"/>
+            </w:tcMar>
+          </w:tcPr>
+          <w:p>
+            <w:pPr>
+              <w:spacing w:before="0" w:after="0" w:line="264" w:lineRule="auto"/>
+              <w:jc w:val="center"/>
+            </w:pPr>
+            <w:r>
+              <w:rPr>
+                <w:rFonts w:ascii="Calibri" w:hAnsi="Calibri" w:eastAsia="맑은 고딕"/>
+                <w:b w:val="0"/>
+                <w:sz w:val="19"/>
+              </w:rPr>
+              <w:t>3.99</w:t>
             </w:r>
           </w:p>
         </w:tc>
@@ -7190,7 +8251,59 @@
                 <w:b w:val="0"/>
                 <w:sz w:val="19"/>
               </w:rPr>
-              <w:t>12</w:t>
+              <w:t>47</w:t>
+            </w:r>
+          </w:p>
+        </w:tc>
+        <w:tc>
+          <w:tcPr>
+            <w:tcW w:type="dxa" w:w="1224"/>
+            <w:vAlign w:val="center"/>
+            <w:tcMar>
+              <w:top w:w="80" w:type="dxa"/>
+              <w:start w:w="120" w:type="dxa"/>
+              <w:bottom w:w="80" w:type="dxa"/>
+              <w:end w:w="120" w:type="dxa"/>
+            </w:tcMar>
+          </w:tcPr>
+          <w:p>
+            <w:pPr>
+              <w:spacing w:before="0" w:after="0" w:line="264" w:lineRule="auto"/>
+              <w:jc w:val="center"/>
+            </w:pPr>
+            <w:r>
+              <w:rPr>
+                <w:rFonts w:ascii="Calibri" w:hAnsi="Calibri" w:eastAsia="맑은 고딕"/>
+                <w:b w:val="0"/>
+                <w:sz w:val="19"/>
+              </w:rPr>
+              <w:t>14</w:t>
+            </w:r>
+          </w:p>
+        </w:tc>
+        <w:tc>
+          <w:tcPr>
+            <w:tcW w:type="dxa" w:w="936"/>
+            <w:vAlign w:val="center"/>
+            <w:tcMar>
+              <w:top w:w="80" w:type="dxa"/>
+              <w:start w:w="120" w:type="dxa"/>
+              <w:bottom w:w="80" w:type="dxa"/>
+              <w:end w:w="120" w:type="dxa"/>
+            </w:tcMar>
+          </w:tcPr>
+          <w:p>
+            <w:pPr>
+              <w:spacing w:before="0" w:after="0" w:line="264" w:lineRule="auto"/>
+              <w:jc w:val="center"/>
+            </w:pPr>
+            <w:r>
+              <w:rPr>
+                <w:rFonts w:ascii="Calibri" w:hAnsi="Calibri" w:eastAsia="맑은 고딕"/>
+                <w:b w:val="0"/>
+                <w:sz w:val="19"/>
+              </w:rPr>
+              <w:t>9</w:t>
             </w:r>
           </w:p>
         </w:tc>
@@ -7198,7 +8311,7 @@
       <w:tr>
         <w:tc>
           <w:tcPr>
-            <w:tcW w:type="dxa" w:w="2880"/>
+            <w:tcW w:type="dxa" w:w="2736"/>
             <w:vAlign w:val="center"/>
             <w:tcMar>
               <w:top w:w="80" w:type="dxa"/>
@@ -7218,13 +8331,13 @@
                 <w:b w:val="0"/>
                 <w:sz w:val="19"/>
               </w:rPr>
-              <w:t>G2 Text-only RAG</w:t>
+              <w:t>G4 Context-aware Multimodal RAG</w:t>
             </w:r>
           </w:p>
         </w:tc>
         <w:tc>
           <w:tcPr>
-            <w:tcW w:type="dxa" w:w="1080"/>
+            <w:tcW w:type="dxa" w:w="1296"/>
             <w:vAlign w:val="center"/>
             <w:tcMar>
               <w:top w:w="80" w:type="dxa"/>
@@ -7244,13 +8357,13 @@
                 <w:b w:val="0"/>
                 <w:sz w:val="19"/>
               </w:rPr>
-              <w:t>Llama</w:t>
+              <w:t>Gemma</w:t>
             </w:r>
           </w:p>
         </w:tc>
         <w:tc>
           <w:tcPr>
-            <w:tcW w:type="dxa" w:w="1080"/>
+            <w:tcW w:type="dxa" w:w="648"/>
             <w:vAlign w:val="center"/>
             <w:tcMar>
               <w:top w:w="80" w:type="dxa"/>
@@ -7276,7 +8389,7 @@
         </w:tc>
         <w:tc>
           <w:tcPr>
-            <w:tcW w:type="dxa" w:w="1080"/>
+            <w:tcW w:type="dxa" w:w="1440"/>
             <w:vAlign w:val="center"/>
             <w:tcMar>
               <w:top w:w="80" w:type="dxa"/>
@@ -7296,585 +8409,7 @@
                 <w:b w:val="0"/>
                 <w:sz w:val="19"/>
               </w:rPr>
-              <w:t>3.62</w:t>
-            </w:r>
-          </w:p>
-        </w:tc>
-        <w:tc>
-          <w:tcPr>
-            <w:tcW w:type="dxa" w:w="1224"/>
-            <w:vAlign w:val="center"/>
-            <w:tcMar>
-              <w:top w:w="80" w:type="dxa"/>
-              <w:start w:w="120" w:type="dxa"/>
-              <w:bottom w:w="80" w:type="dxa"/>
-              <w:end w:w="120" w:type="dxa"/>
-            </w:tcMar>
-          </w:tcPr>
-          <w:p>
-            <w:pPr>
-              <w:spacing w:before="0" w:after="0" w:line="264" w:lineRule="auto"/>
-              <w:jc w:val="center"/>
-            </w:pPr>
-            <w:r>
-              <w:rPr>
-                <w:rFonts w:ascii="Calibri" w:hAnsi="Calibri" w:eastAsia="맑은 고딕"/>
-                <w:b w:val="0"/>
-                <w:sz w:val="19"/>
-              </w:rPr>
-              <w:t>24</w:t>
-            </w:r>
-          </w:p>
-        </w:tc>
-        <w:tc>
-          <w:tcPr>
-            <w:tcW w:type="dxa" w:w="1080"/>
-            <w:vAlign w:val="center"/>
-            <w:tcMar>
-              <w:top w:w="80" w:type="dxa"/>
-              <w:start w:w="120" w:type="dxa"/>
-              <w:bottom w:w="80" w:type="dxa"/>
-              <w:end w:w="120" w:type="dxa"/>
-            </w:tcMar>
-          </w:tcPr>
-          <w:p>
-            <w:pPr>
-              <w:spacing w:before="0" w:after="0" w:line="264" w:lineRule="auto"/>
-              <w:jc w:val="center"/>
-            </w:pPr>
-            <w:r>
-              <w:rPr>
-                <w:rFonts w:ascii="Calibri" w:hAnsi="Calibri" w:eastAsia="맑은 고딕"/>
-                <w:b w:val="0"/>
-                <w:sz w:val="19"/>
-              </w:rPr>
-              <w:t>33</w:t>
-            </w:r>
-          </w:p>
-        </w:tc>
-        <w:tc>
-          <w:tcPr>
-            <w:tcW w:type="dxa" w:w="1080"/>
-            <w:vAlign w:val="center"/>
-            <w:tcMar>
-              <w:top w:w="80" w:type="dxa"/>
-              <w:start w:w="120" w:type="dxa"/>
-              <w:bottom w:w="80" w:type="dxa"/>
-              <w:end w:w="120" w:type="dxa"/>
-            </w:tcMar>
-          </w:tcPr>
-          <w:p>
-            <w:pPr>
-              <w:spacing w:before="0" w:after="0" w:line="264" w:lineRule="auto"/>
-              <w:jc w:val="center"/>
-            </w:pPr>
-            <w:r>
-              <w:rPr>
-                <w:rFonts w:ascii="Calibri" w:hAnsi="Calibri" w:eastAsia="맑은 고딕"/>
-                <w:b w:val="0"/>
-                <w:sz w:val="19"/>
-              </w:rPr>
-              <w:t>13</w:t>
-            </w:r>
-          </w:p>
-        </w:tc>
-      </w:tr>
-      <w:tr>
-        <w:tc>
-          <w:tcPr>
-            <w:tcW w:type="dxa" w:w="2880"/>
-            <w:vAlign w:val="center"/>
-            <w:tcMar>
-              <w:top w:w="80" w:type="dxa"/>
-              <w:start w:w="120" w:type="dxa"/>
-              <w:bottom w:w="80" w:type="dxa"/>
-              <w:end w:w="120" w:type="dxa"/>
-            </w:tcMar>
-          </w:tcPr>
-          <w:p>
-            <w:pPr>
-              <w:spacing w:before="0" w:after="0" w:line="264" w:lineRule="auto"/>
-              <w:jc w:val="left"/>
-            </w:pPr>
-            <w:r>
-              <w:rPr>
-                <w:rFonts w:ascii="Calibri" w:hAnsi="Calibri" w:eastAsia="맑은 고딕"/>
-                <w:b w:val="0"/>
-                <w:sz w:val="19"/>
-              </w:rPr>
-              <w:t>G3 Multimodal RAG</w:t>
-            </w:r>
-          </w:p>
-        </w:tc>
-        <w:tc>
-          <w:tcPr>
-            <w:tcW w:type="dxa" w:w="1080"/>
-            <w:vAlign w:val="center"/>
-            <w:tcMar>
-              <w:top w:w="80" w:type="dxa"/>
-              <w:start w:w="120" w:type="dxa"/>
-              <w:bottom w:w="80" w:type="dxa"/>
-              <w:end w:w="120" w:type="dxa"/>
-            </w:tcMar>
-          </w:tcPr>
-          <w:p>
-            <w:pPr>
-              <w:spacing w:before="0" w:after="0" w:line="264" w:lineRule="auto"/>
-              <w:jc w:val="center"/>
-            </w:pPr>
-            <w:r>
-              <w:rPr>
-                <w:rFonts w:ascii="Calibri" w:hAnsi="Calibri" w:eastAsia="맑은 고딕"/>
-                <w:b w:val="0"/>
-                <w:sz w:val="19"/>
-              </w:rPr>
-              <w:t>Qwen</w:t>
-            </w:r>
-          </w:p>
-        </w:tc>
-        <w:tc>
-          <w:tcPr>
-            <w:tcW w:type="dxa" w:w="1080"/>
-            <w:vAlign w:val="center"/>
-            <w:tcMar>
-              <w:top w:w="80" w:type="dxa"/>
-              <w:start w:w="120" w:type="dxa"/>
-              <w:bottom w:w="80" w:type="dxa"/>
-              <w:end w:w="120" w:type="dxa"/>
-            </w:tcMar>
-          </w:tcPr>
-          <w:p>
-            <w:pPr>
-              <w:spacing w:before="0" w:after="0" w:line="264" w:lineRule="auto"/>
-              <w:jc w:val="center"/>
-            </w:pPr>
-            <w:r>
-              <w:rPr>
-                <w:rFonts w:ascii="Calibri" w:hAnsi="Calibri" w:eastAsia="맑은 고딕"/>
-                <w:b w:val="0"/>
-                <w:sz w:val="19"/>
-              </w:rPr>
-              <w:t>70</w:t>
-            </w:r>
-          </w:p>
-        </w:tc>
-        <w:tc>
-          <w:tcPr>
-            <w:tcW w:type="dxa" w:w="1080"/>
-            <w:vAlign w:val="center"/>
-            <w:tcMar>
-              <w:top w:w="80" w:type="dxa"/>
-              <w:start w:w="120" w:type="dxa"/>
-              <w:bottom w:w="80" w:type="dxa"/>
-              <w:end w:w="120" w:type="dxa"/>
-            </w:tcMar>
-          </w:tcPr>
-          <w:p>
-            <w:pPr>
-              <w:spacing w:before="0" w:after="0" w:line="264" w:lineRule="auto"/>
-              <w:jc w:val="center"/>
-            </w:pPr>
-            <w:r>
-              <w:rPr>
-                <w:rFonts w:ascii="Calibri" w:hAnsi="Calibri" w:eastAsia="맑은 고딕"/>
-                <w:b w:val="0"/>
-                <w:sz w:val="19"/>
-              </w:rPr>
-              <w:t>4.01</w:t>
-            </w:r>
-          </w:p>
-        </w:tc>
-        <w:tc>
-          <w:tcPr>
-            <w:tcW w:type="dxa" w:w="1224"/>
-            <w:vAlign w:val="center"/>
-            <w:tcMar>
-              <w:top w:w="80" w:type="dxa"/>
-              <w:start w:w="120" w:type="dxa"/>
-              <w:bottom w:w="80" w:type="dxa"/>
-              <w:end w:w="120" w:type="dxa"/>
-            </w:tcMar>
-          </w:tcPr>
-          <w:p>
-            <w:pPr>
-              <w:spacing w:before="0" w:after="0" w:line="264" w:lineRule="auto"/>
-              <w:jc w:val="center"/>
-            </w:pPr>
-            <w:r>
-              <w:rPr>
-                <w:rFonts w:ascii="Calibri" w:hAnsi="Calibri" w:eastAsia="맑은 고딕"/>
-                <w:b w:val="0"/>
-                <w:sz w:val="19"/>
-              </w:rPr>
-              <w:t>47</w:t>
-            </w:r>
-          </w:p>
-        </w:tc>
-        <w:tc>
-          <w:tcPr>
-            <w:tcW w:type="dxa" w:w="1080"/>
-            <w:vAlign w:val="center"/>
-            <w:tcMar>
-              <w:top w:w="80" w:type="dxa"/>
-              <w:start w:w="120" w:type="dxa"/>
-              <w:bottom w:w="80" w:type="dxa"/>
-              <w:end w:w="120" w:type="dxa"/>
-            </w:tcMar>
-          </w:tcPr>
-          <w:p>
-            <w:pPr>
-              <w:spacing w:before="0" w:after="0" w:line="264" w:lineRule="auto"/>
-              <w:jc w:val="center"/>
-            </w:pPr>
-            <w:r>
-              <w:rPr>
-                <w:rFonts w:ascii="Calibri" w:hAnsi="Calibri" w:eastAsia="맑은 고딕"/>
-                <w:b w:val="0"/>
-                <w:sz w:val="19"/>
-              </w:rPr>
-              <w:t>15</w:t>
-            </w:r>
-          </w:p>
-        </w:tc>
-        <w:tc>
-          <w:tcPr>
-            <w:tcW w:type="dxa" w:w="1080"/>
-            <w:vAlign w:val="center"/>
-            <w:tcMar>
-              <w:top w:w="80" w:type="dxa"/>
-              <w:start w:w="120" w:type="dxa"/>
-              <w:bottom w:w="80" w:type="dxa"/>
-              <w:end w:w="120" w:type="dxa"/>
-            </w:tcMar>
-          </w:tcPr>
-          <w:p>
-            <w:pPr>
-              <w:spacing w:before="0" w:after="0" w:line="264" w:lineRule="auto"/>
-              <w:jc w:val="center"/>
-            </w:pPr>
-            <w:r>
-              <w:rPr>
-                <w:rFonts w:ascii="Calibri" w:hAnsi="Calibri" w:eastAsia="맑은 고딕"/>
-                <w:b w:val="0"/>
-                <w:sz w:val="19"/>
-              </w:rPr>
-              <w:t>8</w:t>
-            </w:r>
-          </w:p>
-        </w:tc>
-      </w:tr>
-      <w:tr>
-        <w:tc>
-          <w:tcPr>
-            <w:tcW w:type="dxa" w:w="2880"/>
-            <w:vAlign w:val="center"/>
-            <w:tcMar>
-              <w:top w:w="80" w:type="dxa"/>
-              <w:start w:w="120" w:type="dxa"/>
-              <w:bottom w:w="80" w:type="dxa"/>
-              <w:end w:w="120" w:type="dxa"/>
-            </w:tcMar>
-          </w:tcPr>
-          <w:p>
-            <w:pPr>
-              <w:spacing w:before="0" w:after="0" w:line="264" w:lineRule="auto"/>
-              <w:jc w:val="left"/>
-            </w:pPr>
-            <w:r>
-              <w:rPr>
-                <w:rFonts w:ascii="Calibri" w:hAnsi="Calibri" w:eastAsia="맑은 고딕"/>
-                <w:b w:val="0"/>
-                <w:sz w:val="19"/>
-              </w:rPr>
-              <w:t>G3 Multimodal RAG</w:t>
-            </w:r>
-          </w:p>
-        </w:tc>
-        <w:tc>
-          <w:tcPr>
-            <w:tcW w:type="dxa" w:w="1080"/>
-            <w:vAlign w:val="center"/>
-            <w:tcMar>
-              <w:top w:w="80" w:type="dxa"/>
-              <w:start w:w="120" w:type="dxa"/>
-              <w:bottom w:w="80" w:type="dxa"/>
-              <w:end w:w="120" w:type="dxa"/>
-            </w:tcMar>
-          </w:tcPr>
-          <w:p>
-            <w:pPr>
-              <w:spacing w:before="0" w:after="0" w:line="264" w:lineRule="auto"/>
-              <w:jc w:val="center"/>
-            </w:pPr>
-            <w:r>
-              <w:rPr>
-                <w:rFonts w:ascii="Calibri" w:hAnsi="Calibri" w:eastAsia="맑은 고딕"/>
-                <w:b w:val="0"/>
-                <w:sz w:val="19"/>
-              </w:rPr>
-              <w:t>Gemma</w:t>
-            </w:r>
-          </w:p>
-        </w:tc>
-        <w:tc>
-          <w:tcPr>
-            <w:tcW w:type="dxa" w:w="1080"/>
-            <w:vAlign w:val="center"/>
-            <w:tcMar>
-              <w:top w:w="80" w:type="dxa"/>
-              <w:start w:w="120" w:type="dxa"/>
-              <w:bottom w:w="80" w:type="dxa"/>
-              <w:end w:w="120" w:type="dxa"/>
-            </w:tcMar>
-          </w:tcPr>
-          <w:p>
-            <w:pPr>
-              <w:spacing w:before="0" w:after="0" w:line="264" w:lineRule="auto"/>
-              <w:jc w:val="center"/>
-            </w:pPr>
-            <w:r>
-              <w:rPr>
-                <w:rFonts w:ascii="Calibri" w:hAnsi="Calibri" w:eastAsia="맑은 고딕"/>
-                <w:b w:val="0"/>
-                <w:sz w:val="19"/>
-              </w:rPr>
-              <w:t>70</w:t>
-            </w:r>
-          </w:p>
-        </w:tc>
-        <w:tc>
-          <w:tcPr>
-            <w:tcW w:type="dxa" w:w="1080"/>
-            <w:vAlign w:val="center"/>
-            <w:tcMar>
-              <w:top w:w="80" w:type="dxa"/>
-              <w:start w:w="120" w:type="dxa"/>
-              <w:bottom w:w="80" w:type="dxa"/>
-              <w:end w:w="120" w:type="dxa"/>
-            </w:tcMar>
-          </w:tcPr>
-          <w:p>
-            <w:pPr>
-              <w:spacing w:before="0" w:after="0" w:line="264" w:lineRule="auto"/>
-              <w:jc w:val="center"/>
-            </w:pPr>
-            <w:r>
-              <w:rPr>
-                <w:rFonts w:ascii="Calibri" w:hAnsi="Calibri" w:eastAsia="맑은 고딕"/>
-                <w:b w:val="0"/>
-                <w:sz w:val="19"/>
-              </w:rPr>
-              <w:t>3.56</w:t>
-            </w:r>
-          </w:p>
-        </w:tc>
-        <w:tc>
-          <w:tcPr>
-            <w:tcW w:type="dxa" w:w="1224"/>
-            <w:vAlign w:val="center"/>
-            <w:tcMar>
-              <w:top w:w="80" w:type="dxa"/>
-              <w:start w:w="120" w:type="dxa"/>
-              <w:bottom w:w="80" w:type="dxa"/>
-              <w:end w:w="120" w:type="dxa"/>
-            </w:tcMar>
-          </w:tcPr>
-          <w:p>
-            <w:pPr>
-              <w:spacing w:before="0" w:after="0" w:line="264" w:lineRule="auto"/>
-              <w:jc w:val="center"/>
-            </w:pPr>
-            <w:r>
-              <w:rPr>
-                <w:rFonts w:ascii="Calibri" w:hAnsi="Calibri" w:eastAsia="맑은 고딕"/>
-                <w:b w:val="0"/>
-                <w:sz w:val="19"/>
-              </w:rPr>
-              <w:t>27</w:t>
-            </w:r>
-          </w:p>
-        </w:tc>
-        <w:tc>
-          <w:tcPr>
-            <w:tcW w:type="dxa" w:w="1080"/>
-            <w:vAlign w:val="center"/>
-            <w:tcMar>
-              <w:top w:w="80" w:type="dxa"/>
-              <w:start w:w="120" w:type="dxa"/>
-              <w:bottom w:w="80" w:type="dxa"/>
-              <w:end w:w="120" w:type="dxa"/>
-            </w:tcMar>
-          </w:tcPr>
-          <w:p>
-            <w:pPr>
-              <w:spacing w:before="0" w:after="0" w:line="264" w:lineRule="auto"/>
-              <w:jc w:val="center"/>
-            </w:pPr>
-            <w:r>
-              <w:rPr>
-                <w:rFonts w:ascii="Calibri" w:hAnsi="Calibri" w:eastAsia="맑은 고딕"/>
-                <w:b w:val="0"/>
-                <w:sz w:val="19"/>
-              </w:rPr>
-              <w:t>29</w:t>
-            </w:r>
-          </w:p>
-        </w:tc>
-        <w:tc>
-          <w:tcPr>
-            <w:tcW w:type="dxa" w:w="1080"/>
-            <w:vAlign w:val="center"/>
-            <w:tcMar>
-              <w:top w:w="80" w:type="dxa"/>
-              <w:start w:w="120" w:type="dxa"/>
-              <w:bottom w:w="80" w:type="dxa"/>
-              <w:end w:w="120" w:type="dxa"/>
-            </w:tcMar>
-          </w:tcPr>
-          <w:p>
-            <w:pPr>
-              <w:spacing w:before="0" w:after="0" w:line="264" w:lineRule="auto"/>
-              <w:jc w:val="center"/>
-            </w:pPr>
-            <w:r>
-              <w:rPr>
-                <w:rFonts w:ascii="Calibri" w:hAnsi="Calibri" w:eastAsia="맑은 고딕"/>
-                <w:b w:val="0"/>
-                <w:sz w:val="19"/>
-              </w:rPr>
-              <w:t>14</w:t>
-            </w:r>
-          </w:p>
-        </w:tc>
-      </w:tr>
-      <w:tr>
-        <w:tc>
-          <w:tcPr>
-            <w:tcW w:type="dxa" w:w="2880"/>
-            <w:vAlign w:val="center"/>
-            <w:tcMar>
-              <w:top w:w="80" w:type="dxa"/>
-              <w:start w:w="120" w:type="dxa"/>
-              <w:bottom w:w="80" w:type="dxa"/>
-              <w:end w:w="120" w:type="dxa"/>
-            </w:tcMar>
-          </w:tcPr>
-          <w:p>
-            <w:pPr>
-              <w:spacing w:before="0" w:after="0" w:line="264" w:lineRule="auto"/>
-              <w:jc w:val="left"/>
-            </w:pPr>
-            <w:r>
-              <w:rPr>
-                <w:rFonts w:ascii="Calibri" w:hAnsi="Calibri" w:eastAsia="맑은 고딕"/>
-                <w:b w:val="0"/>
-                <w:sz w:val="19"/>
-              </w:rPr>
-              <w:t>G3 Multimodal RAG</w:t>
-            </w:r>
-          </w:p>
-        </w:tc>
-        <w:tc>
-          <w:tcPr>
-            <w:tcW w:type="dxa" w:w="1080"/>
-            <w:vAlign w:val="center"/>
-            <w:tcMar>
-              <w:top w:w="80" w:type="dxa"/>
-              <w:start w:w="120" w:type="dxa"/>
-              <w:bottom w:w="80" w:type="dxa"/>
-              <w:end w:w="120" w:type="dxa"/>
-            </w:tcMar>
-          </w:tcPr>
-          <w:p>
-            <w:pPr>
-              <w:spacing w:before="0" w:after="0" w:line="264" w:lineRule="auto"/>
-              <w:jc w:val="center"/>
-            </w:pPr>
-            <w:r>
-              <w:rPr>
-                <w:rFonts w:ascii="Calibri" w:hAnsi="Calibri" w:eastAsia="맑은 고딕"/>
-                <w:b w:val="0"/>
-                <w:sz w:val="19"/>
-              </w:rPr>
-              <w:t>Llama</w:t>
-            </w:r>
-          </w:p>
-        </w:tc>
-        <w:tc>
-          <w:tcPr>
-            <w:tcW w:type="dxa" w:w="1080"/>
-            <w:vAlign w:val="center"/>
-            <w:tcMar>
-              <w:top w:w="80" w:type="dxa"/>
-              <w:start w:w="120" w:type="dxa"/>
-              <w:bottom w:w="80" w:type="dxa"/>
-              <w:end w:w="120" w:type="dxa"/>
-            </w:tcMar>
-          </w:tcPr>
-          <w:p>
-            <w:pPr>
-              <w:spacing w:before="0" w:after="0" w:line="264" w:lineRule="auto"/>
-              <w:jc w:val="center"/>
-            </w:pPr>
-            <w:r>
-              <w:rPr>
-                <w:rFonts w:ascii="Calibri" w:hAnsi="Calibri" w:eastAsia="맑은 고딕"/>
-                <w:b w:val="0"/>
-                <w:sz w:val="19"/>
-              </w:rPr>
-              <w:t>70</w:t>
-            </w:r>
-          </w:p>
-        </w:tc>
-        <w:tc>
-          <w:tcPr>
-            <w:tcW w:type="dxa" w:w="1080"/>
-            <w:vAlign w:val="center"/>
-            <w:tcMar>
-              <w:top w:w="80" w:type="dxa"/>
-              <w:start w:w="120" w:type="dxa"/>
-              <w:bottom w:w="80" w:type="dxa"/>
-              <w:end w:w="120" w:type="dxa"/>
-            </w:tcMar>
-          </w:tcPr>
-          <w:p>
-            <w:pPr>
-              <w:spacing w:before="0" w:after="0" w:line="264" w:lineRule="auto"/>
-              <w:jc w:val="center"/>
-            </w:pPr>
-            <w:r>
-              <w:rPr>
-                <w:rFonts w:ascii="Calibri" w:hAnsi="Calibri" w:eastAsia="맑은 고딕"/>
-                <w:b w:val="0"/>
-                <w:sz w:val="19"/>
-              </w:rPr>
-              <w:t>3.60</w:t>
-            </w:r>
-          </w:p>
-        </w:tc>
-        <w:tc>
-          <w:tcPr>
-            <w:tcW w:type="dxa" w:w="1224"/>
-            <w:vAlign w:val="center"/>
-            <w:tcMar>
-              <w:top w:w="80" w:type="dxa"/>
-              <w:start w:w="120" w:type="dxa"/>
-              <w:bottom w:w="80" w:type="dxa"/>
-              <w:end w:w="120" w:type="dxa"/>
-            </w:tcMar>
-          </w:tcPr>
-          <w:p>
-            <w:pPr>
-              <w:spacing w:before="0" w:after="0" w:line="264" w:lineRule="auto"/>
-              <w:jc w:val="center"/>
-            </w:pPr>
-            <w:r>
-              <w:rPr>
-                <w:rFonts w:ascii="Calibri" w:hAnsi="Calibri" w:eastAsia="맑은 고딕"/>
-                <w:b w:val="0"/>
-                <w:sz w:val="19"/>
-              </w:rPr>
-              <w:t>28</w:t>
+              <w:t>3.59</w:t>
             </w:r>
           </w:p>
         </w:tc>
@@ -7906,7 +8441,7 @@
         </w:tc>
         <w:tc>
           <w:tcPr>
-            <w:tcW w:type="dxa" w:w="1080"/>
+            <w:tcW w:type="dxa" w:w="1224"/>
             <w:vAlign w:val="center"/>
             <w:tcMar>
               <w:top w:w="80" w:type="dxa"/>
@@ -7926,7 +8461,33 @@
                 <w:b w:val="0"/>
                 <w:sz w:val="19"/>
               </w:rPr>
-              <w:t>15</w:t>
+              <w:t>31</w:t>
+            </w:r>
+          </w:p>
+        </w:tc>
+        <w:tc>
+          <w:tcPr>
+            <w:tcW w:type="dxa" w:w="936"/>
+            <w:vAlign w:val="center"/>
+            <w:tcMar>
+              <w:top w:w="80" w:type="dxa"/>
+              <w:start w:w="120" w:type="dxa"/>
+              <w:bottom w:w="80" w:type="dxa"/>
+              <w:end w:w="120" w:type="dxa"/>
+            </w:tcMar>
+          </w:tcPr>
+          <w:p>
+            <w:pPr>
+              <w:spacing w:before="0" w:after="0" w:line="264" w:lineRule="auto"/>
+              <w:jc w:val="center"/>
+            </w:pPr>
+            <w:r>
+              <w:rPr>
+                <w:rFonts w:ascii="Calibri" w:hAnsi="Calibri" w:eastAsia="맑은 고딕"/>
+                <w:b w:val="0"/>
+                <w:sz w:val="19"/>
+              </w:rPr>
+              <w:t>12</w:t>
             </w:r>
           </w:p>
         </w:tc>
@@ -7934,7 +8495,7 @@
       <w:tr>
         <w:tc>
           <w:tcPr>
-            <w:tcW w:type="dxa" w:w="2880"/>
+            <w:tcW w:type="dxa" w:w="2736"/>
             <w:vAlign w:val="center"/>
             <w:tcMar>
               <w:top w:w="80" w:type="dxa"/>
@@ -7960,7 +8521,7 @@
         </w:tc>
         <w:tc>
           <w:tcPr>
-            <w:tcW w:type="dxa" w:w="1080"/>
+            <w:tcW w:type="dxa" w:w="1296"/>
             <w:vAlign w:val="center"/>
             <w:tcMar>
               <w:top w:w="80" w:type="dxa"/>
@@ -7980,13 +8541,13 @@
                 <w:b w:val="0"/>
                 <w:sz w:val="19"/>
               </w:rPr>
-              <w:t>Qwen</w:t>
+              <w:t>Llama</w:t>
             </w:r>
           </w:p>
         </w:tc>
         <w:tc>
           <w:tcPr>
-            <w:tcW w:type="dxa" w:w="1080"/>
+            <w:tcW w:type="dxa" w:w="648"/>
             <w:vAlign w:val="center"/>
             <w:tcMar>
               <w:top w:w="80" w:type="dxa"/>
@@ -8012,7 +8573,7 @@
         </w:tc>
         <w:tc>
           <w:tcPr>
-            <w:tcW w:type="dxa" w:w="1080"/>
+            <w:tcW w:type="dxa" w:w="1440"/>
             <w:vAlign w:val="center"/>
             <w:tcMar>
               <w:top w:w="80" w:type="dxa"/>
@@ -8032,217 +8593,7 @@
                 <w:b w:val="0"/>
                 <w:sz w:val="19"/>
               </w:rPr>
-              <w:t>3.99</w:t>
-            </w:r>
-          </w:p>
-        </w:tc>
-        <w:tc>
-          <w:tcPr>
-            <w:tcW w:type="dxa" w:w="1224"/>
-            <w:vAlign w:val="center"/>
-            <w:tcMar>
-              <w:top w:w="80" w:type="dxa"/>
-              <w:start w:w="120" w:type="dxa"/>
-              <w:bottom w:w="80" w:type="dxa"/>
-              <w:end w:w="120" w:type="dxa"/>
-            </w:tcMar>
-          </w:tcPr>
-          <w:p>
-            <w:pPr>
-              <w:spacing w:before="0" w:after="0" w:line="264" w:lineRule="auto"/>
-              <w:jc w:val="center"/>
-            </w:pPr>
-            <w:r>
-              <w:rPr>
-                <w:rFonts w:ascii="Calibri" w:hAnsi="Calibri" w:eastAsia="맑은 고딕"/>
-                <w:b w:val="0"/>
-                <w:sz w:val="19"/>
-              </w:rPr>
-              <w:t>47</w:t>
-            </w:r>
-          </w:p>
-        </w:tc>
-        <w:tc>
-          <w:tcPr>
-            <w:tcW w:type="dxa" w:w="1080"/>
-            <w:vAlign w:val="center"/>
-            <w:tcMar>
-              <w:top w:w="80" w:type="dxa"/>
-              <w:start w:w="120" w:type="dxa"/>
-              <w:bottom w:w="80" w:type="dxa"/>
-              <w:end w:w="120" w:type="dxa"/>
-            </w:tcMar>
-          </w:tcPr>
-          <w:p>
-            <w:pPr>
-              <w:spacing w:before="0" w:after="0" w:line="264" w:lineRule="auto"/>
-              <w:jc w:val="center"/>
-            </w:pPr>
-            <w:r>
-              <w:rPr>
-                <w:rFonts w:ascii="Calibri" w:hAnsi="Calibri" w:eastAsia="맑은 고딕"/>
-                <w:b w:val="0"/>
-                <w:sz w:val="19"/>
-              </w:rPr>
-              <w:t>14</w:t>
-            </w:r>
-          </w:p>
-        </w:tc>
-        <w:tc>
-          <w:tcPr>
-            <w:tcW w:type="dxa" w:w="1080"/>
-            <w:vAlign w:val="center"/>
-            <w:tcMar>
-              <w:top w:w="80" w:type="dxa"/>
-              <w:start w:w="120" w:type="dxa"/>
-              <w:bottom w:w="80" w:type="dxa"/>
-              <w:end w:w="120" w:type="dxa"/>
-            </w:tcMar>
-          </w:tcPr>
-          <w:p>
-            <w:pPr>
-              <w:spacing w:before="0" w:after="0" w:line="264" w:lineRule="auto"/>
-              <w:jc w:val="center"/>
-            </w:pPr>
-            <w:r>
-              <w:rPr>
-                <w:rFonts w:ascii="Calibri" w:hAnsi="Calibri" w:eastAsia="맑은 고딕"/>
-                <w:b w:val="0"/>
-                <w:sz w:val="19"/>
-              </w:rPr>
-              <w:t>9</w:t>
-            </w:r>
-          </w:p>
-        </w:tc>
-      </w:tr>
-      <w:tr>
-        <w:tc>
-          <w:tcPr>
-            <w:tcW w:type="dxa" w:w="2880"/>
-            <w:vAlign w:val="center"/>
-            <w:tcMar>
-              <w:top w:w="80" w:type="dxa"/>
-              <w:start w:w="120" w:type="dxa"/>
-              <w:bottom w:w="80" w:type="dxa"/>
-              <w:end w:w="120" w:type="dxa"/>
-            </w:tcMar>
-          </w:tcPr>
-          <w:p>
-            <w:pPr>
-              <w:spacing w:before="0" w:after="0" w:line="264" w:lineRule="auto"/>
-              <w:jc w:val="left"/>
-            </w:pPr>
-            <w:r>
-              <w:rPr>
-                <w:rFonts w:ascii="Calibri" w:hAnsi="Calibri" w:eastAsia="맑은 고딕"/>
-                <w:b w:val="0"/>
-                <w:sz w:val="19"/>
-              </w:rPr>
-              <w:t>G4 Context-aware Multimodal RAG</w:t>
-            </w:r>
-          </w:p>
-        </w:tc>
-        <w:tc>
-          <w:tcPr>
-            <w:tcW w:type="dxa" w:w="1080"/>
-            <w:vAlign w:val="center"/>
-            <w:tcMar>
-              <w:top w:w="80" w:type="dxa"/>
-              <w:start w:w="120" w:type="dxa"/>
-              <w:bottom w:w="80" w:type="dxa"/>
-              <w:end w:w="120" w:type="dxa"/>
-            </w:tcMar>
-          </w:tcPr>
-          <w:p>
-            <w:pPr>
-              <w:spacing w:before="0" w:after="0" w:line="264" w:lineRule="auto"/>
-              <w:jc w:val="center"/>
-            </w:pPr>
-            <w:r>
-              <w:rPr>
-                <w:rFonts w:ascii="Calibri" w:hAnsi="Calibri" w:eastAsia="맑은 고딕"/>
-                <w:b w:val="0"/>
-                <w:sz w:val="19"/>
-              </w:rPr>
-              <w:t>Gemma</w:t>
-            </w:r>
-          </w:p>
-        </w:tc>
-        <w:tc>
-          <w:tcPr>
-            <w:tcW w:type="dxa" w:w="1080"/>
-            <w:vAlign w:val="center"/>
-            <w:tcMar>
-              <w:top w:w="80" w:type="dxa"/>
-              <w:start w:w="120" w:type="dxa"/>
-              <w:bottom w:w="80" w:type="dxa"/>
-              <w:end w:w="120" w:type="dxa"/>
-            </w:tcMar>
-          </w:tcPr>
-          <w:p>
-            <w:pPr>
-              <w:spacing w:before="0" w:after="0" w:line="264" w:lineRule="auto"/>
-              <w:jc w:val="center"/>
-            </w:pPr>
-            <w:r>
-              <w:rPr>
-                <w:rFonts w:ascii="Calibri" w:hAnsi="Calibri" w:eastAsia="맑은 고딕"/>
-                <w:b w:val="0"/>
-                <w:sz w:val="19"/>
-              </w:rPr>
-              <w:t>70</w:t>
-            </w:r>
-          </w:p>
-        </w:tc>
-        <w:tc>
-          <w:tcPr>
-            <w:tcW w:type="dxa" w:w="1080"/>
-            <w:vAlign w:val="center"/>
-            <w:tcMar>
-              <w:top w:w="80" w:type="dxa"/>
-              <w:start w:w="120" w:type="dxa"/>
-              <w:bottom w:w="80" w:type="dxa"/>
-              <w:end w:w="120" w:type="dxa"/>
-            </w:tcMar>
-          </w:tcPr>
-          <w:p>
-            <w:pPr>
-              <w:spacing w:before="0" w:after="0" w:line="264" w:lineRule="auto"/>
-              <w:jc w:val="center"/>
-            </w:pPr>
-            <w:r>
-              <w:rPr>
-                <w:rFonts w:ascii="Calibri" w:hAnsi="Calibri" w:eastAsia="맑은 고딕"/>
-                <w:b w:val="0"/>
-                <w:sz w:val="19"/>
-              </w:rPr>
-              <w:t>3.59</w:t>
-            </w:r>
-          </w:p>
-        </w:tc>
-        <w:tc>
-          <w:tcPr>
-            <w:tcW w:type="dxa" w:w="1224"/>
-            <w:vAlign w:val="center"/>
-            <w:tcMar>
-              <w:top w:w="80" w:type="dxa"/>
-              <w:start w:w="120" w:type="dxa"/>
-              <w:bottom w:w="80" w:type="dxa"/>
-              <w:end w:w="120" w:type="dxa"/>
-            </w:tcMar>
-          </w:tcPr>
-          <w:p>
-            <w:pPr>
-              <w:spacing w:before="0" w:after="0" w:line="264" w:lineRule="auto"/>
-              <w:jc w:val="center"/>
-            </w:pPr>
-            <w:r>
-              <w:rPr>
-                <w:rFonts w:ascii="Calibri" w:hAnsi="Calibri" w:eastAsia="맑은 고딕"/>
-                <w:b w:val="0"/>
-                <w:sz w:val="19"/>
-              </w:rPr>
-              <w:t>27</w:t>
+              <w:t>3.62</w:t>
             </w:r>
           </w:p>
         </w:tc>
@@ -8274,165 +8625,7 @@
         </w:tc>
         <w:tc>
           <w:tcPr>
-            <w:tcW w:type="dxa" w:w="1080"/>
-            <w:vAlign w:val="center"/>
-            <w:tcMar>
-              <w:top w:w="80" w:type="dxa"/>
-              <w:start w:w="120" w:type="dxa"/>
-              <w:bottom w:w="80" w:type="dxa"/>
-              <w:end w:w="120" w:type="dxa"/>
-            </w:tcMar>
-          </w:tcPr>
-          <w:p>
-            <w:pPr>
-              <w:spacing w:before="0" w:after="0" w:line="264" w:lineRule="auto"/>
-              <w:jc w:val="center"/>
-            </w:pPr>
-            <w:r>
-              <w:rPr>
-                <w:rFonts w:ascii="Calibri" w:hAnsi="Calibri" w:eastAsia="맑은 고딕"/>
-                <w:b w:val="0"/>
-                <w:sz w:val="19"/>
-              </w:rPr>
-              <w:t>12</w:t>
-            </w:r>
-          </w:p>
-        </w:tc>
-      </w:tr>
-      <w:tr>
-        <w:tc>
-          <w:tcPr>
-            <w:tcW w:type="dxa" w:w="2880"/>
-            <w:vAlign w:val="center"/>
-            <w:tcMar>
-              <w:top w:w="80" w:type="dxa"/>
-              <w:start w:w="120" w:type="dxa"/>
-              <w:bottom w:w="80" w:type="dxa"/>
-              <w:end w:w="120" w:type="dxa"/>
-            </w:tcMar>
-          </w:tcPr>
-          <w:p>
-            <w:pPr>
-              <w:spacing w:before="0" w:after="0" w:line="264" w:lineRule="auto"/>
-              <w:jc w:val="left"/>
-            </w:pPr>
-            <w:r>
-              <w:rPr>
-                <w:rFonts w:ascii="Calibri" w:hAnsi="Calibri" w:eastAsia="맑은 고딕"/>
-                <w:b w:val="0"/>
-                <w:sz w:val="19"/>
-              </w:rPr>
-              <w:t>G4 Context-aware Multimodal RAG</w:t>
-            </w:r>
-          </w:p>
-        </w:tc>
-        <w:tc>
-          <w:tcPr>
-            <w:tcW w:type="dxa" w:w="1080"/>
-            <w:vAlign w:val="center"/>
-            <w:tcMar>
-              <w:top w:w="80" w:type="dxa"/>
-              <w:start w:w="120" w:type="dxa"/>
-              <w:bottom w:w="80" w:type="dxa"/>
-              <w:end w:w="120" w:type="dxa"/>
-            </w:tcMar>
-          </w:tcPr>
-          <w:p>
-            <w:pPr>
-              <w:spacing w:before="0" w:after="0" w:line="264" w:lineRule="auto"/>
-              <w:jc w:val="center"/>
-            </w:pPr>
-            <w:r>
-              <w:rPr>
-                <w:rFonts w:ascii="Calibri" w:hAnsi="Calibri" w:eastAsia="맑은 고딕"/>
-                <w:b w:val="0"/>
-                <w:sz w:val="19"/>
-              </w:rPr>
-              <w:t>Llama</w:t>
-            </w:r>
-          </w:p>
-        </w:tc>
-        <w:tc>
-          <w:tcPr>
-            <w:tcW w:type="dxa" w:w="1080"/>
-            <w:vAlign w:val="center"/>
-            <w:tcMar>
-              <w:top w:w="80" w:type="dxa"/>
-              <w:start w:w="120" w:type="dxa"/>
-              <w:bottom w:w="80" w:type="dxa"/>
-              <w:end w:w="120" w:type="dxa"/>
-            </w:tcMar>
-          </w:tcPr>
-          <w:p>
-            <w:pPr>
-              <w:spacing w:before="0" w:after="0" w:line="264" w:lineRule="auto"/>
-              <w:jc w:val="center"/>
-            </w:pPr>
-            <w:r>
-              <w:rPr>
-                <w:rFonts w:ascii="Calibri" w:hAnsi="Calibri" w:eastAsia="맑은 고딕"/>
-                <w:b w:val="0"/>
-                <w:sz w:val="19"/>
-              </w:rPr>
-              <w:t>70</w:t>
-            </w:r>
-          </w:p>
-        </w:tc>
-        <w:tc>
-          <w:tcPr>
-            <w:tcW w:type="dxa" w:w="1080"/>
-            <w:vAlign w:val="center"/>
-            <w:tcMar>
-              <w:top w:w="80" w:type="dxa"/>
-              <w:start w:w="120" w:type="dxa"/>
-              <w:bottom w:w="80" w:type="dxa"/>
-              <w:end w:w="120" w:type="dxa"/>
-            </w:tcMar>
-          </w:tcPr>
-          <w:p>
-            <w:pPr>
-              <w:spacing w:before="0" w:after="0" w:line="264" w:lineRule="auto"/>
-              <w:jc w:val="center"/>
-            </w:pPr>
-            <w:r>
-              <w:rPr>
-                <w:rFonts w:ascii="Calibri" w:hAnsi="Calibri" w:eastAsia="맑은 고딕"/>
-                <w:b w:val="0"/>
-                <w:sz w:val="19"/>
-              </w:rPr>
-              <w:t>3.62</w:t>
-            </w:r>
-          </w:p>
-        </w:tc>
-        <w:tc>
-          <w:tcPr>
             <w:tcW w:type="dxa" w:w="1224"/>
-            <w:vAlign w:val="center"/>
-            <w:tcMar>
-              <w:top w:w="80" w:type="dxa"/>
-              <w:start w:w="120" w:type="dxa"/>
-              <w:bottom w:w="80" w:type="dxa"/>
-              <w:end w:w="120" w:type="dxa"/>
-            </w:tcMar>
-          </w:tcPr>
-          <w:p>
-            <w:pPr>
-              <w:spacing w:before="0" w:after="0" w:line="264" w:lineRule="auto"/>
-              <w:jc w:val="center"/>
-            </w:pPr>
-            <w:r>
-              <w:rPr>
-                <w:rFonts w:ascii="Calibri" w:hAnsi="Calibri" w:eastAsia="맑은 고딕"/>
-                <w:b w:val="0"/>
-                <w:sz w:val="19"/>
-              </w:rPr>
-              <w:t>31</w:t>
-            </w:r>
-          </w:p>
-        </w:tc>
-        <w:tc>
-          <w:tcPr>
-            <w:tcW w:type="dxa" w:w="1080"/>
             <w:vAlign w:val="center"/>
             <w:tcMar>
               <w:top w:w="80" w:type="dxa"/>
@@ -8458,7 +8651,7 @@
         </w:tc>
         <w:tc>
           <w:tcPr>
-            <w:tcW w:type="dxa" w:w="1080"/>
+            <w:tcW w:type="dxa" w:w="936"/>
             <w:vAlign w:val="center"/>
             <w:tcMar>
               <w:top w:w="80" w:type="dxa"/>
@@ -8484,7 +8677,18 @@
         </w:tc>
       </w:tr>
     </w:tbl>
-    <w:p/>
+    <w:p>
+      <w:pPr>
+        <w:spacing w:before="0" w:after="0" w:line="240" w:lineRule="auto"/>
+      </w:pPr>
+      <w:r>
+        <w:rPr>
+          <w:rFonts w:ascii="Calibri" w:hAnsi="Calibri" w:eastAsia="Calibri"/>
+          <w:sz w:val="19"/>
+        </w:rPr>
+        <w:t xml:space="preserve"> </w:t>
+      </w:r>
+    </w:p>
     <w:p>
       <w:pPr>
         <w:spacing w:before="0" w:after="120" w:line="264" w:lineRule="auto"/>
@@ -8526,7 +8730,7 @@
           <w:rFonts w:ascii="Calibri" w:hAnsi="Calibri" w:eastAsia="맑은 고딕"/>
           <w:sz w:val="22"/>
         </w:rPr>
-        <w:t>G1 already achieved a high Text Recall@5, and G2 and G3 reached a Text Recall@10 of 100.0%. In contrast, G3 achieved an Image Recall@1 of 38.6%. However, text retrieval used a relaxed relevance criterion, whereas image retrieval used strict filename matching. The absolute values of the two modalities therefore cannot be directly compared to conclude that image retrieval is inherently more difficult. Nevertheless, under the strict criterion, the ground-truth image was ranked first for fewer than half of the queries, indicating that image ranking remains a major target for improvement.</w:t>
+        <w:t>G1 already achieved a high Text Recall@5, and G2 and G3 reached a Text Recall@10 of 100.0%. In contrast, G3 achieved an Image Recall@1 of 45.7%. However, text retrieval used a relaxed relevance criterion, whereas image retrieval used strict filename matching. The absolute values of the two modalities therefore cannot be directly compared to conclude that image retrieval is inherently more difficult. Nevertheless, under the strict criterion, the ground-truth image was ranked first for fewer than half of the queries, indicating that image ranking remains a major target for improvement.</w:t>
       </w:r>
     </w:p>
     <w:p>
@@ -8538,7 +8742,7 @@
           <w:rFonts w:ascii="Calibri" w:hAnsi="Calibri" w:eastAsia="맑은 고딕"/>
           <w:sz w:val="22"/>
         </w:rPr>
-        <w:t>G4 achieved numerically higher Image Recall@5, Image Recall@10, and Image MRR than G3. In several cases with clearly defined stage-related page ranges and keywords, the ground-truth image moved upward in the ranking. Nevertheless, Image Recall@1 remained at 44.3%, and neither statistical significance nor generalization to external data was evaluated. G4 should therefore be interpreted as an internal pilot method for adjusting a candidate ranking rather than as a method that reliably selects a single correct image.</w:t>
+        <w:t>G4 achieved numerically higher Image Recall@5, Image Recall@10, and Image MRR than G3. In several cases with clearly defined stage-related page ranges and keywords, the ground-truth image moved upward in the ranking. Nevertheless, Image Recall@1 remained at 48.6%, and neither statistical significance nor generalization to external data was evaluated. G4 should therefore be interpreted as an internal pilot method for adjusting a candidate ranking rather than as a method that reliably selects a single correct image.</w:t>
       </w:r>
     </w:p>
     <w:p>
@@ -8594,7 +8798,7 @@
           <w:rFonts w:ascii="Calibri" w:hAnsi="Calibri" w:eastAsia="맑은 고딕"/>
           <w:sz w:val="22"/>
         </w:rPr>
-        <w:t>G4 estimated the training stage from the query and re-ranked G3 candidates using a stage-specific context map. Image Recall@5 increased from 74.3% to 85.7%, Image Recall@10 increased from 84.3% to 92.9%, and Image MRR increased from 0.534 to 0.608. However, Image Recall@1 remained below 50% at 44.3%, and weight selection and final evaluation used the same dataset. The results should therefore be interpreted as an improvement in relevant image-candidate ranking on the internal pilot dataset rather than as a resolution of the image-retrieval problem.</w:t>
+        <w:t>G4 estimated the training stage from the query and re-ranked G3 candidates using a stage-specific context map. Image Recall@5 increased from 71.4% to 77.1%, Image Recall@10 increased from 80.0% to 87.1%, and Image MRR increased from 0.572 to 0.620. However, Image Recall@1 remained below 50% at 48.6%, and weight selection and final evaluation used the same dataset. The results should therefore be interpreted as an improvement in relevant image-candidate ranking on the internal pilot dataset rather than as a resolution of the image-retrieval problem.</w:t>
       </w:r>
     </w:p>
     <w:p>
@@ -8626,7 +8830,7 @@
           <w:rFonts w:ascii="Calibri" w:hAnsi="Calibri" w:eastAsia="맑은 고딕"/>
           <w:sz w:val="22"/>
         </w:rPr>
-        <w:t>[1] P. Lewis et al., "Retrieval-Augmented Generation for Knowledge-Intensive NLP Tasks," in Advances in Neural Information Processing Systems, 2020. https://arxiv.org/abs/2005.11401</w:t>
+        <w:t>[1] A. Djuric, J. L. Rickli, V. M. Jovanovic, and D. Foster, "Hands-on learning environment and educational curriculum on collaborative robotics," in Proc. 2017 ASEE Annu. Conf. Expo., Columbus, OH, USA, 2017, pp. 1-15.</w:t>
       </w:r>
     </w:p>
     <w:p>
@@ -8638,7 +8842,7 @@
           <w:rFonts w:ascii="Calibri" w:hAnsi="Calibri" w:eastAsia="맑은 고딕"/>
           <w:sz w:val="22"/>
         </w:rPr>
-        <w:t>[2] V. Karpukhin et al., "Dense Passage Retrieval for Open-Domain Question Answering," in Proc. EMNLP, 2020. https://aclanthology.org/2020.emnlp-main.550/</w:t>
+        <w:t>[2] V. Villani, F. Pini, F. Leali, and C. Secchi, "Survey on human-robot collaboration in industrial settings: Safety, intuitive interfaces and applications," Mechatronics, vol. 55, pp. 248-266, Nov. 2018, doi: 10.1016/j.mechatronics.2018.02.009.</w:t>
       </w:r>
     </w:p>
     <w:p>
@@ -8650,7 +8854,7 @@
           <w:rFonts w:ascii="Calibri" w:hAnsi="Calibri" w:eastAsia="맑은 고딕"/>
           <w:sz w:val="22"/>
         </w:rPr>
-        <w:t>[3] S. Robertson and H. Zaragoza, "The Probabilistic Relevance Framework: BM25 and Beyond," Foundations and Trends in Information Retrieval, 2009. https://doi.org/10.1561/1500000019</w:t>
+        <w:t>[3] Robots and Robotic Devices--Collaborative Robots, ISO/TS 15066:2016, International Organization for Standardization, Geneva, Switzerland, 2016.</w:t>
       </w:r>
     </w:p>
     <w:p>
@@ -8662,7 +8866,7 @@
           <w:rFonts w:ascii="Calibri" w:hAnsi="Calibri" w:eastAsia="맑은 고딕"/>
           <w:sz w:val="22"/>
         </w:rPr>
-        <w:t>[4] J. Chen et al., "BGE M3-Embedding: Multi-Lingual, Multi-Functionality, Multi-Granularity Text Embeddings Through Self-Knowledge Distillation," in Findings of ACL, 2024. https://arxiv.org/abs/2402.03216</w:t>
+        <w:t>[4] P. Lewis et al., "Retrieval-augmented generation for knowledge-intensive NLP tasks," in Advances in Neural Information Processing Systems, vol. 33, 2020, pp. 9459-9474.</w:t>
       </w:r>
     </w:p>
     <w:p>
@@ -8674,7 +8878,7 @@
           <w:rFonts w:ascii="Calibri" w:hAnsi="Calibri" w:eastAsia="맑은 고딕"/>
           <w:sz w:val="22"/>
         </w:rPr>
-        <w:t>[5] A. Radford et al., "Learning Transferable Visual Models From Natural Language Supervision," in Proc. ICML, 2021. https://arxiv.org/abs/2103.00020</w:t>
+        <w:t>[5] G. Izacard and E. Grave, "Leveraging passage retrieval with generative models for open domain question answering," in Proc. 16th Conf. Eur. Chapter Assoc. Comput. Linguistics, 2021, pp. 874-880, doi: 10.18653/v1/2021.eacl-main.74.</w:t>
       </w:r>
     </w:p>
     <w:p>
@@ -8686,7 +8890,7 @@
           <w:rFonts w:ascii="Calibri" w:hAnsi="Calibri" w:eastAsia="맑은 고딕"/>
           <w:sz w:val="22"/>
         </w:rPr>
-        <w:t>[6] X. Zhai et al., "Sigmoid Loss for Language Image Pre-Training," arXiv:2303.15343, 2023. https://arxiv.org/abs/2303.15343</w:t>
+        <w:t>[6] S. Borgeaud et al., "Improving language models by retrieving from trillions of tokens," in Proc. 39th Int. Conf. Mach. Learn., vol. 162, 2022, pp. 2206-2240.</w:t>
       </w:r>
     </w:p>
     <w:p>
@@ -8698,7 +8902,7 @@
           <w:rFonts w:ascii="Calibri" w:hAnsi="Calibri" w:eastAsia="맑은 고딕"/>
           <w:sz w:val="22"/>
         </w:rPr>
-        <w:t>[7] Qwen Team, "Qwen2.5 Technical Report," arXiv:2412.15115, 2024. https://arxiv.org/abs/2412.15115</w:t>
+        <w:t>[7] V. Karpukhin et al., "Dense passage retrieval for open-domain question answering," in Proc. 2020 Conf. Empirical Methods Natural Language Process., 2020, pp. 6769-6781, doi: 10.18653/v1/2020.emnlp-main.550.</w:t>
       </w:r>
     </w:p>
     <w:p>
@@ -8710,7 +8914,7 @@
           <w:rFonts w:ascii="Calibri" w:hAnsi="Calibri" w:eastAsia="맑은 고딕"/>
           <w:sz w:val="22"/>
         </w:rPr>
-        <w:t>[8] Gemma Team, "Gemma 2: Improving Open Language Models at a Practical Size," arXiv:2408.00118, 2024. https://arxiv.org/abs/2408.00118</w:t>
+        <w:t>[8] S. Robertson and H. Zaragoza, "The probabilistic relevance framework: BM25 and beyond," Found. Trends Inf. Retr., vol. 3, no. 4, pp. 333-389, 2009, doi: 10.1561/1500000019.</w:t>
       </w:r>
     </w:p>
     <w:p>
@@ -8722,7 +8926,7 @@
           <w:rFonts w:ascii="Calibri" w:hAnsi="Calibri" w:eastAsia="맑은 고딕"/>
           <w:sz w:val="22"/>
         </w:rPr>
-        <w:t>[9] Meta AI, "The Llama 3 Herd of Models," arXiv:2407.21783, 2024. https://arxiv.org/abs/2407.21783</w:t>
+        <w:t>[9] N. Reimers and I. Gurevych, "Sentence-BERT: Sentence embeddings using Siamese BERT-networks," in Proc. 2019 Conf. Empirical Methods Natural Language Process. and 9th Int. Joint Conf. Natural Language Process., 2019, pp. 3982-3992, doi: 10.18653/v1/D19-1410.</w:t>
       </w:r>
     </w:p>
     <w:p>
@@ -8734,7 +8938,7 @@
           <w:rFonts w:ascii="Calibri" w:hAnsi="Calibri" w:eastAsia="맑은 고딕"/>
           <w:sz w:val="22"/>
         </w:rPr>
-        <w:t>[10] T. Dettmers et al., "QLoRA: Efficient Finetuning of Quantized LLMs," in Advances in Neural Information Processing Systems, 2023. https://arxiv.org/abs/2305.14314</w:t>
+        <w:t>[10] J. Chen, S. Xiao, P. Zhang, K. Luo, D. Lian, and Z. Liu, "M3-Embedding: Multi-linguality, multi-functionality, multi-granularity text embeddings through self-knowledge distillation," in Findings Assoc. Comput. Linguistics: ACL 2024, 2024, pp. 2318-2335, doi: 10.18653/v1/2024.findings-acl.137.</w:t>
       </w:r>
     </w:p>
     <w:p>
@@ -8746,7 +8950,7 @@
           <w:rFonts w:ascii="Calibri" w:hAnsi="Calibri" w:eastAsia="맑은 고딕"/>
           <w:sz w:val="22"/>
         </w:rPr>
-        <w:t>[11] Chroma, "Chroma Docs: Introduction." https://docs.trychroma.com/docs/overview/introduction</w:t>
+        <w:t>[11] Y. Gao et al., "Retrieval-augmented generation for large language models: A survey," arXiv:2312.10997, 2023.</w:t>
       </w:r>
     </w:p>
     <w:p>
@@ -8758,7 +8962,7 @@
           <w:rFonts w:ascii="Calibri" w:hAnsi="Calibri" w:eastAsia="맑은 고딕"/>
           <w:sz w:val="22"/>
         </w:rPr>
-        <w:t>[12] A. Djuric, J. L. Rickli, V. M. Jovanovic, and D. Foster, "Hands-On Learning Environment and Educational Curriculum on Collaborative Robotics," in Proc. ASEE Annual Conference, 2017. https://digitalcommons.odu.edu/engtech_fac_pubs/78/</w:t>
+        <w:t>[12] A. Radford et al., "Learning transferable visual models from natural language supervision," in Proc. 38th Int. Conf. Mach. Learn., vol. 139, 2021, pp. 8748-8763.</w:t>
       </w:r>
     </w:p>
     <w:p>
@@ -8770,7 +8974,224 @@
           <w:rFonts w:ascii="Calibri" w:hAnsi="Calibri" w:eastAsia="맑은 고딕"/>
           <w:sz w:val="22"/>
         </w:rPr>
-        <w:t>[13] Doosan Robotics, "User Manual / DART-Platform Manual." https://manual.doosanrobotics.com/en/user-manual/3.6.0/1-m-h-series/part-6-dart-platform-manual</w:t>
+        <w:t>[13] C. Jia et al., "Scaling up visual and vision-language representation learning with noisy text supervision," in Proc. 38th Int. Conf. Mach. Learn., vol. 139, 2021, pp. 4904-4916.</w:t>
+      </w:r>
+    </w:p>
+    <w:p>
+      <w:pPr>
+        <w:spacing w:before="0" w:after="120" w:line="264" w:lineRule="auto"/>
+      </w:pPr>
+      <w:r>
+        <w:rPr>
+          <w:rFonts w:ascii="Calibri" w:hAnsi="Calibri" w:eastAsia="맑은 고딕"/>
+          <w:sz w:val="22"/>
+        </w:rPr>
+        <w:t>[14] J. Li, D. Li, C. Xiong, and S. Hoi, "BLIP: Bootstrapping language-image pre-training for unified vision-language understanding and generation," in Proc. 39th Int. Conf. Mach. Learn., vol. 162, 2022, pp. 12888-12900.</w:t>
+      </w:r>
+    </w:p>
+    <w:p>
+      <w:pPr>
+        <w:spacing w:before="0" w:after="120" w:line="264" w:lineRule="auto"/>
+      </w:pPr>
+      <w:r>
+        <w:rPr>
+          <w:rFonts w:ascii="Calibri" w:hAnsi="Calibri" w:eastAsia="맑은 고딕"/>
+          <w:sz w:val="22"/>
+        </w:rPr>
+        <w:t>[15] X. Zhai, B. Mustafa, A. Kolesnikov, and L. Beyer, "Sigmoid loss for language image pre-training," in Proc. IEEE/CVF Int. Conf. Comput. Vis., 2023, pp. 11975-11986.</w:t>
+      </w:r>
+    </w:p>
+    <w:p>
+      <w:pPr>
+        <w:spacing w:before="0" w:after="120" w:line="264" w:lineRule="auto"/>
+      </w:pPr>
+      <w:r>
+        <w:rPr>
+          <w:rFonts w:ascii="Calibri" w:hAnsi="Calibri" w:eastAsia="맑은 고딕"/>
+          <w:sz w:val="22"/>
+        </w:rPr>
+        <w:t>[16] W. Chen, H. Hu, X. Chen, P. Verga, and W. W. Cohen, "MuRAG: Multimodal retrieval-augmented generator for open question answering over images and text," in Proc. 2022 Conf. Empirical Methods Natural Language Process., 2022, pp. 5558-5570, doi: 10.18653/v1/2022.emnlp-main.375.</w:t>
+      </w:r>
+    </w:p>
+    <w:p>
+      <w:pPr>
+        <w:spacing w:before="0" w:after="120" w:line="264" w:lineRule="auto"/>
+      </w:pPr>
+      <w:r>
+        <w:rPr>
+          <w:rFonts w:ascii="Calibri" w:hAnsi="Calibri" w:eastAsia="맑은 고딕"/>
+          <w:sz w:val="22"/>
+        </w:rPr>
+        <w:t>[17] Z. Hu et al., "REVEAL: Retrieval-augmented visual-language pre-training with multi-source multimodal knowledge memory," in Proc. IEEE/CVF Conf. Comput. Vis. Pattern Recognit., 2023, pp. 23369-23379.</w:t>
+      </w:r>
+    </w:p>
+    <w:p>
+      <w:pPr>
+        <w:spacing w:before="0" w:after="120" w:line="264" w:lineRule="auto"/>
+      </w:pPr>
+      <w:r>
+        <w:rPr>
+          <w:rFonts w:ascii="Calibri" w:hAnsi="Calibri" w:eastAsia="맑은 고딕"/>
+          <w:sz w:val="22"/>
+        </w:rPr>
+        <w:t>[18] M. Yasunaga et al., "Retrieval-augmented multimodal language modeling," in Proc. 40th Int. Conf. Mach. Learn., vol. 202, 2023, pp. 39755-39769.</w:t>
+      </w:r>
+    </w:p>
+    <w:p>
+      <w:pPr>
+        <w:spacing w:before="0" w:after="120" w:line="264" w:lineRule="auto"/>
+      </w:pPr>
+      <w:r>
+        <w:rPr>
+          <w:rFonts w:ascii="Calibri" w:hAnsi="Calibri" w:eastAsia="맑은 고딕"/>
+          <w:sz w:val="22"/>
+        </w:rPr>
+        <w:t>[19] Y. Xu, M. Li, L. Cui, S. Huang, F. Wei, and M. Zhou, "LayoutLM: Pre-training of text and layout for document image understanding," in Proc. 26th ACM SIGKDD Int. Conf. Knowl. Discovery Data Mining, 2020, pp. 1192-1200, doi: 10.1145/3394486.3403172.</w:t>
+      </w:r>
+    </w:p>
+    <w:p>
+      <w:pPr>
+        <w:spacing w:before="0" w:after="120" w:line="264" w:lineRule="auto"/>
+      </w:pPr>
+      <w:r>
+        <w:rPr>
+          <w:rFonts w:ascii="Calibri" w:hAnsi="Calibri" w:eastAsia="맑은 고딕"/>
+          <w:sz w:val="22"/>
+        </w:rPr>
+        <w:t>[20] S. Es, J. James, L. Espinosa-Anke, and S. Schockaert, "RAGAs: Automated evaluation of retrieval augmented generation," in Proc. 18th Conf. Eur. Chapter Assoc. Comput. Linguistics: Syst. Demonstrations, 2024, pp. 150-158, doi: 10.18653/v1/2024.eacl-demo.16.</w:t>
+      </w:r>
+    </w:p>
+    <w:p>
+      <w:pPr>
+        <w:spacing w:before="0" w:after="120" w:line="264" w:lineRule="auto"/>
+      </w:pPr>
+      <w:r>
+        <w:rPr>
+          <w:rFonts w:ascii="Calibri" w:hAnsi="Calibri" w:eastAsia="맑은 고딕"/>
+          <w:sz w:val="22"/>
+        </w:rPr>
+        <w:t>[21] J. Saad-Falcon, O. Khattab, C. Potts, and M. Zaharia, "ARES: An automated evaluation framework for retrieval-augmented generation systems," in Proc. 2024 Conf. North Amer. Chapter Assoc. Comput. Linguistics: Human Language Technol., 2024, pp. 338-354, doi: 10.18653/v1/2024.naacl-long.20.</w:t>
+      </w:r>
+    </w:p>
+    <w:p>
+      <w:pPr>
+        <w:spacing w:before="0" w:after="120" w:line="264" w:lineRule="auto"/>
+      </w:pPr>
+      <w:r>
+        <w:rPr>
+          <w:rFonts w:ascii="Calibri" w:hAnsi="Calibri" w:eastAsia="맑은 고딕"/>
+          <w:sz w:val="22"/>
+        </w:rPr>
+        <w:t>[22] Qwen Team, "Qwen2.5 technical report," arXiv:2412.15115, 2024.</w:t>
+      </w:r>
+    </w:p>
+    <w:p>
+      <w:pPr>
+        <w:spacing w:before="0" w:after="120" w:line="264" w:lineRule="auto"/>
+      </w:pPr>
+      <w:r>
+        <w:rPr>
+          <w:rFonts w:ascii="Calibri" w:hAnsi="Calibri" w:eastAsia="맑은 고딕"/>
+          <w:sz w:val="22"/>
+        </w:rPr>
+        <w:t>[23] Gemma Team et al., "Gemma 2: Improving open language models at a practical size," arXiv:2408.00118, 2024.</w:t>
+      </w:r>
+    </w:p>
+    <w:p>
+      <w:pPr>
+        <w:spacing w:before="0" w:after="120" w:line="264" w:lineRule="auto"/>
+      </w:pPr>
+      <w:r>
+        <w:rPr>
+          <w:rFonts w:ascii="Calibri" w:hAnsi="Calibri" w:eastAsia="맑은 고딕"/>
+          <w:sz w:val="22"/>
+        </w:rPr>
+        <w:t>[24] A. Grattafiori et al., "The Llama 3 herd of models," arXiv:2407.21783, 2024.</w:t>
+      </w:r>
+    </w:p>
+    <w:p>
+      <w:pPr>
+        <w:spacing w:before="0" w:after="120" w:line="264" w:lineRule="auto"/>
+      </w:pPr>
+      <w:r>
+        <w:rPr>
+          <w:rFonts w:ascii="Calibri" w:hAnsi="Calibri" w:eastAsia="맑은 고딕"/>
+          <w:sz w:val="22"/>
+        </w:rPr>
+        <w:t>[25] T. Dettmers, A. Pagnoni, A. Holtzman, and L. Zettlemoyer, "QLoRA: Efficient finetuning of quantized LLMs," in Advances in Neural Information Processing Systems, vol. 36, 2023.</w:t>
+      </w:r>
+    </w:p>
+    <w:p>
+      <w:pPr>
+        <w:spacing w:before="0" w:after="120" w:line="264" w:lineRule="auto"/>
+      </w:pPr>
+      <w:r>
+        <w:rPr>
+          <w:rFonts w:ascii="Calibri" w:hAnsi="Calibri" w:eastAsia="맑은 고딕"/>
+          <w:sz w:val="22"/>
+        </w:rPr>
+        <w:t>[26] E. Frantar, S. Ashkboos, T. Hoefler, and D. Alistarh, "GPTQ: Accurate post-training quantization for generative pre-trained transformers," in Proc. 11th Int. Conf. Learn. Representations, 2023.</w:t>
+      </w:r>
+    </w:p>
+    <w:p>
+      <w:pPr>
+        <w:spacing w:before="0" w:after="120" w:line="264" w:lineRule="auto"/>
+      </w:pPr>
+      <w:r>
+        <w:rPr>
+          <w:rFonts w:ascii="Calibri" w:hAnsi="Calibri" w:eastAsia="맑은 고딕"/>
+          <w:sz w:val="22"/>
+        </w:rPr>
+        <w:t>[27] J. Lin et al., "AWQ: Activation-aware weight quantization for on-device LLM compression and acceleration," Proc. Mach. Learn. Syst., vol. 6, pp. 87-100, 2024.</w:t>
+      </w:r>
+    </w:p>
+    <w:p>
+      <w:pPr>
+        <w:spacing w:before="0" w:after="120" w:line="264" w:lineRule="auto"/>
+      </w:pPr>
+      <w:r>
+        <w:rPr>
+          <w:rFonts w:ascii="Calibri" w:hAnsi="Calibri" w:eastAsia="맑은 고딕"/>
+          <w:sz w:val="22"/>
+        </w:rPr>
+        <w:t>[28] Chroma, "Chroma documentation: Introduction." Accessed: Jul. 25, 2026. [Online]. Available: https://docs.trychroma.com/docs/overview/introduction</w:t>
+      </w:r>
+    </w:p>
+    <w:p>
+      <w:pPr>
+        <w:spacing w:before="0" w:after="120" w:line="264" w:lineRule="auto"/>
+      </w:pPr>
+      <w:r>
+        <w:rPr>
+          <w:rFonts w:ascii="Calibri" w:hAnsi="Calibri" w:eastAsia="맑은 고딕"/>
+          <w:sz w:val="22"/>
+        </w:rPr>
+        <w:t>[29] E. M. Voorhees and D. M. Tice, "The TREC-8 question answering track evaluation," in Proc. 8th Text REtrieval Conf., NIST Special Publication 500-246, 2000, pp. 83-105.</w:t>
+      </w:r>
+    </w:p>
+    <w:p>
+      <w:pPr>
+        <w:spacing w:before="0" w:after="120" w:line="264" w:lineRule="auto"/>
+      </w:pPr>
+      <w:r>
+        <w:rPr>
+          <w:rFonts w:ascii="Calibri" w:hAnsi="Calibri" w:eastAsia="맑은 고딕"/>
+          <w:sz w:val="22"/>
+        </w:rPr>
+        <w:t>[30] Doosan Robotics, "DART-Platform manual," User Manual, ver. 3.6.0. Accessed: Jul. 25, 2026. [Online]. Available: https://manual.doosanrobotics.com/en/user-manual/3.6.0/1-m-h-series/part-6-dart-platform-manual</w:t>
+      </w:r>
+    </w:p>
+    <w:p>
+      <w:pPr>
+        <w:pStyle w:val="Heading1"/>
+      </w:pPr>
+      <w:r>
+        <w:t>Author Biography</w:t>
+      </w:r>
+    </w:p>
+    <w:p>
+      <w:r>
+        <w:t>Jimin Lee received the B.S. degree in environmental engineering from Inha University, Incheon, Republic of Korea. Jimin Lee is currently pursuing the master's degree in artificial intelligence at the Graduate School of Information and Telecommunications, Konkuk University, Seoul, Republic of Korea. Research interests include multimodal retrieval-augmented generation, local large language models, and collaborative robot training systems.</w:t>
       </w:r>
     </w:p>
     <w:sectPr>
@@ -9189,7 +9610,6 @@
     <w:qFormat/>
     <w:rsid w:val="00FC693F"/>
     <w:pPr>
-      <w:widowControl/>
       <w:spacing w:after="120" w:line="264" w:lineRule="auto"/>
     </w:pPr>
     <w:rPr>
@@ -9251,9 +9671,6 @@
     <w:qFormat/>
     <w:rsid w:val="00FC693F"/>
     <w:pPr>
-      <w:keepNext/>
-      <w:keepLines/>
-      <w:widowControl/>
       <w:spacing w:before="320" w:after="160" w:line="264" w:lineRule="auto"/>
       <w:outlineLvl w:val="0"/>
     </w:pPr>
@@ -9276,9 +9693,6 @@
     <w:qFormat/>
     <w:rsid w:val="00FC693F"/>
     <w:pPr>
-      <w:keepNext/>
-      <w:keepLines/>
-      <w:widowControl/>
       <w:spacing w:before="240" w:after="120" w:line="264" w:lineRule="auto"/>
       <w:outlineLvl w:val="1"/>
     </w:pPr>
@@ -9301,9 +9715,6 @@
     <w:qFormat/>
     <w:rsid w:val="00FC693F"/>
     <w:pPr>
-      <w:keepNext/>
-      <w:keepLines/>
-      <w:widowControl/>
       <w:spacing w:before="160" w:after="80" w:line="264" w:lineRule="auto"/>
       <w:outlineLvl w:val="2"/>
     </w:pPr>
@@ -9326,8 +9737,6 @@
     <w:qFormat/>
     <w:rsid w:val="00FC693F"/>
     <w:pPr>
-      <w:keepNext/>
-      <w:keepLines/>
       <w:spacing w:before="200" w:after="0"/>
       <w:outlineLvl w:val="3"/>
     </w:pPr>
@@ -9351,8 +9760,6 @@
     <w:qFormat/>
     <w:rsid w:val="00FC693F"/>
     <w:pPr>
-      <w:keepNext/>
-      <w:keepLines/>
       <w:spacing w:before="200" w:after="0"/>
       <w:outlineLvl w:val="4"/>
     </w:pPr>
@@ -9372,8 +9779,6 @@
     <w:qFormat/>
     <w:rsid w:val="00FC693F"/>
     <w:pPr>
-      <w:keepNext/>
-      <w:keepLines/>
       <w:spacing w:before="200" w:after="0"/>
       <w:outlineLvl w:val="5"/>
     </w:pPr>
@@ -9395,8 +9800,6 @@
     <w:qFormat/>
     <w:rsid w:val="00FC693F"/>
     <w:pPr>
-      <w:keepNext/>
-      <w:keepLines/>
       <w:spacing w:before="200" w:after="0"/>
       <w:outlineLvl w:val="6"/>
     </w:pPr>
@@ -9418,8 +9821,6 @@
     <w:qFormat/>
     <w:rsid w:val="00FC693F"/>
     <w:pPr>
-      <w:keepNext/>
-      <w:keepLines/>
       <w:spacing w:before="200" w:after="0"/>
       <w:outlineLvl w:val="7"/>
     </w:pPr>
@@ -9441,8 +9842,6 @@
     <w:qFormat/>
     <w:rsid w:val="00FC693F"/>
     <w:pPr>
-      <w:keepNext/>
-      <w:keepLines/>
       <w:spacing w:before="200" w:after="0"/>
       <w:outlineLvl w:val="8"/>
     </w:pPr>
